--- a/docs/colon_tumor_journal.docx
+++ b/docs/colon_tumor_journal.docx
@@ -4,6 +4,7 @@
   <w:body>
     <w:p>
       <w:pPr>
+        <w:pStyle w:val="Heading1"/>
         <w:rPr>
           <w:b/>
           <w:bCs/>
@@ -31,21 +32,6 @@
           <w:bCs/>
         </w:rPr>
         <w:t xml:space="preserve"> Infestation</w:t>
-      </w:r>
-    </w:p>
-    <w:p>
-      <w:pPr>
-        <w:rPr>
-          <w:b/>
-          <w:bCs/>
-        </w:rPr>
-      </w:pPr>
-      <w:r>
-        <w:rPr>
-          <w:b/>
-          <w:bCs/>
-        </w:rPr>
-        <w:t>Pre-Chapter 1: Advanced Colorectal Infection Control, Surgery, and Personnel PPE Protocols</w:t>
       </w:r>
     </w:p>
     <w:p>
@@ -388,6 +374,7 @@
     <w:p/>
     <w:p>
       <w:pPr>
+        <w:pStyle w:val="Heading1"/>
         <w:rPr>
           <w:b/>
           <w:bCs/>
@@ -422,15 +409,7 @@
         <w:t>Pycnogonida</w:t>
       </w:r>
       <w:r>
-        <w:t xml:space="preserve"> (sea spiders) comprises over 1,300 species of marine arthropods characterized by a unique proboscis morphology and a digestive system that extends into the appendicular segments. While traditionally viewed as predators of soft-bodied marine invertebrates, the potential for accidental human inoculation within the lower gastrointestinal </w:t>
-      </w:r>
-      <w:proofErr w:type="gramStart"/>
-      <w:r>
-        <w:t>tract—</w:t>
-      </w:r>
-      <w:proofErr w:type="gramEnd"/>
-      <w:r>
-        <w:t xml:space="preserve">specifically the colonic wall, haustral pouches, and rectal compartments—presents a severe, unexplored clinical challenge. This paper details the theoretical pathophysiology of </w:t>
+        <w:t xml:space="preserve"> (sea spiders) comprises over 1,300 species of marine arthropods characterized by a unique proboscis morphology and a digestive system that extends into the appendicular segments. While traditionally viewed as predators of soft-bodied marine invertebrates, the potential for accidental human inoculation within the lower gastrointestinal tract—specifically the colonic wall, haustral pouches, and rectal compartments—presents a severe, unexplored clinical challenge. This paper details the theoretical pathophysiology of </w:t>
       </w:r>
       <w:r>
         <w:rPr>
@@ -619,41 +598,234 @@
         <w:t>Pycnogonida</w:t>
       </w:r>
       <w:r>
-        <w:t xml:space="preserve">, Gastrointestinal Parasitology, Desmoplastic Stroma, Voxel </w:t>
-      </w:r>
-      <w:proofErr w:type="gramStart"/>
-      <w:r>
-        <w:t>Ray-Marching</w:t>
-      </w:r>
-      <w:proofErr w:type="gramEnd"/>
-      <w:r>
-        <w:t>, Isotopic Radiotoxic Mimicry, Duty to Warn.</w:t>
-      </w:r>
-    </w:p>
-    <w:p/>
-    <w:p/>
-    <w:p/>
-    <w:p/>
-    <w:p/>
-    <w:p/>
-    <w:p/>
-    <w:p/>
-    <w:p/>
-    <w:p/>
-    <w:p/>
-    <w:p/>
-    <w:p/>
-    <w:p/>
-    <w:p/>
-    <w:p/>
-    <w:p/>
-    <w:p/>
-    <w:p/>
-    <w:p/>
-    <w:p/>
-    <w:p/>
-    <w:p/>
-    <w:p/>
+        <w:t>, Gastrointestinal Parasitology, Desmoplastic Stroma, Voxel Ray-Marching, Isotopic Radiotoxic Mimicry, Duty to Warn.</w:t>
+      </w:r>
+    </w:p>
+    <w:p/>
+    <w:p/>
+    <w:p/>
+    <w:p/>
+    <w:p/>
+    <w:p/>
+    <w:p/>
+    <w:p/>
+    <w:p/>
+    <w:p/>
+    <w:p/>
+    <w:p/>
+    <w:p/>
+    <w:p/>
+    <w:p/>
+    <w:p/>
+    <w:p/>
+    <w:p/>
+    <w:p/>
+    <w:p/>
+    <w:p/>
+    <w:p/>
+    <w:p/>
+    <w:p/>
+    <w:p>
+      <w:pPr>
+        <w:pStyle w:val="Heading1"/>
+        <w:rPr>
+          <w:b/>
+          <w:bCs/>
+        </w:rPr>
+      </w:pPr>
+      <w:r>
+        <w:rPr>
+          <w:b/>
+          <w:bCs/>
+        </w:rPr>
+        <w:lastRenderedPageBreak/>
+        <w:t>Pre-Chapter 1: Advanced Colorectal Infection Control, Surgery, and Personnel PPE Protocols</w:t>
+      </w:r>
+    </w:p>
+    <w:p>
+      <w:pPr>
+        <w:rPr>
+          <w:b/>
+          <w:bCs/>
+        </w:rPr>
+      </w:pPr>
+    </w:p>
+    <w:p>
+      <w:pPr>
+        <w:rPr>
+          <w:b/>
+          <w:bCs/>
+        </w:rPr>
+      </w:pPr>
+    </w:p>
+    <w:p>
+      <w:pPr>
+        <w:rPr>
+          <w:b/>
+          <w:bCs/>
+        </w:rPr>
+      </w:pPr>
+    </w:p>
+    <w:p>
+      <w:pPr>
+        <w:rPr>
+          <w:b/>
+          <w:bCs/>
+        </w:rPr>
+      </w:pPr>
+    </w:p>
+    <w:p>
+      <w:pPr>
+        <w:rPr>
+          <w:b/>
+          <w:bCs/>
+        </w:rPr>
+      </w:pPr>
+    </w:p>
+    <w:p>
+      <w:pPr>
+        <w:rPr>
+          <w:b/>
+          <w:bCs/>
+        </w:rPr>
+      </w:pPr>
+    </w:p>
+    <w:p>
+      <w:pPr>
+        <w:rPr>
+          <w:b/>
+          <w:bCs/>
+        </w:rPr>
+      </w:pPr>
+    </w:p>
+    <w:p>
+      <w:pPr>
+        <w:rPr>
+          <w:b/>
+          <w:bCs/>
+        </w:rPr>
+      </w:pPr>
+    </w:p>
+    <w:p>
+      <w:pPr>
+        <w:rPr>
+          <w:b/>
+          <w:bCs/>
+        </w:rPr>
+      </w:pPr>
+    </w:p>
+    <w:p>
+      <w:pPr>
+        <w:rPr>
+          <w:b/>
+          <w:bCs/>
+        </w:rPr>
+      </w:pPr>
+    </w:p>
+    <w:p>
+      <w:pPr>
+        <w:rPr>
+          <w:b/>
+          <w:bCs/>
+        </w:rPr>
+      </w:pPr>
+    </w:p>
+    <w:p>
+      <w:pPr>
+        <w:rPr>
+          <w:b/>
+          <w:bCs/>
+        </w:rPr>
+      </w:pPr>
+    </w:p>
+    <w:p>
+      <w:pPr>
+        <w:rPr>
+          <w:b/>
+          <w:bCs/>
+        </w:rPr>
+      </w:pPr>
+    </w:p>
+    <w:p>
+      <w:pPr>
+        <w:rPr>
+          <w:b/>
+          <w:bCs/>
+        </w:rPr>
+      </w:pPr>
+    </w:p>
+    <w:p>
+      <w:pPr>
+        <w:rPr>
+          <w:b/>
+          <w:bCs/>
+        </w:rPr>
+      </w:pPr>
+    </w:p>
+    <w:p>
+      <w:pPr>
+        <w:rPr>
+          <w:b/>
+          <w:bCs/>
+        </w:rPr>
+      </w:pPr>
+    </w:p>
+    <w:p>
+      <w:pPr>
+        <w:rPr>
+          <w:b/>
+          <w:bCs/>
+        </w:rPr>
+      </w:pPr>
+    </w:p>
+    <w:p>
+      <w:pPr>
+        <w:rPr>
+          <w:b/>
+          <w:bCs/>
+        </w:rPr>
+      </w:pPr>
+    </w:p>
+    <w:p>
+      <w:pPr>
+        <w:rPr>
+          <w:b/>
+          <w:bCs/>
+        </w:rPr>
+      </w:pPr>
+    </w:p>
+    <w:p>
+      <w:pPr>
+        <w:rPr>
+          <w:b/>
+          <w:bCs/>
+        </w:rPr>
+      </w:pPr>
+    </w:p>
+    <w:p>
+      <w:pPr>
+        <w:rPr>
+          <w:b/>
+          <w:bCs/>
+        </w:rPr>
+      </w:pPr>
+    </w:p>
+    <w:p>
+      <w:pPr>
+        <w:rPr>
+          <w:b/>
+          <w:bCs/>
+        </w:rPr>
+      </w:pPr>
+    </w:p>
+    <w:p>
+      <w:pPr>
+        <w:rPr>
+          <w:b/>
+          <w:bCs/>
+        </w:rPr>
+      </w:pPr>
+    </w:p>
     <w:p>
       <w:pPr>
         <w:rPr>
@@ -672,158 +844,293 @@
     </w:p>
     <w:p>
       <w:r>
-        <w:t xml:space="preserve">Spontaneous evacuation or surgical exposure within the lower gastrointestinal tract presents severe anatomical and biochemical hazards. The dense vascularity of the mesentery, complex mucosal folds of the colon, and presence of high-pressure intestinal gases require specialized engineering controls. Standard operating room ventilation systems cannot process </w:t>
-      </w:r>
-      <w:proofErr w:type="gramStart"/>
-      <w:r>
-        <w:t>low-pH</w:t>
-      </w:r>
-      <w:proofErr w:type="gramEnd"/>
-      <w:r>
-        <w:t xml:space="preserve"> cytolytic digestive enzymes or volatile radiomimetic gases within enclosed visceral cavities.</w:t>
-      </w:r>
-    </w:p>
-    <w:p/>
-    <w:p>
-      <w:proofErr w:type="gramStart"/>
-      <w:r>
-        <w:t>[ Lower</w:t>
-      </w:r>
-      <w:proofErr w:type="gramEnd"/>
-      <w:r>
-        <w:t xml:space="preserve"> GI Operating Field: Negative Pressure Isolation </w:t>
-      </w:r>
-      <w:proofErr w:type="gramStart"/>
-      <w:r>
-        <w:t>Envelope ]</w:t>
-      </w:r>
-      <w:proofErr w:type="gramEnd"/>
-    </w:p>
-    <w:p>
-      <w:r>
+        <w:t>Spontaneous evacuation or surgical exposure within the lower gastrointestinal tract presents severe anatomical and biochemical hazards. The dense vascularity of the mesentery, complex mucosal folds of the colon, and presence of high-pressure intestinal gases require specialized engineering controls. Standard operating room ventilation systems cannot process low-pH cytolytic digestive enzymes or volatile radiomimetic gases within enclosed visceral cavities.</w:t>
+      </w:r>
+    </w:p>
+    <w:p/>
+    <w:p>
+      <w:pPr>
+        <w:rPr>
+          <w:b/>
+          <w:bCs/>
+        </w:rPr>
+      </w:pPr>
+      <w:r>
+        <w:rPr>
+          <w:b/>
+          <w:bCs/>
+        </w:rPr>
+        <w:t>[ Lower GI Operating Field: Negative Pressure Isolation Envelope ]</w:t>
+      </w:r>
+    </w:p>
+    <w:p>
+      <w:pPr>
+        <w:rPr>
+          <w:b/>
+          <w:bCs/>
+        </w:rPr>
+      </w:pPr>
+      <w:r>
+        <w:rPr>
+          <w:b/>
+          <w:bCs/>
+        </w:rPr>
         <w:t xml:space="preserve">                                │</w:t>
       </w:r>
     </w:p>
     <w:p>
-      <w:r>
+      <w:pPr>
+        <w:rPr>
+          <w:b/>
+          <w:bCs/>
+        </w:rPr>
+      </w:pPr>
+      <w:r>
+        <w:rPr>
+          <w:b/>
+          <w:bCs/>
+        </w:rPr>
         <w:t xml:space="preserve">        ┌───────────────────────</w:t>
       </w:r>
       <w:r>
         <w:rPr>
           <w:rFonts w:ascii="MS Gothic" w:eastAsia="MS Gothic" w:hAnsi="MS Gothic" w:cs="MS Gothic" w:hint="eastAsia"/>
+          <w:b/>
+          <w:bCs/>
         </w:rPr>
         <w:t>┴</w:t>
       </w:r>
       <w:r>
         <w:rPr>
           <w:rFonts w:ascii="Aptos" w:hAnsi="Aptos" w:cs="Aptos"/>
+          <w:b/>
+          <w:bCs/>
         </w:rPr>
         <w:t>───────────────────────┐</w:t>
       </w:r>
     </w:p>
     <w:p>
-      <w:r>
+      <w:pPr>
+        <w:rPr>
+          <w:b/>
+          <w:bCs/>
+        </w:rPr>
+      </w:pPr>
+      <w:r>
+        <w:rPr>
+          <w:b/>
+          <w:bCs/>
+        </w:rPr>
         <w:t xml:space="preserve">        </w:t>
       </w:r>
       <w:r>
         <w:rPr>
           <w:rFonts w:ascii="Arial" w:hAnsi="Arial" w:cs="Arial"/>
+          <w:b/>
+          <w:bCs/>
         </w:rPr>
         <w:t>▼</w:t>
       </w:r>
       <w:r>
+        <w:rPr>
+          <w:b/>
+          <w:bCs/>
+        </w:rPr>
         <w:t xml:space="preserve">                                               </w:t>
       </w:r>
       <w:r>
         <w:rPr>
           <w:rFonts w:ascii="Arial" w:hAnsi="Arial" w:cs="Arial"/>
+          <w:b/>
+          <w:bCs/>
         </w:rPr>
         <w:t>▼</w:t>
       </w:r>
     </w:p>
     <w:p>
-      <w:proofErr w:type="gramStart"/>
-      <w:r>
-        <w:t>[ Intestinal</w:t>
-      </w:r>
-      <w:proofErr w:type="gramEnd"/>
-      <w:r>
-        <w:t xml:space="preserve"> Gas </w:t>
-      </w:r>
-      <w:proofErr w:type="gramStart"/>
-      <w:r>
-        <w:t>Scavenging ]</w:t>
-      </w:r>
-      <w:proofErr w:type="gramEnd"/>
-      <w:r>
-        <w:t xml:space="preserve">             </w:t>
-      </w:r>
-      <w:proofErr w:type="gramStart"/>
-      <w:r>
-        <w:t xml:space="preserve">   [</w:t>
-      </w:r>
-      <w:proofErr w:type="gramEnd"/>
-      <w:r>
-        <w:t xml:space="preserve"> Chemical Neutralization </w:t>
-      </w:r>
-      <w:proofErr w:type="gramStart"/>
-      <w:r>
-        <w:t>Zones ]</w:t>
-      </w:r>
-      <w:proofErr w:type="gramEnd"/>
-    </w:p>
-    <w:p>
-      <w:r>
+      <w:pPr>
+        <w:rPr>
+          <w:b/>
+          <w:bCs/>
+        </w:rPr>
+      </w:pPr>
+      <w:r>
+        <w:rPr>
+          <w:b/>
+          <w:bCs/>
+        </w:rPr>
+        <w:t>[ Intestinal Gas Scavenging ]                [ Chemical Neutralization Zones ]</w:t>
+      </w:r>
+    </w:p>
+    <w:p>
+      <w:pPr>
+        <w:rPr>
+          <w:b/>
+          <w:bCs/>
+        </w:rPr>
+      </w:pPr>
+      <w:r>
+        <w:rPr>
+          <w:b/>
+          <w:bCs/>
+        </w:rPr>
         <w:t xml:space="preserve">  - Continuous Luminal Aspiration              - Alkaline Peritoneal Barriers</w:t>
       </w:r>
     </w:p>
     <w:p>
-      <w:r>
+      <w:pPr>
+        <w:rPr>
+          <w:b/>
+          <w:bCs/>
+        </w:rPr>
+      </w:pPr>
+      <w:r>
+        <w:rPr>
+          <w:b/>
+          <w:bCs/>
+        </w:rPr>
         <w:t xml:space="preserve">  - Charcoal Scrubber for Aerosols             - Direct pH 8.4 Boundary Rinses</w:t>
       </w:r>
     </w:p>
     <w:p>
-      <w:r>
+      <w:pPr>
+        <w:rPr>
+          <w:b/>
+          <w:bCs/>
+        </w:rPr>
+      </w:pPr>
+      <w:r>
+        <w:rPr>
+          <w:b/>
+          <w:bCs/>
+        </w:rPr>
         <w:t xml:space="preserve">                               │                        │</w:t>
       </w:r>
     </w:p>
     <w:p>
-      <w:r>
+      <w:pPr>
+        <w:rPr>
+          <w:b/>
+          <w:bCs/>
+        </w:rPr>
+      </w:pPr>
+      <w:r>
+        <w:rPr>
+          <w:b/>
+          <w:bCs/>
+        </w:rPr>
         <w:t xml:space="preserve">                               </w:t>
       </w:r>
       <w:r>
         <w:rPr>
           <w:rFonts w:ascii="Arial" w:hAnsi="Arial" w:cs="Arial"/>
+          <w:b/>
+          <w:bCs/>
         </w:rPr>
         <w:t>▼</w:t>
       </w:r>
       <w:r>
+        <w:rPr>
+          <w:b/>
+          <w:bCs/>
+        </w:rPr>
         <w:t xml:space="preserve">                        </w:t>
       </w:r>
       <w:r>
         <w:rPr>
           <w:rFonts w:ascii="Arial" w:hAnsi="Arial" w:cs="Arial"/>
+          <w:b/>
+          <w:bCs/>
         </w:rPr>
         <w:t>▼</w:t>
       </w:r>
     </w:p>
     <w:p>
-      <w:r>
-        <w:t xml:space="preserve">               </w:t>
-      </w:r>
-      <w:proofErr w:type="gramStart"/>
-      <w:r>
-        <w:t>[ Secured</w:t>
-      </w:r>
-      <w:proofErr w:type="gramEnd"/>
-      <w:r>
-        <w:t xml:space="preserve"> Visceral Containment </w:t>
-      </w:r>
-      <w:proofErr w:type="gramStart"/>
-      <w:r>
-        <w:t>Zone ]</w:t>
-      </w:r>
-      <w:proofErr w:type="gramEnd"/>
+      <w:pPr>
+        <w:rPr>
+          <w:b/>
+          <w:bCs/>
+        </w:rPr>
+      </w:pPr>
+      <w:r>
+        <w:rPr>
+          <w:b/>
+          <w:bCs/>
+        </w:rPr>
+        <w:t xml:space="preserve">               [ Secured Visceral Containment Zone ]</w:t>
+      </w:r>
+    </w:p>
+    <w:p>
+      <w:pPr>
+        <w:rPr>
+          <w:b/>
+          <w:bCs/>
+        </w:rPr>
+      </w:pPr>
+    </w:p>
+    <w:p>
+      <w:pPr>
+        <w:rPr>
+          <w:b/>
+          <w:bCs/>
+        </w:rPr>
+      </w:pPr>
+    </w:p>
+    <w:p>
+      <w:pPr>
+        <w:rPr>
+          <w:b/>
+          <w:bCs/>
+        </w:rPr>
+      </w:pPr>
+    </w:p>
+    <w:p>
+      <w:pPr>
+        <w:rPr>
+          <w:b/>
+          <w:bCs/>
+        </w:rPr>
+      </w:pPr>
+    </w:p>
+    <w:p>
+      <w:pPr>
+        <w:rPr>
+          <w:b/>
+          <w:bCs/>
+        </w:rPr>
+      </w:pPr>
+    </w:p>
+    <w:p>
+      <w:pPr>
+        <w:rPr>
+          <w:b/>
+          <w:bCs/>
+        </w:rPr>
+      </w:pPr>
+    </w:p>
+    <w:p>
+      <w:pPr>
+        <w:rPr>
+          <w:b/>
+          <w:bCs/>
+        </w:rPr>
+      </w:pPr>
+    </w:p>
+    <w:p>
+      <w:pPr>
+        <w:rPr>
+          <w:b/>
+          <w:bCs/>
+        </w:rPr>
+      </w:pPr>
+    </w:p>
+    <w:p>
+      <w:pPr>
+        <w:rPr>
+          <w:b/>
+          <w:bCs/>
+        </w:rPr>
+      </w:pPr>
     </w:p>
     <w:p>
       <w:pPr>
@@ -837,6 +1144,7 @@
           <w:b/>
           <w:bCs/>
         </w:rPr>
+        <w:lastRenderedPageBreak/>
         <w:t>Continuous Luminal Scavenging Arrays:</w:t>
       </w:r>
       <w:r>
@@ -864,6 +1172,22 @@
     <w:p/>
     <w:p/>
     <w:p/>
+    <w:p/>
+    <w:p/>
+    <w:p/>
+    <w:p/>
+    <w:p/>
+    <w:p/>
+    <w:p/>
+    <w:p/>
+    <w:p/>
+    <w:p/>
+    <w:p/>
+    <w:p/>
+    <w:p/>
+    <w:p/>
+    <w:p/>
+    <w:p/>
     <w:p>
       <w:pPr>
         <w:rPr>
@@ -886,56 +1210,108 @@
       </w:r>
     </w:p>
     <w:p>
-      <w:proofErr w:type="gramStart"/>
-      <w:r>
-        <w:t>+-</w:t>
-      </w:r>
-      <w:proofErr w:type="gramEnd"/>
-      <w:r>
-        <w:t>-------------------------------------------------------------------------+</w:t>
-      </w:r>
-    </w:p>
-    <w:p>
-      <w:r>
+      <w:pPr>
+        <w:rPr>
+          <w:b/>
+          <w:bCs/>
+        </w:rPr>
+      </w:pPr>
+      <w:r>
+        <w:rPr>
+          <w:b/>
+          <w:bCs/>
+        </w:rPr>
+        <w:t>+--------------------------------------------------------------------------+</w:t>
+      </w:r>
+    </w:p>
+    <w:p>
+      <w:pPr>
+        <w:rPr>
+          <w:b/>
+          <w:bCs/>
+        </w:rPr>
+      </w:pPr>
+      <w:r>
+        <w:rPr>
+          <w:b/>
+          <w:bCs/>
+        </w:rPr>
         <w:t>|            ADVANCED COLORECTAL PERSONNEL PPE SEQUENCE                    |</w:t>
       </w:r>
     </w:p>
     <w:p>
-      <w:r>
-        <w:t>| 1. Airway Defense: Positive-Pressure Supplied Air Respirator (</w:t>
-      </w:r>
-      <w:proofErr w:type="gramStart"/>
-      <w:r>
-        <w:t xml:space="preserve">PAPR)   </w:t>
-      </w:r>
-      <w:proofErr w:type="gramEnd"/>
-      <w:r>
-        <w:t xml:space="preserve">    |</w:t>
-      </w:r>
-    </w:p>
-    <w:p>
-      <w:r>
+      <w:pPr>
+        <w:rPr>
+          <w:b/>
+          <w:bCs/>
+        </w:rPr>
+      </w:pPr>
+      <w:r>
+        <w:rPr>
+          <w:b/>
+          <w:bCs/>
+        </w:rPr>
+        <w:t>| 1. Airway Defense: Positive-Pressure Supplied Air Respirator (PAPR)       |</w:t>
+      </w:r>
+    </w:p>
+    <w:p>
+      <w:pPr>
+        <w:rPr>
+          <w:b/>
+          <w:bCs/>
+        </w:rPr>
+      </w:pPr>
+      <w:r>
+        <w:rPr>
+          <w:b/>
+          <w:bCs/>
+        </w:rPr>
         <w:t>| 2. Inner Layer: 22-Mil High-Density Nitrile Barrier Gloves               |</w:t>
       </w:r>
     </w:p>
     <w:p>
-      <w:r>
+      <w:pPr>
+        <w:rPr>
+          <w:b/>
+          <w:bCs/>
+        </w:rPr>
+      </w:pPr>
+      <w:r>
+        <w:rPr>
+          <w:b/>
+          <w:bCs/>
+        </w:rPr>
         <w:t>| 3. Ocular Protection: Narrow-Band Optical Frequency Filters             |</w:t>
       </w:r>
     </w:p>
     <w:p>
-      <w:r>
+      <w:pPr>
+        <w:rPr>
+          <w:b/>
+          <w:bCs/>
+        </w:rPr>
+      </w:pPr>
+      <w:r>
+        <w:rPr>
+          <w:b/>
+          <w:bCs/>
+        </w:rPr>
         <w:t>| 4. Core Suit: Type 4 Fluid-Impermeable HAZMAT Enclosure                 |</w:t>
       </w:r>
     </w:p>
     <w:p>
-      <w:proofErr w:type="gramStart"/>
-      <w:r>
-        <w:t>+-</w:t>
-      </w:r>
-      <w:proofErr w:type="gramEnd"/>
-      <w:r>
-        <w:t>-------------------------------------------------------------------------+</w:t>
+      <w:pPr>
+        <w:rPr>
+          <w:b/>
+          <w:bCs/>
+        </w:rPr>
+      </w:pPr>
+      <w:r>
+        <w:rPr>
+          <w:b/>
+          <w:bCs/>
+        </w:rPr>
+        <w:t>+--------------------------------------------------------------------------+</w:t>
       </w:r>
     </w:p>
     <w:p>
@@ -2298,6 +2674,7 @@
         <w:t>When a patient undergoes a non-surgical gastrointestinal evacuation protocol at the bedside, they must be equipped with functional personal protective items to prevent panic and cross-contamination:</w:t>
       </w:r>
     </w:p>
+    <w:p/>
     <w:p>
       <w:pPr>
         <w:numPr>
@@ -2368,9 +2745,9 @@
     <w:p/>
     <w:p/>
     <w:p/>
-    <w:p/>
-    <w:p>
-      <w:pPr>
+    <w:p>
+      <w:pPr>
+        <w:pStyle w:val="Heading1"/>
         <w:rPr>
           <w:b/>
           <w:bCs/>
@@ -2425,108 +2802,148 @@
     </w:p>
     <w:p/>
     <w:p>
-      <w:r>
-        <w:t xml:space="preserve">       </w:t>
-      </w:r>
-      <w:proofErr w:type="gramStart"/>
-      <w:r>
-        <w:t>[ Central</w:t>
-      </w:r>
-      <w:proofErr w:type="gramEnd"/>
-      <w:r>
-        <w:t xml:space="preserve"> Segmented Neoplastic Core (Colorectal</w:t>
-      </w:r>
-      <w:proofErr w:type="gramStart"/>
-      <w:r>
-        <w:t>) ]</w:t>
-      </w:r>
-      <w:proofErr w:type="gramEnd"/>
-    </w:p>
-    <w:p>
-      <w:r>
+      <w:pPr>
+        <w:rPr>
+          <w:b/>
+          <w:bCs/>
+        </w:rPr>
+      </w:pPr>
+      <w:r>
+        <w:rPr>
+          <w:b/>
+          <w:bCs/>
+        </w:rPr>
+        <w:t xml:space="preserve">       [ Central Segmented Neoplastic Core (Colorectal) ]</w:t>
+      </w:r>
+    </w:p>
+    <w:p>
+      <w:pPr>
+        <w:rPr>
+          <w:b/>
+          <w:bCs/>
+        </w:rPr>
+      </w:pPr>
+      <w:r>
+        <w:rPr>
+          <w:b/>
+          <w:bCs/>
+        </w:rPr>
         <w:t xml:space="preserve">                               │</w:t>
       </w:r>
     </w:p>
     <w:p>
-      <w:r>
+      <w:pPr>
+        <w:rPr>
+          <w:b/>
+          <w:bCs/>
+        </w:rPr>
+      </w:pPr>
+      <w:r>
+        <w:rPr>
+          <w:b/>
+          <w:bCs/>
+        </w:rPr>
         <w:t xml:space="preserve">      ┌────────────────────────</w:t>
       </w:r>
       <w:r>
         <w:rPr>
           <w:rFonts w:ascii="MS Gothic" w:eastAsia="MS Gothic" w:hAnsi="MS Gothic" w:cs="MS Gothic" w:hint="eastAsia"/>
+          <w:b/>
+          <w:bCs/>
         </w:rPr>
         <w:t>┴</w:t>
       </w:r>
       <w:r>
         <w:rPr>
           <w:rFonts w:ascii="Aptos" w:hAnsi="Aptos" w:cs="Aptos"/>
+          <w:b/>
+          <w:bCs/>
         </w:rPr>
         <w:t>────────────────────────┐</w:t>
       </w:r>
     </w:p>
     <w:p>
-      <w:r>
+      <w:pPr>
+        <w:rPr>
+          <w:b/>
+          <w:bCs/>
+        </w:rPr>
+      </w:pPr>
+      <w:r>
+        <w:rPr>
+          <w:b/>
+          <w:bCs/>
+        </w:rPr>
         <w:t xml:space="preserve">      </w:t>
       </w:r>
       <w:r>
         <w:rPr>
           <w:rFonts w:ascii="Arial" w:hAnsi="Arial" w:cs="Arial"/>
+          <w:b/>
+          <w:bCs/>
         </w:rPr>
         <w:t>▼</w:t>
       </w:r>
       <w:r>
+        <w:rPr>
+          <w:b/>
+          <w:bCs/>
+        </w:rPr>
         <w:t xml:space="preserve">                                                 </w:t>
       </w:r>
       <w:r>
         <w:rPr>
           <w:rFonts w:ascii="Arial" w:hAnsi="Arial" w:cs="Arial"/>
+          <w:b/>
+          <w:bCs/>
         </w:rPr>
         <w:t>▼</w:t>
       </w:r>
     </w:p>
     <w:p>
-      <w:r>
-        <w:t xml:space="preserve">[ Haustral Pouch </w:t>
-      </w:r>
-      <w:proofErr w:type="gramStart"/>
-      <w:r>
-        <w:t>Foci ]</w:t>
-      </w:r>
-      <w:proofErr w:type="gramEnd"/>
-      <w:r>
-        <w:t xml:space="preserve">                     </w:t>
-      </w:r>
-      <w:proofErr w:type="gramStart"/>
-      <w:r>
-        <w:t xml:space="preserve">   [</w:t>
-      </w:r>
-      <w:proofErr w:type="gramEnd"/>
-      <w:r>
-        <w:t xml:space="preserve"> Deep Rectal </w:t>
-      </w:r>
-      <w:proofErr w:type="gramStart"/>
-      <w:r>
-        <w:t>Confinement ]</w:t>
-      </w:r>
-      <w:proofErr w:type="gramEnd"/>
-    </w:p>
-    <w:p>
-      <w:r>
+      <w:pPr>
+        <w:rPr>
+          <w:b/>
+          <w:bCs/>
+        </w:rPr>
+      </w:pPr>
+      <w:r>
+        <w:rPr>
+          <w:b/>
+          <w:bCs/>
+        </w:rPr>
+        <w:t>[ Haustral Pouch Foci ]                        [ Deep Rectal Confinement ]</w:t>
+      </w:r>
+    </w:p>
+    <w:p>
+      <w:pPr>
+        <w:rPr>
+          <w:b/>
+          <w:bCs/>
+        </w:rPr>
+      </w:pPr>
+      <w:r>
+        <w:rPr>
+          <w:b/>
+          <w:bCs/>
+        </w:rPr>
         <w:t xml:space="preserve">  - Submucosal infiltration                      - Pelvic floor interface</w:t>
       </w:r>
     </w:p>
     <w:p>
-      <w:r>
+      <w:pPr>
+        <w:rPr>
+          <w:b/>
+          <w:bCs/>
+        </w:rPr>
+      </w:pPr>
+      <w:r>
+        <w:rPr>
+          <w:b/>
+          <w:bCs/>
+        </w:rPr>
         <w:t xml:space="preserve">  - Lipid mesh formation                        - Sphincter crowding</w:t>
       </w:r>
-    </w:p>
-    <w:p>
-      <w:pPr>
-        <w:rPr>
-          <w:b/>
-          <w:bCs/>
-        </w:rPr>
-      </w:pPr>
     </w:p>
     <w:p>
       <w:pPr>
@@ -2647,38 +3064,31 @@
     </w:p>
     <w:p>
       <w:r>
-        <w:t xml:space="preserve">It processes its own structural lipids and chitinous </w:t>
-      </w:r>
-      <w:proofErr w:type="gramStart"/>
-      <w:r>
-        <w:t>shell</w:t>
-      </w:r>
-      <w:proofErr w:type="gramEnd"/>
-      <w:r>
-        <w:t xml:space="preserve"> to weave a dense protective cellular barrier ("vesicle") directly against the visceral parenchyma. This foreign organic matrix induces a chronic host desmoplastic reaction, radiographically mimicking high-grade colorectal adenocarcinoma or severe, localized diverticular masses.</w:t>
-      </w:r>
-    </w:p>
-    <w:p/>
-    <w:p/>
-    <w:p/>
-    <w:p/>
-    <w:p/>
-    <w:p/>
-    <w:p/>
-    <w:p/>
-    <w:p/>
-    <w:p/>
-    <w:p/>
-    <w:p/>
-    <w:p/>
-    <w:p/>
-    <w:p/>
-    <w:p/>
-    <w:p/>
-    <w:p/>
-    <w:p/>
-    <w:p>
-      <w:pPr>
+        <w:t>It processes its own structural lipids and chitinous shell to weave a dense protective cellular barrier ("vesicle") directly against the visceral parenchyma. This foreign organic matrix induces a chronic host desmoplastic reaction, radiographically mimicking high-grade colorectal adenocarcinoma or severe, localized diverticular masses.</w:t>
+      </w:r>
+    </w:p>
+    <w:p/>
+    <w:p/>
+    <w:p/>
+    <w:p/>
+    <w:p/>
+    <w:p/>
+    <w:p/>
+    <w:p/>
+    <w:p/>
+    <w:p/>
+    <w:p/>
+    <w:p/>
+    <w:p/>
+    <w:p/>
+    <w:p/>
+    <w:p/>
+    <w:p/>
+    <w:p/>
+    <w:p/>
+    <w:p>
+      <w:pPr>
+        <w:pStyle w:val="Heading1"/>
         <w:rPr>
           <w:b/>
           <w:bCs/>
@@ -2700,11 +3110,212 @@
           <w:bCs/>
         </w:rPr>
       </w:pPr>
-      <w:r>
-        <w:rPr>
-          <w:b/>
-          <w:bCs/>
-        </w:rPr>
+    </w:p>
+    <w:p>
+      <w:pPr>
+        <w:rPr>
+          <w:b/>
+          <w:bCs/>
+        </w:rPr>
+      </w:pPr>
+    </w:p>
+    <w:p>
+      <w:pPr>
+        <w:rPr>
+          <w:b/>
+          <w:bCs/>
+        </w:rPr>
+      </w:pPr>
+    </w:p>
+    <w:p>
+      <w:pPr>
+        <w:rPr>
+          <w:b/>
+          <w:bCs/>
+        </w:rPr>
+      </w:pPr>
+    </w:p>
+    <w:p>
+      <w:pPr>
+        <w:rPr>
+          <w:b/>
+          <w:bCs/>
+        </w:rPr>
+      </w:pPr>
+    </w:p>
+    <w:p>
+      <w:pPr>
+        <w:rPr>
+          <w:b/>
+          <w:bCs/>
+        </w:rPr>
+      </w:pPr>
+    </w:p>
+    <w:p>
+      <w:pPr>
+        <w:rPr>
+          <w:b/>
+          <w:bCs/>
+        </w:rPr>
+      </w:pPr>
+    </w:p>
+    <w:p>
+      <w:pPr>
+        <w:rPr>
+          <w:b/>
+          <w:bCs/>
+        </w:rPr>
+      </w:pPr>
+    </w:p>
+    <w:p>
+      <w:pPr>
+        <w:rPr>
+          <w:b/>
+          <w:bCs/>
+        </w:rPr>
+      </w:pPr>
+    </w:p>
+    <w:p>
+      <w:pPr>
+        <w:rPr>
+          <w:b/>
+          <w:bCs/>
+        </w:rPr>
+      </w:pPr>
+    </w:p>
+    <w:p>
+      <w:pPr>
+        <w:rPr>
+          <w:b/>
+          <w:bCs/>
+        </w:rPr>
+      </w:pPr>
+    </w:p>
+    <w:p>
+      <w:pPr>
+        <w:rPr>
+          <w:b/>
+          <w:bCs/>
+        </w:rPr>
+      </w:pPr>
+    </w:p>
+    <w:p>
+      <w:pPr>
+        <w:rPr>
+          <w:b/>
+          <w:bCs/>
+        </w:rPr>
+      </w:pPr>
+    </w:p>
+    <w:p>
+      <w:pPr>
+        <w:rPr>
+          <w:b/>
+          <w:bCs/>
+        </w:rPr>
+      </w:pPr>
+    </w:p>
+    <w:p>
+      <w:pPr>
+        <w:rPr>
+          <w:b/>
+          <w:bCs/>
+        </w:rPr>
+      </w:pPr>
+    </w:p>
+    <w:p>
+      <w:pPr>
+        <w:rPr>
+          <w:b/>
+          <w:bCs/>
+        </w:rPr>
+      </w:pPr>
+    </w:p>
+    <w:p>
+      <w:pPr>
+        <w:rPr>
+          <w:b/>
+          <w:bCs/>
+        </w:rPr>
+      </w:pPr>
+    </w:p>
+    <w:p>
+      <w:pPr>
+        <w:rPr>
+          <w:b/>
+          <w:bCs/>
+        </w:rPr>
+      </w:pPr>
+    </w:p>
+    <w:p>
+      <w:pPr>
+        <w:rPr>
+          <w:b/>
+          <w:bCs/>
+        </w:rPr>
+      </w:pPr>
+    </w:p>
+    <w:p>
+      <w:pPr>
+        <w:rPr>
+          <w:b/>
+          <w:bCs/>
+        </w:rPr>
+      </w:pPr>
+    </w:p>
+    <w:p>
+      <w:pPr>
+        <w:rPr>
+          <w:b/>
+          <w:bCs/>
+        </w:rPr>
+      </w:pPr>
+    </w:p>
+    <w:p>
+      <w:pPr>
+        <w:rPr>
+          <w:b/>
+          <w:bCs/>
+        </w:rPr>
+      </w:pPr>
+    </w:p>
+    <w:p>
+      <w:pPr>
+        <w:rPr>
+          <w:b/>
+          <w:bCs/>
+        </w:rPr>
+      </w:pPr>
+    </w:p>
+    <w:p>
+      <w:pPr>
+        <w:rPr>
+          <w:b/>
+          <w:bCs/>
+        </w:rPr>
+      </w:pPr>
+    </w:p>
+    <w:p>
+      <w:pPr>
+        <w:rPr>
+          <w:b/>
+          <w:bCs/>
+        </w:rPr>
+      </w:pPr>
+    </w:p>
+    <w:p>
+      <w:pPr>
+        <w:rPr>
+          <w:b/>
+          <w:bCs/>
+        </w:rPr>
+      </w:pPr>
+      <w:r>
+        <w:rPr>
+          <w:b/>
+          <w:bCs/>
+        </w:rPr>
+        <w:lastRenderedPageBreak/>
         <w:t xml:space="preserve">2.1 Overcoming Lower Gastrointestinal Diagnostic </w:t>
       </w:r>
       <w:proofErr w:type="spellStart"/>
@@ -2762,8 +3373,10 @@
     <w:p/>
     <w:p/>
     <w:p/>
-    <w:p>
-      <w:pPr>
+    <w:p/>
+    <w:p>
+      <w:pPr>
+        <w:pStyle w:val="Heading1"/>
         <w:rPr>
           <w:b/>
           <w:bCs/>
@@ -2785,171 +3398,278 @@
     </w:p>
     <w:p/>
     <w:p>
-      <w:r>
+      <w:pPr>
+        <w:rPr>
+          <w:b/>
+          <w:bCs/>
+        </w:rPr>
+      </w:pPr>
+      <w:r>
+        <w:rPr>
+          <w:b/>
+          <w:bCs/>
+        </w:rPr>
+        <w:t xml:space="preserve">       [ Raw Gastrointestinal DICOM Ingestion ]</w:t>
+      </w:r>
+    </w:p>
+    <w:p>
+      <w:pPr>
+        <w:rPr>
+          <w:b/>
+          <w:bCs/>
+        </w:rPr>
+      </w:pPr>
+      <w:r>
+        <w:rPr>
+          <w:b/>
+          <w:bCs/>
+        </w:rPr>
+        <w:t xml:space="preserve">                        │</w:t>
+      </w:r>
+    </w:p>
+    <w:p>
+      <w:pPr>
+        <w:rPr>
+          <w:b/>
+          <w:bCs/>
+        </w:rPr>
+      </w:pPr>
+      <w:r>
+        <w:rPr>
+          <w:b/>
+          <w:bCs/>
+        </w:rPr>
         <w:t xml:space="preserve">       </w:t>
       </w:r>
-      <w:proofErr w:type="gramStart"/>
-      <w:r>
-        <w:t>[ Raw</w:t>
-      </w:r>
-      <w:proofErr w:type="gramEnd"/>
-      <w:r>
-        <w:t xml:space="preserve"> Gastrointestinal DICOM </w:t>
-      </w:r>
-      <w:proofErr w:type="gramStart"/>
-      <w:r>
-        <w:t>Ingestion ]</w:t>
-      </w:r>
-      <w:proofErr w:type="gramEnd"/>
-    </w:p>
-    <w:p>
-      <w:r>
+      <w:r>
+        <w:rPr>
+          <w:rFonts w:ascii="MS Gothic" w:eastAsia="MS Gothic" w:hAnsi="MS Gothic" w:cs="MS Gothic" w:hint="eastAsia"/>
+          <w:b/>
+          <w:bCs/>
+        </w:rPr>
+        <w:t>├</w:t>
+      </w:r>
+      <w:r>
+        <w:rPr>
+          <w:rFonts w:ascii="Aptos" w:hAnsi="Aptos" w:cs="Aptos"/>
+          <w:b/>
+          <w:bCs/>
+        </w:rPr>
+        <w:t>──</w:t>
+      </w:r>
+      <w:r>
+        <w:rPr>
+          <w:rFonts w:ascii="Arial" w:hAnsi="Arial" w:cs="Arial"/>
+          <w:b/>
+          <w:bCs/>
+        </w:rPr>
+        <w:t>►</w:t>
+      </w:r>
+      <w:r>
+        <w:rPr>
+          <w:b/>
+          <w:bCs/>
+        </w:rPr>
+        <w:t xml:space="preserve"> Carestream X-Ray (Visceral Distortion / Haustral Thinning Vectors)</w:t>
+      </w:r>
+    </w:p>
+    <w:p>
+      <w:pPr>
+        <w:rPr>
+          <w:b/>
+          <w:bCs/>
+        </w:rPr>
+      </w:pPr>
+      <w:r>
+        <w:rPr>
+          <w:b/>
+          <w:bCs/>
+        </w:rPr>
+        <w:t xml:space="preserve">       └──</w:t>
+      </w:r>
+      <w:r>
+        <w:rPr>
+          <w:rFonts w:ascii="Arial" w:hAnsi="Arial" w:cs="Arial"/>
+          <w:b/>
+          <w:bCs/>
+        </w:rPr>
+        <w:t>►</w:t>
+      </w:r>
+      <w:r>
+        <w:rPr>
+          <w:b/>
+          <w:bCs/>
+        </w:rPr>
+        <w:t xml:space="preserve"> GE Medical MRI (T1/T2 Hyperintense Intestinal Lipid Mapping)</w:t>
+      </w:r>
+    </w:p>
+    <w:p>
+      <w:pPr>
+        <w:rPr>
+          <w:b/>
+          <w:bCs/>
+        </w:rPr>
+      </w:pPr>
+      <w:r>
+        <w:rPr>
+          <w:b/>
+          <w:bCs/>
+        </w:rPr>
         <w:t xml:space="preserve">                        │</w:t>
       </w:r>
     </w:p>
     <w:p>
-      <w:r>
-        <w:t xml:space="preserve">       </w:t>
-      </w:r>
-      <w:r>
-        <w:rPr>
-          <w:rFonts w:ascii="MS Gothic" w:eastAsia="MS Gothic" w:hAnsi="MS Gothic" w:cs="MS Gothic" w:hint="eastAsia"/>
-        </w:rPr>
-        <w:t>├</w:t>
-      </w:r>
-      <w:r>
-        <w:rPr>
-          <w:rFonts w:ascii="Aptos" w:hAnsi="Aptos" w:cs="Aptos"/>
-        </w:rPr>
-        <w:t>──</w:t>
+      <w:pPr>
+        <w:rPr>
+          <w:b/>
+          <w:bCs/>
+        </w:rPr>
+      </w:pPr>
+      <w:r>
+        <w:rPr>
+          <w:b/>
+          <w:bCs/>
+        </w:rPr>
+        <w:t xml:space="preserve">                        </w:t>
       </w:r>
       <w:r>
         <w:rPr>
           <w:rFonts w:ascii="Arial" w:hAnsi="Arial" w:cs="Arial"/>
-        </w:rPr>
-        <w:t>►</w:t>
-      </w:r>
-      <w:r>
-        <w:t xml:space="preserve"> Carestream X-Ray (Visceral Distortion / Haustral Thinning Vectors)</w:t>
-      </w:r>
-    </w:p>
-    <w:p>
-      <w:r>
-        <w:t xml:space="preserve">       └──</w:t>
+          <w:b/>
+          <w:bCs/>
+        </w:rPr>
+        <w:t>▼</w:t>
+      </w:r>
+    </w:p>
+    <w:p>
+      <w:pPr>
+        <w:rPr>
+          <w:b/>
+          <w:bCs/>
+        </w:rPr>
+      </w:pPr>
+      <w:r>
+        <w:rPr>
+          <w:b/>
+          <w:bCs/>
+        </w:rPr>
+        <w:t xml:space="preserve"> [ CUDA Ray-Marching &amp; Colonic Voxel Grid Generation ]</w:t>
+      </w:r>
+    </w:p>
+    <w:p>
+      <w:pPr>
+        <w:rPr>
+          <w:b/>
+          <w:bCs/>
+        </w:rPr>
+      </w:pPr>
+      <w:r>
+        <w:rPr>
+          <w:b/>
+          <w:bCs/>
+        </w:rPr>
+        <w:t xml:space="preserve">                        │</w:t>
+      </w:r>
+    </w:p>
+    <w:p>
+      <w:pPr>
+        <w:rPr>
+          <w:b/>
+          <w:bCs/>
+        </w:rPr>
+      </w:pPr>
+      <w:r>
+        <w:rPr>
+          <w:b/>
+          <w:bCs/>
+        </w:rPr>
+        <w:t xml:space="preserve">                        </w:t>
       </w:r>
       <w:r>
         <w:rPr>
           <w:rFonts w:ascii="Arial" w:hAnsi="Arial" w:cs="Arial"/>
-        </w:rPr>
-        <w:t>►</w:t>
-      </w:r>
-      <w:r>
-        <w:t xml:space="preserve"> GE Medical MRI (T1/T2 Hyperintense Intestinal Lipid Mapping)</w:t>
-      </w:r>
-    </w:p>
-    <w:p>
-      <w:r>
+          <w:b/>
+          <w:bCs/>
+        </w:rPr>
+        <w:t>▼</w:t>
+      </w:r>
+    </w:p>
+    <w:p>
+      <w:pPr>
+        <w:rPr>
+          <w:b/>
+          <w:bCs/>
+        </w:rPr>
+      </w:pPr>
+      <w:r>
+        <w:rPr>
+          <w:b/>
+          <w:bCs/>
+        </w:rPr>
+        <w:t xml:space="preserve">    [ Real-Time 3D Visceral Mesh Generation ]</w:t>
+      </w:r>
+    </w:p>
+    <w:p>
+      <w:pPr>
+        <w:rPr>
+          <w:b/>
+          <w:bCs/>
+        </w:rPr>
+      </w:pPr>
+      <w:r>
+        <w:rPr>
+          <w:b/>
+          <w:bCs/>
+        </w:rPr>
         <w:t xml:space="preserve">                        │</w:t>
       </w:r>
     </w:p>
     <w:p>
-      <w:r>
+      <w:pPr>
+        <w:rPr>
+          <w:b/>
+          <w:bCs/>
+        </w:rPr>
+      </w:pPr>
+      <w:r>
+        <w:rPr>
+          <w:b/>
+          <w:bCs/>
+        </w:rPr>
         <w:t xml:space="preserve">                        </w:t>
       </w:r>
       <w:r>
         <w:rPr>
           <w:rFonts w:ascii="Arial" w:hAnsi="Arial" w:cs="Arial"/>
+          <w:b/>
+          <w:bCs/>
         </w:rPr>
         <w:t>▼</w:t>
       </w:r>
     </w:p>
     <w:p>
-      <w:r>
-        <w:t xml:space="preserve"> </w:t>
-      </w:r>
-      <w:proofErr w:type="gramStart"/>
-      <w:r>
-        <w:t>[ CUDA</w:t>
-      </w:r>
-      <w:proofErr w:type="gramEnd"/>
-      <w:r>
-        <w:t xml:space="preserve"> Ray-Marching &amp; Colonic Voxel Grid </w:t>
-      </w:r>
-      <w:proofErr w:type="gramStart"/>
-      <w:r>
-        <w:t>Generation ]</w:t>
-      </w:r>
-      <w:proofErr w:type="gramEnd"/>
-    </w:p>
-    <w:p>
-      <w:r>
-        <w:t xml:space="preserve">                        │</w:t>
-      </w:r>
-    </w:p>
-    <w:p>
-      <w:r>
-        <w:t xml:space="preserve">                        </w:t>
-      </w:r>
-      <w:r>
-        <w:rPr>
-          <w:rFonts w:ascii="Arial" w:hAnsi="Arial" w:cs="Arial"/>
-        </w:rPr>
-        <w:t>▼</w:t>
-      </w:r>
-    </w:p>
-    <w:p>
-      <w:r>
-        <w:t xml:space="preserve">    </w:t>
-      </w:r>
-      <w:proofErr w:type="gramStart"/>
-      <w:r>
-        <w:t>[ Real</w:t>
-      </w:r>
-      <w:proofErr w:type="gramEnd"/>
-      <w:r>
-        <w:t xml:space="preserve">-Time 3D Visceral Mesh </w:t>
-      </w:r>
-      <w:proofErr w:type="gramStart"/>
-      <w:r>
-        <w:t>Generation ]</w:t>
-      </w:r>
-      <w:proofErr w:type="gramEnd"/>
-    </w:p>
-    <w:p>
-      <w:r>
-        <w:t xml:space="preserve">                        │</w:t>
-      </w:r>
-    </w:p>
-    <w:p>
-      <w:r>
-        <w:t xml:space="preserve">                        </w:t>
-      </w:r>
-      <w:r>
-        <w:rPr>
-          <w:rFonts w:ascii="Arial" w:hAnsi="Arial" w:cs="Arial"/>
-        </w:rPr>
-        <w:t>▼</w:t>
-      </w:r>
-    </w:p>
-    <w:p>
-      <w:r>
-        <w:t xml:space="preserve"> </w:t>
-      </w:r>
-      <w:proofErr w:type="gramStart"/>
-      <w:r>
-        <w:t>[ Automated</w:t>
-      </w:r>
-      <w:proofErr w:type="gramEnd"/>
-      <w:r>
-        <w:t xml:space="preserve"> Volumetric Lumen Infiltration </w:t>
-      </w:r>
-      <w:proofErr w:type="gramStart"/>
-      <w:r>
-        <w:t>Mapping ]</w:t>
-      </w:r>
-      <w:proofErr w:type="gramEnd"/>
-    </w:p>
-    <w:p/>
+      <w:pPr>
+        <w:rPr>
+          <w:b/>
+          <w:bCs/>
+        </w:rPr>
+      </w:pPr>
+      <w:r>
+        <w:rPr>
+          <w:b/>
+          <w:bCs/>
+        </w:rPr>
+        <w:t xml:space="preserve"> [ Automated Volumetric Lumen Infiltration Mapping ]</w:t>
+      </w:r>
+    </w:p>
+    <w:p>
+      <w:pPr>
+        <w:rPr>
+          <w:b/>
+          <w:bCs/>
+        </w:rPr>
+      </w:pPr>
+    </w:p>
     <w:p/>
     <w:p/>
     <w:p/>
@@ -3041,6 +3761,7 @@
     <w:p/>
     <w:p>
       <w:pPr>
+        <w:pStyle w:val="Heading1"/>
         <w:rPr>
           <w:b/>
           <w:bCs/>
@@ -3062,11 +3783,196 @@
           <w:bCs/>
         </w:rPr>
       </w:pPr>
-      <w:r>
-        <w:rPr>
-          <w:b/>
-          <w:bCs/>
-        </w:rPr>
+    </w:p>
+    <w:p>
+      <w:pPr>
+        <w:rPr>
+          <w:b/>
+          <w:bCs/>
+        </w:rPr>
+      </w:pPr>
+    </w:p>
+    <w:p>
+      <w:pPr>
+        <w:rPr>
+          <w:b/>
+          <w:bCs/>
+        </w:rPr>
+      </w:pPr>
+    </w:p>
+    <w:p>
+      <w:pPr>
+        <w:rPr>
+          <w:b/>
+          <w:bCs/>
+        </w:rPr>
+      </w:pPr>
+    </w:p>
+    <w:p>
+      <w:pPr>
+        <w:rPr>
+          <w:b/>
+          <w:bCs/>
+        </w:rPr>
+      </w:pPr>
+    </w:p>
+    <w:p>
+      <w:pPr>
+        <w:rPr>
+          <w:b/>
+          <w:bCs/>
+        </w:rPr>
+      </w:pPr>
+    </w:p>
+    <w:p>
+      <w:pPr>
+        <w:rPr>
+          <w:b/>
+          <w:bCs/>
+        </w:rPr>
+      </w:pPr>
+    </w:p>
+    <w:p>
+      <w:pPr>
+        <w:rPr>
+          <w:b/>
+          <w:bCs/>
+        </w:rPr>
+      </w:pPr>
+    </w:p>
+    <w:p>
+      <w:pPr>
+        <w:rPr>
+          <w:b/>
+          <w:bCs/>
+        </w:rPr>
+      </w:pPr>
+    </w:p>
+    <w:p>
+      <w:pPr>
+        <w:rPr>
+          <w:b/>
+          <w:bCs/>
+        </w:rPr>
+      </w:pPr>
+    </w:p>
+    <w:p>
+      <w:pPr>
+        <w:rPr>
+          <w:b/>
+          <w:bCs/>
+        </w:rPr>
+      </w:pPr>
+    </w:p>
+    <w:p>
+      <w:pPr>
+        <w:rPr>
+          <w:b/>
+          <w:bCs/>
+        </w:rPr>
+      </w:pPr>
+    </w:p>
+    <w:p>
+      <w:pPr>
+        <w:rPr>
+          <w:b/>
+          <w:bCs/>
+        </w:rPr>
+      </w:pPr>
+    </w:p>
+    <w:p>
+      <w:pPr>
+        <w:rPr>
+          <w:b/>
+          <w:bCs/>
+        </w:rPr>
+      </w:pPr>
+    </w:p>
+    <w:p>
+      <w:pPr>
+        <w:rPr>
+          <w:b/>
+          <w:bCs/>
+        </w:rPr>
+      </w:pPr>
+    </w:p>
+    <w:p>
+      <w:pPr>
+        <w:rPr>
+          <w:b/>
+          <w:bCs/>
+        </w:rPr>
+      </w:pPr>
+    </w:p>
+    <w:p>
+      <w:pPr>
+        <w:rPr>
+          <w:b/>
+          <w:bCs/>
+        </w:rPr>
+      </w:pPr>
+    </w:p>
+    <w:p>
+      <w:pPr>
+        <w:rPr>
+          <w:b/>
+          <w:bCs/>
+        </w:rPr>
+      </w:pPr>
+    </w:p>
+    <w:p>
+      <w:pPr>
+        <w:rPr>
+          <w:b/>
+          <w:bCs/>
+        </w:rPr>
+      </w:pPr>
+    </w:p>
+    <w:p>
+      <w:pPr>
+        <w:rPr>
+          <w:b/>
+          <w:bCs/>
+        </w:rPr>
+      </w:pPr>
+    </w:p>
+    <w:p>
+      <w:pPr>
+        <w:rPr>
+          <w:b/>
+          <w:bCs/>
+        </w:rPr>
+      </w:pPr>
+    </w:p>
+    <w:p>
+      <w:pPr>
+        <w:rPr>
+          <w:b/>
+          <w:bCs/>
+        </w:rPr>
+      </w:pPr>
+    </w:p>
+    <w:p>
+      <w:pPr>
+        <w:rPr>
+          <w:b/>
+          <w:bCs/>
+        </w:rPr>
+      </w:pPr>
+    </w:p>
+    <w:p>
+      <w:pPr>
+        <w:rPr>
+          <w:b/>
+          <w:bCs/>
+        </w:rPr>
+      </w:pPr>
+      <w:r>
+        <w:rPr>
+          <w:b/>
+          <w:bCs/>
+        </w:rPr>
+        <w:lastRenderedPageBreak/>
         <w:t>4.1 Visceral Histological Architecture and Stromal Response</w:t>
       </w:r>
     </w:p>
@@ -3145,8 +4051,10 @@
     <w:p/>
     <w:p/>
     <w:p/>
-    <w:p>
-      <w:pPr>
+    <w:p/>
+    <w:p>
+      <w:pPr>
+        <w:pStyle w:val="Heading1"/>
         <w:rPr>
           <w:b/>
           <w:bCs/>
@@ -3168,11 +4076,212 @@
           <w:bCs/>
         </w:rPr>
       </w:pPr>
-      <w:r>
-        <w:rPr>
-          <w:b/>
-          <w:bCs/>
-        </w:rPr>
+    </w:p>
+    <w:p>
+      <w:pPr>
+        <w:rPr>
+          <w:b/>
+          <w:bCs/>
+        </w:rPr>
+      </w:pPr>
+    </w:p>
+    <w:p>
+      <w:pPr>
+        <w:rPr>
+          <w:b/>
+          <w:bCs/>
+        </w:rPr>
+      </w:pPr>
+    </w:p>
+    <w:p>
+      <w:pPr>
+        <w:rPr>
+          <w:b/>
+          <w:bCs/>
+        </w:rPr>
+      </w:pPr>
+    </w:p>
+    <w:p>
+      <w:pPr>
+        <w:rPr>
+          <w:b/>
+          <w:bCs/>
+        </w:rPr>
+      </w:pPr>
+    </w:p>
+    <w:p>
+      <w:pPr>
+        <w:rPr>
+          <w:b/>
+          <w:bCs/>
+        </w:rPr>
+      </w:pPr>
+    </w:p>
+    <w:p>
+      <w:pPr>
+        <w:rPr>
+          <w:b/>
+          <w:bCs/>
+        </w:rPr>
+      </w:pPr>
+    </w:p>
+    <w:p>
+      <w:pPr>
+        <w:rPr>
+          <w:b/>
+          <w:bCs/>
+        </w:rPr>
+      </w:pPr>
+    </w:p>
+    <w:p>
+      <w:pPr>
+        <w:rPr>
+          <w:b/>
+          <w:bCs/>
+        </w:rPr>
+      </w:pPr>
+    </w:p>
+    <w:p>
+      <w:pPr>
+        <w:rPr>
+          <w:b/>
+          <w:bCs/>
+        </w:rPr>
+      </w:pPr>
+    </w:p>
+    <w:p>
+      <w:pPr>
+        <w:rPr>
+          <w:b/>
+          <w:bCs/>
+        </w:rPr>
+      </w:pPr>
+    </w:p>
+    <w:p>
+      <w:pPr>
+        <w:rPr>
+          <w:b/>
+          <w:bCs/>
+        </w:rPr>
+      </w:pPr>
+    </w:p>
+    <w:p>
+      <w:pPr>
+        <w:rPr>
+          <w:b/>
+          <w:bCs/>
+        </w:rPr>
+      </w:pPr>
+    </w:p>
+    <w:p>
+      <w:pPr>
+        <w:rPr>
+          <w:b/>
+          <w:bCs/>
+        </w:rPr>
+      </w:pPr>
+    </w:p>
+    <w:p>
+      <w:pPr>
+        <w:rPr>
+          <w:b/>
+          <w:bCs/>
+        </w:rPr>
+      </w:pPr>
+    </w:p>
+    <w:p>
+      <w:pPr>
+        <w:rPr>
+          <w:b/>
+          <w:bCs/>
+        </w:rPr>
+      </w:pPr>
+    </w:p>
+    <w:p>
+      <w:pPr>
+        <w:rPr>
+          <w:b/>
+          <w:bCs/>
+        </w:rPr>
+      </w:pPr>
+    </w:p>
+    <w:p>
+      <w:pPr>
+        <w:rPr>
+          <w:b/>
+          <w:bCs/>
+        </w:rPr>
+      </w:pPr>
+    </w:p>
+    <w:p>
+      <w:pPr>
+        <w:rPr>
+          <w:b/>
+          <w:bCs/>
+        </w:rPr>
+      </w:pPr>
+    </w:p>
+    <w:p>
+      <w:pPr>
+        <w:rPr>
+          <w:b/>
+          <w:bCs/>
+        </w:rPr>
+      </w:pPr>
+    </w:p>
+    <w:p>
+      <w:pPr>
+        <w:rPr>
+          <w:b/>
+          <w:bCs/>
+        </w:rPr>
+      </w:pPr>
+    </w:p>
+    <w:p>
+      <w:pPr>
+        <w:rPr>
+          <w:b/>
+          <w:bCs/>
+        </w:rPr>
+      </w:pPr>
+    </w:p>
+    <w:p>
+      <w:pPr>
+        <w:rPr>
+          <w:b/>
+          <w:bCs/>
+        </w:rPr>
+      </w:pPr>
+    </w:p>
+    <w:p>
+      <w:pPr>
+        <w:rPr>
+          <w:b/>
+          <w:bCs/>
+        </w:rPr>
+      </w:pPr>
+    </w:p>
+    <w:p>
+      <w:pPr>
+        <w:rPr>
+          <w:b/>
+          <w:bCs/>
+        </w:rPr>
+      </w:pPr>
+    </w:p>
+    <w:p>
+      <w:pPr>
+        <w:rPr>
+          <w:b/>
+          <w:bCs/>
+        </w:rPr>
+      </w:pPr>
+      <w:r>
+        <w:rPr>
+          <w:b/>
+          <w:bCs/>
+        </w:rPr>
+        <w:lastRenderedPageBreak/>
         <w:t>5.1 Pulse Sequence Optimization for Gastrointestinal Variations</w:t>
       </w:r>
     </w:p>
@@ -3183,187 +4292,293 @@
     </w:p>
     <w:p/>
     <w:p>
-      <w:r>
-        <w:t xml:space="preserve">       </w:t>
-      </w:r>
-      <w:proofErr w:type="gramStart"/>
-      <w:r>
-        <w:t>[ Multi</w:t>
-      </w:r>
-      <w:proofErr w:type="gramEnd"/>
-      <w:r>
-        <w:t xml:space="preserve">-Sequence Gastrointestinal MRI </w:t>
-      </w:r>
-      <w:proofErr w:type="gramStart"/>
-      <w:r>
-        <w:t>Acquisition ]</w:t>
-      </w:r>
-      <w:proofErr w:type="gramEnd"/>
-    </w:p>
-    <w:p>
-      <w:r>
+      <w:pPr>
+        <w:rPr>
+          <w:b/>
+          <w:bCs/>
+        </w:rPr>
+      </w:pPr>
+      <w:r>
+        <w:rPr>
+          <w:b/>
+          <w:bCs/>
+        </w:rPr>
+        <w:t xml:space="preserve">       [ Multi-Sequence Gastrointestinal MRI Acquisition ]</w:t>
+      </w:r>
+    </w:p>
+    <w:p>
+      <w:pPr>
+        <w:rPr>
+          <w:b/>
+          <w:bCs/>
+        </w:rPr>
+      </w:pPr>
+      <w:r>
+        <w:rPr>
+          <w:b/>
+          <w:bCs/>
+        </w:rPr>
         <w:t xml:space="preserve">                              │</w:t>
       </w:r>
     </w:p>
     <w:p>
-      <w:r>
+      <w:pPr>
+        <w:rPr>
+          <w:b/>
+          <w:bCs/>
+        </w:rPr>
+      </w:pPr>
+      <w:r>
+        <w:rPr>
+          <w:b/>
+          <w:bCs/>
+        </w:rPr>
         <w:t xml:space="preserve">      ┌───────────────────────</w:t>
       </w:r>
       <w:r>
         <w:rPr>
           <w:rFonts w:ascii="MS Gothic" w:eastAsia="MS Gothic" w:hAnsi="MS Gothic" w:cs="MS Gothic" w:hint="eastAsia"/>
+          <w:b/>
+          <w:bCs/>
         </w:rPr>
         <w:t>┴</w:t>
       </w:r>
       <w:r>
         <w:rPr>
           <w:rFonts w:ascii="Aptos" w:hAnsi="Aptos" w:cs="Aptos"/>
+          <w:b/>
+          <w:bCs/>
         </w:rPr>
         <w:t>───────────────────────┐</w:t>
       </w:r>
     </w:p>
     <w:p>
-      <w:r>
+      <w:pPr>
+        <w:rPr>
+          <w:b/>
+          <w:bCs/>
+        </w:rPr>
+      </w:pPr>
+      <w:r>
+        <w:rPr>
+          <w:b/>
+          <w:bCs/>
+        </w:rPr>
         <w:t xml:space="preserve">      </w:t>
       </w:r>
       <w:r>
         <w:rPr>
           <w:rFonts w:ascii="Arial" w:hAnsi="Arial" w:cs="Arial"/>
+          <w:b/>
+          <w:bCs/>
         </w:rPr>
         <w:t>▼</w:t>
       </w:r>
       <w:r>
+        <w:rPr>
+          <w:b/>
+          <w:bCs/>
+        </w:rPr>
         <w:t xml:space="preserve">                                               </w:t>
       </w:r>
       <w:r>
         <w:rPr>
           <w:rFonts w:ascii="Arial" w:hAnsi="Arial" w:cs="Arial"/>
+          <w:b/>
+          <w:bCs/>
         </w:rPr>
         <w:t>▼</w:t>
       </w:r>
     </w:p>
     <w:p>
-      <w:proofErr w:type="gramStart"/>
-      <w:r>
-        <w:t>[ T1</w:t>
-      </w:r>
-      <w:proofErr w:type="gramEnd"/>
-      <w:r>
-        <w:t xml:space="preserve">-Weighted </w:t>
-      </w:r>
-      <w:proofErr w:type="gramStart"/>
-      <w:r>
-        <w:t>CE ]</w:t>
-      </w:r>
-      <w:proofErr w:type="gramEnd"/>
-      <w:r>
-        <w:t xml:space="preserve">                         </w:t>
-      </w:r>
-      <w:proofErr w:type="gramStart"/>
-      <w:r>
-        <w:t xml:space="preserve">   [</w:t>
-      </w:r>
-      <w:proofErr w:type="gramEnd"/>
-      <w:r>
-        <w:t xml:space="preserve"> T2-Weighted </w:t>
-      </w:r>
-      <w:proofErr w:type="gramStart"/>
-      <w:r>
-        <w:t>Dixon ]</w:t>
-      </w:r>
-      <w:proofErr w:type="gramEnd"/>
-    </w:p>
-    <w:p>
-      <w:r>
+      <w:pPr>
+        <w:rPr>
+          <w:b/>
+          <w:bCs/>
+        </w:rPr>
+      </w:pPr>
+      <w:r>
+        <w:rPr>
+          <w:b/>
+          <w:bCs/>
+        </w:rPr>
+        <w:t>[ T1-Weighted CE ]                            [ T2-Weighted Dixon ]</w:t>
+      </w:r>
+    </w:p>
+    <w:p>
+      <w:pPr>
+        <w:rPr>
+          <w:b/>
+          <w:bCs/>
+        </w:rPr>
+      </w:pPr>
+      <w:r>
+        <w:rPr>
+          <w:b/>
+          <w:bCs/>
+        </w:rPr>
         <w:t xml:space="preserve">  - Parameter: TR &lt; 600ms, TE &lt; 15ms            - Dual-Echo Phase Processing</w:t>
       </w:r>
     </w:p>
     <w:p>
-      <w:r>
+      <w:pPr>
+        <w:rPr>
+          <w:b/>
+          <w:bCs/>
+        </w:rPr>
+      </w:pPr>
+      <w:r>
+        <w:rPr>
+          <w:b/>
+          <w:bCs/>
+        </w:rPr>
         <w:t xml:space="preserve">  - Identifies Vascularized Rim                 - Confirms Fat-Water Interfaces</w:t>
       </w:r>
     </w:p>
     <w:p>
-      <w:r>
+      <w:pPr>
+        <w:rPr>
+          <w:b/>
+          <w:bCs/>
+        </w:rPr>
+      </w:pPr>
+      <w:r>
+        <w:rPr>
+          <w:b/>
+          <w:bCs/>
+        </w:rPr>
         <w:t xml:space="preserve">      │                                               │</w:t>
       </w:r>
     </w:p>
     <w:p>
-      <w:r>
+      <w:pPr>
+        <w:rPr>
+          <w:b/>
+          <w:bCs/>
+        </w:rPr>
+      </w:pPr>
+      <w:r>
+        <w:rPr>
+          <w:b/>
+          <w:bCs/>
+        </w:rPr>
         <w:t xml:space="preserve">      └───────────────────────</w:t>
       </w:r>
       <w:r>
         <w:rPr>
           <w:rFonts w:ascii="MS Gothic" w:eastAsia="MS Gothic" w:hAnsi="MS Gothic" w:cs="MS Gothic" w:hint="eastAsia"/>
+          <w:b/>
+          <w:bCs/>
         </w:rPr>
         <w:t>┬</w:t>
       </w:r>
       <w:r>
         <w:rPr>
           <w:rFonts w:ascii="Aptos" w:hAnsi="Aptos" w:cs="Aptos"/>
+          <w:b/>
+          <w:bCs/>
         </w:rPr>
         <w:t>───────────────────────┘</w:t>
       </w:r>
     </w:p>
     <w:p>
-      <w:r>
+      <w:pPr>
+        <w:rPr>
+          <w:b/>
+          <w:bCs/>
+        </w:rPr>
+      </w:pPr>
+      <w:r>
+        <w:rPr>
+          <w:b/>
+          <w:bCs/>
+        </w:rPr>
         <w:t xml:space="preserve">                              </w:t>
       </w:r>
       <w:r>
         <w:rPr>
           <w:rFonts w:ascii="Arial" w:hAnsi="Arial" w:cs="Arial"/>
+          <w:b/>
+          <w:bCs/>
         </w:rPr>
         <w:t>▼</w:t>
       </w:r>
     </w:p>
     <w:p>
-      <w:r>
-        <w:t xml:space="preserve">         </w:t>
-      </w:r>
-      <w:proofErr w:type="gramStart"/>
-      <w:r>
-        <w:t>[ Apply</w:t>
-      </w:r>
-      <w:proofErr w:type="gramEnd"/>
-      <w:r>
-        <w:t xml:space="preserve"> Custom Proton-Density Fat-</w:t>
-      </w:r>
-      <w:proofErr w:type="gramStart"/>
-      <w:r>
-        <w:t>Sat ]</w:t>
-      </w:r>
-      <w:proofErr w:type="gramEnd"/>
-    </w:p>
-    <w:p>
-      <w:r>
+      <w:pPr>
+        <w:rPr>
+          <w:b/>
+          <w:bCs/>
+        </w:rPr>
+      </w:pPr>
+      <w:r>
+        <w:rPr>
+          <w:b/>
+          <w:bCs/>
+        </w:rPr>
+        <w:t xml:space="preserve">         [ Apply Custom Proton-Density Fat-Sat ]</w:t>
+      </w:r>
+    </w:p>
+    <w:p>
+      <w:pPr>
+        <w:rPr>
+          <w:b/>
+          <w:bCs/>
+        </w:rPr>
+      </w:pPr>
+      <w:r>
+        <w:rPr>
+          <w:b/>
+          <w:bCs/>
+        </w:rPr>
         <w:t xml:space="preserve">                              │</w:t>
       </w:r>
     </w:p>
     <w:p>
-      <w:r>
+      <w:pPr>
+        <w:rPr>
+          <w:b/>
+          <w:bCs/>
+        </w:rPr>
+      </w:pPr>
+      <w:r>
+        <w:rPr>
+          <w:b/>
+          <w:bCs/>
+        </w:rPr>
         <w:t xml:space="preserve">                              </w:t>
       </w:r>
       <w:r>
         <w:rPr>
           <w:rFonts w:ascii="Arial" w:hAnsi="Arial" w:cs="Arial"/>
+          <w:b/>
+          <w:bCs/>
         </w:rPr>
         <w:t>▼</w:t>
       </w:r>
     </w:p>
     <w:p>
-      <w:proofErr w:type="gramStart"/>
-      <w:r>
-        <w:t>[ Result</w:t>
-      </w:r>
-      <w:proofErr w:type="gramEnd"/>
-      <w:r>
-        <w:t xml:space="preserve">: Complete Core Suppression / Restricted Diffusion </w:t>
-      </w:r>
-      <w:proofErr w:type="gramStart"/>
-      <w:r>
-        <w:t>Verified ]</w:t>
-      </w:r>
-      <w:proofErr w:type="gramEnd"/>
+      <w:pPr>
+        <w:rPr>
+          <w:b/>
+          <w:bCs/>
+        </w:rPr>
+      </w:pPr>
+      <w:r>
+        <w:rPr>
+          <w:b/>
+          <w:bCs/>
+        </w:rPr>
+        <w:t>[ Result: Complete Core Suppression / Restricted Diffusion Verified ]</w:t>
+      </w:r>
+    </w:p>
+    <w:p>
+      <w:pPr>
+        <w:rPr>
+          <w:b/>
+          <w:bCs/>
+        </w:rPr>
+      </w:pPr>
     </w:p>
     <w:p/>
     <w:p/>
@@ -3908,6 +5123,7 @@
     <w:p/>
     <w:p>
       <w:pPr>
+        <w:pStyle w:val="Heading1"/>
         <w:rPr>
           <w:b/>
           <w:bCs/>
@@ -3928,13 +5144,8 @@
       </w:r>
     </w:p>
     <w:p>
-      <w:proofErr w:type="gramStart"/>
-      <w:r>
-        <w:t>import</w:t>
-      </w:r>
-      <w:proofErr w:type="gramEnd"/>
-      <w:r>
-        <w:t xml:space="preserve"> </w:t>
+      <w:r>
+        <w:t xml:space="preserve">import </w:t>
       </w:r>
       <w:proofErr w:type="spellStart"/>
       <w:r>
@@ -3960,12 +5171,10 @@
         <w:t xml:space="preserve">import </w:t>
       </w:r>
       <w:proofErr w:type="spellStart"/>
-      <w:proofErr w:type="gramStart"/>
       <w:r>
         <w:t>scipy.ndimage</w:t>
       </w:r>
       <w:proofErr w:type="spellEnd"/>
-      <w:proofErr w:type="gramEnd"/>
       <w:r>
         <w:t xml:space="preserve"> as </w:t>
       </w:r>
@@ -3999,15 +5208,7 @@
       </w:r>
       <w:proofErr w:type="spellEnd"/>
       <w:r>
-        <w:t>_</w:t>
-      </w:r>
-      <w:proofErr w:type="gramStart"/>
-      <w:r>
-        <w:t>_(</w:t>
-      </w:r>
-      <w:proofErr w:type="gramEnd"/>
-      <w:r>
-        <w:t xml:space="preserve">self, </w:t>
+        <w:t xml:space="preserve">__(self, </w:t>
       </w:r>
       <w:proofErr w:type="spellStart"/>
       <w:r>
@@ -4039,12 +5240,10 @@
         <w:t xml:space="preserve"> = </w:t>
       </w:r>
       <w:proofErr w:type="spellStart"/>
-      <w:proofErr w:type="gramStart"/>
       <w:r>
         <w:t>pydicom.dcmread</w:t>
       </w:r>
       <w:proofErr w:type="spellEnd"/>
-      <w:proofErr w:type="gramEnd"/>
       <w:r>
         <w:t>(</w:t>
       </w:r>
@@ -4070,12 +5269,10 @@
         <w:t xml:space="preserve"> = </w:t>
       </w:r>
       <w:proofErr w:type="spellStart"/>
-      <w:proofErr w:type="gramStart"/>
       <w:r>
         <w:t>pydicom.dcmread</w:t>
       </w:r>
       <w:proofErr w:type="spellEnd"/>
-      <w:proofErr w:type="gramEnd"/>
       <w:r>
         <w:t>(</w:t>
       </w:r>
@@ -4102,32 +5299,11 @@
       </w:r>
       <w:proofErr w:type="spellStart"/>
       <w:r>
-        <w:t>self.mri_</w:t>
-      </w:r>
-      <w:proofErr w:type="gramStart"/>
-      <w:r>
-        <w:t>slice.pixel</w:t>
-      </w:r>
-      <w:proofErr w:type="gramEnd"/>
-      <w:r>
-        <w:t>_</w:t>
-      </w:r>
-      <w:proofErr w:type="gramStart"/>
-      <w:r>
-        <w:t>array.astype</w:t>
+        <w:t>self.mri_slice.pixel_array.astype</w:t>
       </w:r>
       <w:proofErr w:type="spellEnd"/>
-      <w:proofErr w:type="gramEnd"/>
-      <w:r>
-        <w:t>(</w:t>
-      </w:r>
-      <w:proofErr w:type="gramStart"/>
-      <w:r>
-        <w:t>np.float</w:t>
-      </w:r>
-      <w:proofErr w:type="gramEnd"/>
-      <w:r>
-        <w:t>32)</w:t>
+      <w:r>
+        <w:t>(np.float32)</w:t>
       </w:r>
     </w:p>
     <w:p>
@@ -4144,32 +5320,11 @@
       </w:r>
       <w:proofErr w:type="spellStart"/>
       <w:r>
-        <w:t>self.adc_</w:t>
-      </w:r>
-      <w:proofErr w:type="gramStart"/>
-      <w:r>
-        <w:t>slice.pixel</w:t>
-      </w:r>
-      <w:proofErr w:type="gramEnd"/>
-      <w:r>
-        <w:t>_</w:t>
-      </w:r>
-      <w:proofErr w:type="gramStart"/>
-      <w:r>
-        <w:t>array.astype</w:t>
+        <w:t>self.adc_slice.pixel_array.astype</w:t>
       </w:r>
       <w:proofErr w:type="spellEnd"/>
-      <w:proofErr w:type="gramEnd"/>
-      <w:r>
-        <w:t>(</w:t>
-      </w:r>
-      <w:proofErr w:type="gramStart"/>
-      <w:r>
-        <w:t>np.float</w:t>
-      </w:r>
-      <w:proofErr w:type="gramEnd"/>
-      <w:r>
-        <w:t>32)</w:t>
+      <w:r>
+        <w:t>(np.float32)</w:t>
       </w:r>
     </w:p>
     <w:p>
@@ -4183,19 +5338,11 @@
       </w:r>
       <w:proofErr w:type="spellStart"/>
       <w:r>
-        <w:t>segment_visceral_</w:t>
-      </w:r>
-      <w:proofErr w:type="gramStart"/>
-      <w:r>
-        <w:t>core</w:t>
+        <w:t>segment_visceral_core</w:t>
       </w:r>
       <w:proofErr w:type="spellEnd"/>
       <w:r>
-        <w:t>(</w:t>
-      </w:r>
-      <w:proofErr w:type="gramEnd"/>
-      <w:r>
-        <w:t xml:space="preserve">self, t2_threshold=145.0, </w:t>
+        <w:t xml:space="preserve">(self, t2_threshold=145.0, </w:t>
       </w:r>
       <w:proofErr w:type="spellStart"/>
       <w:r>
@@ -4223,24 +5370,14 @@
         <w:t xml:space="preserve">        smoothed = </w:t>
       </w:r>
       <w:proofErr w:type="spellStart"/>
-      <w:proofErr w:type="gramStart"/>
-      <w:r>
-        <w:t>ndimage.gaussian</w:t>
-      </w:r>
-      <w:proofErr w:type="gramEnd"/>
-      <w:r>
-        <w:t>_</w:t>
-      </w:r>
-      <w:proofErr w:type="gramStart"/>
-      <w:r>
-        <w:t>filter</w:t>
+      <w:r>
+        <w:t>ndimage.gaussian_filter</w:t>
       </w:r>
       <w:proofErr w:type="spellEnd"/>
       <w:r>
         <w:t>(</w:t>
       </w:r>
       <w:proofErr w:type="spellStart"/>
-      <w:proofErr w:type="gramEnd"/>
       <w:r>
         <w:t>self.mri_matrix</w:t>
       </w:r>
@@ -4303,24 +5440,14 @@
         <w:t xml:space="preserve">        return </w:t>
       </w:r>
       <w:proofErr w:type="spellStart"/>
-      <w:proofErr w:type="gramStart"/>
-      <w:r>
-        <w:t>ndimage.binary</w:t>
-      </w:r>
-      <w:proofErr w:type="gramEnd"/>
-      <w:r>
-        <w:t>_</w:t>
-      </w:r>
-      <w:proofErr w:type="gramStart"/>
-      <w:r>
-        <w:t>opening</w:t>
+      <w:r>
+        <w:t>ndimage.binary_opening</w:t>
       </w:r>
       <w:proofErr w:type="spellEnd"/>
       <w:r>
         <w:t>(</w:t>
       </w:r>
       <w:proofErr w:type="spellStart"/>
-      <w:proofErr w:type="gramEnd"/>
       <w:r>
         <w:t>core_mask</w:t>
       </w:r>
@@ -4329,12 +5456,10 @@
         <w:t>, structure=</w:t>
       </w:r>
       <w:proofErr w:type="spellStart"/>
-      <w:proofErr w:type="gramStart"/>
       <w:r>
         <w:t>np.ones</w:t>
       </w:r>
       <w:proofErr w:type="spellEnd"/>
-      <w:proofErr w:type="gramEnd"/>
       <w:r>
         <w:t>((3,3)))</w:t>
       </w:r>
@@ -4343,10 +5468,9 @@
     <w:p/>
     <w:p/>
     <w:p/>
-    <w:p/>
-    <w:p/>
-    <w:p>
-      <w:pPr>
+    <w:p>
+      <w:pPr>
+        <w:pStyle w:val="Heading1"/>
         <w:rPr>
           <w:b/>
           <w:bCs/>
@@ -4368,11 +5492,212 @@
           <w:bCs/>
         </w:rPr>
       </w:pPr>
-      <w:r>
-        <w:rPr>
-          <w:b/>
-          <w:bCs/>
-        </w:rPr>
+    </w:p>
+    <w:p>
+      <w:pPr>
+        <w:rPr>
+          <w:b/>
+          <w:bCs/>
+        </w:rPr>
+      </w:pPr>
+    </w:p>
+    <w:p>
+      <w:pPr>
+        <w:rPr>
+          <w:b/>
+          <w:bCs/>
+        </w:rPr>
+      </w:pPr>
+    </w:p>
+    <w:p>
+      <w:pPr>
+        <w:rPr>
+          <w:b/>
+          <w:bCs/>
+        </w:rPr>
+      </w:pPr>
+    </w:p>
+    <w:p>
+      <w:pPr>
+        <w:rPr>
+          <w:b/>
+          <w:bCs/>
+        </w:rPr>
+      </w:pPr>
+    </w:p>
+    <w:p>
+      <w:pPr>
+        <w:rPr>
+          <w:b/>
+          <w:bCs/>
+        </w:rPr>
+      </w:pPr>
+    </w:p>
+    <w:p>
+      <w:pPr>
+        <w:rPr>
+          <w:b/>
+          <w:bCs/>
+        </w:rPr>
+      </w:pPr>
+    </w:p>
+    <w:p>
+      <w:pPr>
+        <w:rPr>
+          <w:b/>
+          <w:bCs/>
+        </w:rPr>
+      </w:pPr>
+    </w:p>
+    <w:p>
+      <w:pPr>
+        <w:rPr>
+          <w:b/>
+          <w:bCs/>
+        </w:rPr>
+      </w:pPr>
+    </w:p>
+    <w:p>
+      <w:pPr>
+        <w:rPr>
+          <w:b/>
+          <w:bCs/>
+        </w:rPr>
+      </w:pPr>
+    </w:p>
+    <w:p>
+      <w:pPr>
+        <w:rPr>
+          <w:b/>
+          <w:bCs/>
+        </w:rPr>
+      </w:pPr>
+    </w:p>
+    <w:p>
+      <w:pPr>
+        <w:rPr>
+          <w:b/>
+          <w:bCs/>
+        </w:rPr>
+      </w:pPr>
+    </w:p>
+    <w:p>
+      <w:pPr>
+        <w:rPr>
+          <w:b/>
+          <w:bCs/>
+        </w:rPr>
+      </w:pPr>
+    </w:p>
+    <w:p>
+      <w:pPr>
+        <w:rPr>
+          <w:b/>
+          <w:bCs/>
+        </w:rPr>
+      </w:pPr>
+    </w:p>
+    <w:p>
+      <w:pPr>
+        <w:rPr>
+          <w:b/>
+          <w:bCs/>
+        </w:rPr>
+      </w:pPr>
+    </w:p>
+    <w:p>
+      <w:pPr>
+        <w:rPr>
+          <w:b/>
+          <w:bCs/>
+        </w:rPr>
+      </w:pPr>
+    </w:p>
+    <w:p>
+      <w:pPr>
+        <w:rPr>
+          <w:b/>
+          <w:bCs/>
+        </w:rPr>
+      </w:pPr>
+    </w:p>
+    <w:p>
+      <w:pPr>
+        <w:rPr>
+          <w:b/>
+          <w:bCs/>
+        </w:rPr>
+      </w:pPr>
+    </w:p>
+    <w:p>
+      <w:pPr>
+        <w:rPr>
+          <w:b/>
+          <w:bCs/>
+        </w:rPr>
+      </w:pPr>
+    </w:p>
+    <w:p>
+      <w:pPr>
+        <w:rPr>
+          <w:b/>
+          <w:bCs/>
+        </w:rPr>
+      </w:pPr>
+    </w:p>
+    <w:p>
+      <w:pPr>
+        <w:rPr>
+          <w:b/>
+          <w:bCs/>
+        </w:rPr>
+      </w:pPr>
+    </w:p>
+    <w:p>
+      <w:pPr>
+        <w:rPr>
+          <w:b/>
+          <w:bCs/>
+        </w:rPr>
+      </w:pPr>
+    </w:p>
+    <w:p>
+      <w:pPr>
+        <w:rPr>
+          <w:b/>
+          <w:bCs/>
+        </w:rPr>
+      </w:pPr>
+    </w:p>
+    <w:p>
+      <w:pPr>
+        <w:rPr>
+          <w:b/>
+          <w:bCs/>
+        </w:rPr>
+      </w:pPr>
+    </w:p>
+    <w:p>
+      <w:pPr>
+        <w:rPr>
+          <w:b/>
+          <w:bCs/>
+        </w:rPr>
+      </w:pPr>
+    </w:p>
+    <w:p>
+      <w:pPr>
+        <w:rPr>
+          <w:b/>
+          <w:bCs/>
+        </w:rPr>
+      </w:pPr>
+      <w:r>
+        <w:rPr>
+          <w:b/>
+          <w:bCs/>
+        </w:rPr>
+        <w:lastRenderedPageBreak/>
         <w:t>7.1 Multi-Modal Diagnostic Integration</w:t>
       </w:r>
     </w:p>
@@ -4404,8 +5729,10 @@
     <w:p/>
     <w:p/>
     <w:p/>
-    <w:p>
-      <w:pPr>
+    <w:p/>
+    <w:p>
+      <w:pPr>
+        <w:pStyle w:val="Heading1"/>
         <w:rPr>
           <w:b/>
           <w:bCs/>
@@ -4427,11 +5754,212 @@
           <w:bCs/>
         </w:rPr>
       </w:pPr>
-      <w:r>
-        <w:rPr>
-          <w:b/>
-          <w:bCs/>
-        </w:rPr>
+    </w:p>
+    <w:p>
+      <w:pPr>
+        <w:rPr>
+          <w:b/>
+          <w:bCs/>
+        </w:rPr>
+      </w:pPr>
+    </w:p>
+    <w:p>
+      <w:pPr>
+        <w:rPr>
+          <w:b/>
+          <w:bCs/>
+        </w:rPr>
+      </w:pPr>
+    </w:p>
+    <w:p>
+      <w:pPr>
+        <w:rPr>
+          <w:b/>
+          <w:bCs/>
+        </w:rPr>
+      </w:pPr>
+    </w:p>
+    <w:p>
+      <w:pPr>
+        <w:rPr>
+          <w:b/>
+          <w:bCs/>
+        </w:rPr>
+      </w:pPr>
+    </w:p>
+    <w:p>
+      <w:pPr>
+        <w:rPr>
+          <w:b/>
+          <w:bCs/>
+        </w:rPr>
+      </w:pPr>
+    </w:p>
+    <w:p>
+      <w:pPr>
+        <w:rPr>
+          <w:b/>
+          <w:bCs/>
+        </w:rPr>
+      </w:pPr>
+    </w:p>
+    <w:p>
+      <w:pPr>
+        <w:rPr>
+          <w:b/>
+          <w:bCs/>
+        </w:rPr>
+      </w:pPr>
+    </w:p>
+    <w:p>
+      <w:pPr>
+        <w:rPr>
+          <w:b/>
+          <w:bCs/>
+        </w:rPr>
+      </w:pPr>
+    </w:p>
+    <w:p>
+      <w:pPr>
+        <w:rPr>
+          <w:b/>
+          <w:bCs/>
+        </w:rPr>
+      </w:pPr>
+    </w:p>
+    <w:p>
+      <w:pPr>
+        <w:rPr>
+          <w:b/>
+          <w:bCs/>
+        </w:rPr>
+      </w:pPr>
+    </w:p>
+    <w:p>
+      <w:pPr>
+        <w:rPr>
+          <w:b/>
+          <w:bCs/>
+        </w:rPr>
+      </w:pPr>
+    </w:p>
+    <w:p>
+      <w:pPr>
+        <w:rPr>
+          <w:b/>
+          <w:bCs/>
+        </w:rPr>
+      </w:pPr>
+    </w:p>
+    <w:p>
+      <w:pPr>
+        <w:rPr>
+          <w:b/>
+          <w:bCs/>
+        </w:rPr>
+      </w:pPr>
+    </w:p>
+    <w:p>
+      <w:pPr>
+        <w:rPr>
+          <w:b/>
+          <w:bCs/>
+        </w:rPr>
+      </w:pPr>
+    </w:p>
+    <w:p>
+      <w:pPr>
+        <w:rPr>
+          <w:b/>
+          <w:bCs/>
+        </w:rPr>
+      </w:pPr>
+    </w:p>
+    <w:p>
+      <w:pPr>
+        <w:rPr>
+          <w:b/>
+          <w:bCs/>
+        </w:rPr>
+      </w:pPr>
+    </w:p>
+    <w:p>
+      <w:pPr>
+        <w:rPr>
+          <w:b/>
+          <w:bCs/>
+        </w:rPr>
+      </w:pPr>
+    </w:p>
+    <w:p>
+      <w:pPr>
+        <w:rPr>
+          <w:b/>
+          <w:bCs/>
+        </w:rPr>
+      </w:pPr>
+    </w:p>
+    <w:p>
+      <w:pPr>
+        <w:rPr>
+          <w:b/>
+          <w:bCs/>
+        </w:rPr>
+      </w:pPr>
+    </w:p>
+    <w:p>
+      <w:pPr>
+        <w:rPr>
+          <w:b/>
+          <w:bCs/>
+        </w:rPr>
+      </w:pPr>
+    </w:p>
+    <w:p>
+      <w:pPr>
+        <w:rPr>
+          <w:b/>
+          <w:bCs/>
+        </w:rPr>
+      </w:pPr>
+    </w:p>
+    <w:p>
+      <w:pPr>
+        <w:rPr>
+          <w:b/>
+          <w:bCs/>
+        </w:rPr>
+      </w:pPr>
+    </w:p>
+    <w:p>
+      <w:pPr>
+        <w:rPr>
+          <w:b/>
+          <w:bCs/>
+        </w:rPr>
+      </w:pPr>
+    </w:p>
+    <w:p>
+      <w:pPr>
+        <w:rPr>
+          <w:b/>
+          <w:bCs/>
+        </w:rPr>
+      </w:pPr>
+    </w:p>
+    <w:p>
+      <w:pPr>
+        <w:rPr>
+          <w:b/>
+          <w:bCs/>
+        </w:rPr>
+      </w:pPr>
+      <w:r>
+        <w:rPr>
+          <w:b/>
+          <w:bCs/>
+        </w:rPr>
+        <w:lastRenderedPageBreak/>
         <w:t>8.1 Colorectal Extended Clinical Translation Matrix</w:t>
       </w:r>
     </w:p>
@@ -4943,8 +6471,10 @@
     <w:p/>
     <w:p/>
     <w:p/>
-    <w:p>
-      <w:pPr>
+    <w:p/>
+    <w:p>
+      <w:pPr>
+        <w:pStyle w:val="Heading1"/>
         <w:rPr>
           <w:b/>
           <w:bCs/>
@@ -4966,11 +6496,212 @@
           <w:bCs/>
         </w:rPr>
       </w:pPr>
-      <w:r>
-        <w:rPr>
-          <w:b/>
-          <w:bCs/>
-        </w:rPr>
+    </w:p>
+    <w:p>
+      <w:pPr>
+        <w:rPr>
+          <w:b/>
+          <w:bCs/>
+        </w:rPr>
+      </w:pPr>
+    </w:p>
+    <w:p>
+      <w:pPr>
+        <w:rPr>
+          <w:b/>
+          <w:bCs/>
+        </w:rPr>
+      </w:pPr>
+    </w:p>
+    <w:p>
+      <w:pPr>
+        <w:rPr>
+          <w:b/>
+          <w:bCs/>
+        </w:rPr>
+      </w:pPr>
+    </w:p>
+    <w:p>
+      <w:pPr>
+        <w:rPr>
+          <w:b/>
+          <w:bCs/>
+        </w:rPr>
+      </w:pPr>
+    </w:p>
+    <w:p>
+      <w:pPr>
+        <w:rPr>
+          <w:b/>
+          <w:bCs/>
+        </w:rPr>
+      </w:pPr>
+    </w:p>
+    <w:p>
+      <w:pPr>
+        <w:rPr>
+          <w:b/>
+          <w:bCs/>
+        </w:rPr>
+      </w:pPr>
+    </w:p>
+    <w:p>
+      <w:pPr>
+        <w:rPr>
+          <w:b/>
+          <w:bCs/>
+        </w:rPr>
+      </w:pPr>
+    </w:p>
+    <w:p>
+      <w:pPr>
+        <w:rPr>
+          <w:b/>
+          <w:bCs/>
+        </w:rPr>
+      </w:pPr>
+    </w:p>
+    <w:p>
+      <w:pPr>
+        <w:rPr>
+          <w:b/>
+          <w:bCs/>
+        </w:rPr>
+      </w:pPr>
+    </w:p>
+    <w:p>
+      <w:pPr>
+        <w:rPr>
+          <w:b/>
+          <w:bCs/>
+        </w:rPr>
+      </w:pPr>
+    </w:p>
+    <w:p>
+      <w:pPr>
+        <w:rPr>
+          <w:b/>
+          <w:bCs/>
+        </w:rPr>
+      </w:pPr>
+    </w:p>
+    <w:p>
+      <w:pPr>
+        <w:rPr>
+          <w:b/>
+          <w:bCs/>
+        </w:rPr>
+      </w:pPr>
+    </w:p>
+    <w:p>
+      <w:pPr>
+        <w:rPr>
+          <w:b/>
+          <w:bCs/>
+        </w:rPr>
+      </w:pPr>
+    </w:p>
+    <w:p>
+      <w:pPr>
+        <w:rPr>
+          <w:b/>
+          <w:bCs/>
+        </w:rPr>
+      </w:pPr>
+    </w:p>
+    <w:p>
+      <w:pPr>
+        <w:rPr>
+          <w:b/>
+          <w:bCs/>
+        </w:rPr>
+      </w:pPr>
+    </w:p>
+    <w:p>
+      <w:pPr>
+        <w:rPr>
+          <w:b/>
+          <w:bCs/>
+        </w:rPr>
+      </w:pPr>
+    </w:p>
+    <w:p>
+      <w:pPr>
+        <w:rPr>
+          <w:b/>
+          <w:bCs/>
+        </w:rPr>
+      </w:pPr>
+    </w:p>
+    <w:p>
+      <w:pPr>
+        <w:rPr>
+          <w:b/>
+          <w:bCs/>
+        </w:rPr>
+      </w:pPr>
+    </w:p>
+    <w:p>
+      <w:pPr>
+        <w:rPr>
+          <w:b/>
+          <w:bCs/>
+        </w:rPr>
+      </w:pPr>
+    </w:p>
+    <w:p>
+      <w:pPr>
+        <w:rPr>
+          <w:b/>
+          <w:bCs/>
+        </w:rPr>
+      </w:pPr>
+    </w:p>
+    <w:p>
+      <w:pPr>
+        <w:rPr>
+          <w:b/>
+          <w:bCs/>
+        </w:rPr>
+      </w:pPr>
+    </w:p>
+    <w:p>
+      <w:pPr>
+        <w:rPr>
+          <w:b/>
+          <w:bCs/>
+        </w:rPr>
+      </w:pPr>
+    </w:p>
+    <w:p>
+      <w:pPr>
+        <w:rPr>
+          <w:b/>
+          <w:bCs/>
+        </w:rPr>
+      </w:pPr>
+    </w:p>
+    <w:p>
+      <w:pPr>
+        <w:rPr>
+          <w:b/>
+          <w:bCs/>
+        </w:rPr>
+      </w:pPr>
+    </w:p>
+    <w:p>
+      <w:pPr>
+        <w:rPr>
+          <w:b/>
+          <w:bCs/>
+        </w:rPr>
+      </w:pPr>
+      <w:r>
+        <w:rPr>
+          <w:b/>
+          <w:bCs/>
+        </w:rPr>
+        <w:lastRenderedPageBreak/>
         <w:t>11.1 Gastrointestinal Liquid Phase Assay Matrix</w:t>
       </w:r>
     </w:p>
@@ -5166,15 +6897,7 @@
           </w:tcPr>
           <w:p>
             <w:r>
-              <w:t xml:space="preserve">Host macrophage </w:t>
-            </w:r>
-            <w:proofErr w:type="gramStart"/>
-            <w:r>
-              <w:t>response</w:t>
-            </w:r>
-            <w:proofErr w:type="gramEnd"/>
-            <w:r>
-              <w:t xml:space="preserve"> to the foreign chitinous cuticle inside the intestinal wall.</w:t>
+              <w:t>Host macrophage response to the foreign chitinous cuticle inside the intestinal wall.</w:t>
             </w:r>
           </w:p>
         </w:tc>
@@ -5449,6 +7172,15 @@
           <w:bCs/>
         </w:rPr>
       </w:pPr>
+    </w:p>
+    <w:p>
+      <w:pPr>
+        <w:pStyle w:val="Heading1"/>
+        <w:rPr>
+          <w:b/>
+          <w:bCs/>
+        </w:rPr>
+      </w:pPr>
       <w:r>
         <w:rPr>
           <w:b/>
@@ -5465,11 +7197,196 @@
           <w:bCs/>
         </w:rPr>
       </w:pPr>
-      <w:r>
-        <w:rPr>
-          <w:b/>
-          <w:bCs/>
-        </w:rPr>
+    </w:p>
+    <w:p>
+      <w:pPr>
+        <w:rPr>
+          <w:b/>
+          <w:bCs/>
+        </w:rPr>
+      </w:pPr>
+    </w:p>
+    <w:p>
+      <w:pPr>
+        <w:rPr>
+          <w:b/>
+          <w:bCs/>
+        </w:rPr>
+      </w:pPr>
+    </w:p>
+    <w:p>
+      <w:pPr>
+        <w:rPr>
+          <w:b/>
+          <w:bCs/>
+        </w:rPr>
+      </w:pPr>
+    </w:p>
+    <w:p>
+      <w:pPr>
+        <w:rPr>
+          <w:b/>
+          <w:bCs/>
+        </w:rPr>
+      </w:pPr>
+    </w:p>
+    <w:p>
+      <w:pPr>
+        <w:rPr>
+          <w:b/>
+          <w:bCs/>
+        </w:rPr>
+      </w:pPr>
+    </w:p>
+    <w:p>
+      <w:pPr>
+        <w:rPr>
+          <w:b/>
+          <w:bCs/>
+        </w:rPr>
+      </w:pPr>
+    </w:p>
+    <w:p>
+      <w:pPr>
+        <w:rPr>
+          <w:b/>
+          <w:bCs/>
+        </w:rPr>
+      </w:pPr>
+    </w:p>
+    <w:p>
+      <w:pPr>
+        <w:rPr>
+          <w:b/>
+          <w:bCs/>
+        </w:rPr>
+      </w:pPr>
+    </w:p>
+    <w:p>
+      <w:pPr>
+        <w:rPr>
+          <w:b/>
+          <w:bCs/>
+        </w:rPr>
+      </w:pPr>
+    </w:p>
+    <w:p>
+      <w:pPr>
+        <w:rPr>
+          <w:b/>
+          <w:bCs/>
+        </w:rPr>
+      </w:pPr>
+    </w:p>
+    <w:p>
+      <w:pPr>
+        <w:rPr>
+          <w:b/>
+          <w:bCs/>
+        </w:rPr>
+      </w:pPr>
+    </w:p>
+    <w:p>
+      <w:pPr>
+        <w:rPr>
+          <w:b/>
+          <w:bCs/>
+        </w:rPr>
+      </w:pPr>
+    </w:p>
+    <w:p>
+      <w:pPr>
+        <w:rPr>
+          <w:b/>
+          <w:bCs/>
+        </w:rPr>
+      </w:pPr>
+    </w:p>
+    <w:p>
+      <w:pPr>
+        <w:rPr>
+          <w:b/>
+          <w:bCs/>
+        </w:rPr>
+      </w:pPr>
+    </w:p>
+    <w:p>
+      <w:pPr>
+        <w:rPr>
+          <w:b/>
+          <w:bCs/>
+        </w:rPr>
+      </w:pPr>
+    </w:p>
+    <w:p>
+      <w:pPr>
+        <w:rPr>
+          <w:b/>
+          <w:bCs/>
+        </w:rPr>
+      </w:pPr>
+    </w:p>
+    <w:p>
+      <w:pPr>
+        <w:rPr>
+          <w:b/>
+          <w:bCs/>
+        </w:rPr>
+      </w:pPr>
+    </w:p>
+    <w:p>
+      <w:pPr>
+        <w:rPr>
+          <w:b/>
+          <w:bCs/>
+        </w:rPr>
+      </w:pPr>
+    </w:p>
+    <w:p>
+      <w:pPr>
+        <w:rPr>
+          <w:b/>
+          <w:bCs/>
+        </w:rPr>
+      </w:pPr>
+    </w:p>
+    <w:p>
+      <w:pPr>
+        <w:rPr>
+          <w:b/>
+          <w:bCs/>
+        </w:rPr>
+      </w:pPr>
+    </w:p>
+    <w:p>
+      <w:pPr>
+        <w:rPr>
+          <w:b/>
+          <w:bCs/>
+        </w:rPr>
+      </w:pPr>
+    </w:p>
+    <w:p>
+      <w:pPr>
+        <w:rPr>
+          <w:b/>
+          <w:bCs/>
+        </w:rPr>
+      </w:pPr>
+    </w:p>
+    <w:p>
+      <w:pPr>
+        <w:rPr>
+          <w:b/>
+          <w:bCs/>
+        </w:rPr>
+      </w:pPr>
+      <w:r>
+        <w:rPr>
+          <w:b/>
+          <w:bCs/>
+        </w:rPr>
+        <w:lastRenderedPageBreak/>
         <w:t>12.1 Pharmacokinetic Rationale for Colorectal Expulsion</w:t>
       </w:r>
     </w:p>
@@ -5714,8 +7631,10 @@
     <w:p/>
     <w:p/>
     <w:p/>
-    <w:p>
-      <w:pPr>
+    <w:p/>
+    <w:p>
+      <w:pPr>
+        <w:pStyle w:val="Heading1"/>
         <w:rPr>
           <w:b/>
           <w:bCs/>
@@ -5737,11 +7656,196 @@
           <w:bCs/>
         </w:rPr>
       </w:pPr>
-      <w:r>
-        <w:rPr>
-          <w:b/>
-          <w:bCs/>
-        </w:rPr>
+    </w:p>
+    <w:p>
+      <w:pPr>
+        <w:rPr>
+          <w:b/>
+          <w:bCs/>
+        </w:rPr>
+      </w:pPr>
+    </w:p>
+    <w:p>
+      <w:pPr>
+        <w:rPr>
+          <w:b/>
+          <w:bCs/>
+        </w:rPr>
+      </w:pPr>
+    </w:p>
+    <w:p>
+      <w:pPr>
+        <w:rPr>
+          <w:b/>
+          <w:bCs/>
+        </w:rPr>
+      </w:pPr>
+    </w:p>
+    <w:p>
+      <w:pPr>
+        <w:rPr>
+          <w:b/>
+          <w:bCs/>
+        </w:rPr>
+      </w:pPr>
+    </w:p>
+    <w:p>
+      <w:pPr>
+        <w:rPr>
+          <w:b/>
+          <w:bCs/>
+        </w:rPr>
+      </w:pPr>
+    </w:p>
+    <w:p>
+      <w:pPr>
+        <w:rPr>
+          <w:b/>
+          <w:bCs/>
+        </w:rPr>
+      </w:pPr>
+    </w:p>
+    <w:p>
+      <w:pPr>
+        <w:rPr>
+          <w:b/>
+          <w:bCs/>
+        </w:rPr>
+      </w:pPr>
+    </w:p>
+    <w:p>
+      <w:pPr>
+        <w:rPr>
+          <w:b/>
+          <w:bCs/>
+        </w:rPr>
+      </w:pPr>
+    </w:p>
+    <w:p>
+      <w:pPr>
+        <w:rPr>
+          <w:b/>
+          <w:bCs/>
+        </w:rPr>
+      </w:pPr>
+    </w:p>
+    <w:p>
+      <w:pPr>
+        <w:rPr>
+          <w:b/>
+          <w:bCs/>
+        </w:rPr>
+      </w:pPr>
+    </w:p>
+    <w:p>
+      <w:pPr>
+        <w:rPr>
+          <w:b/>
+          <w:bCs/>
+        </w:rPr>
+      </w:pPr>
+    </w:p>
+    <w:p>
+      <w:pPr>
+        <w:rPr>
+          <w:b/>
+          <w:bCs/>
+        </w:rPr>
+      </w:pPr>
+    </w:p>
+    <w:p>
+      <w:pPr>
+        <w:rPr>
+          <w:b/>
+          <w:bCs/>
+        </w:rPr>
+      </w:pPr>
+    </w:p>
+    <w:p>
+      <w:pPr>
+        <w:rPr>
+          <w:b/>
+          <w:bCs/>
+        </w:rPr>
+      </w:pPr>
+    </w:p>
+    <w:p>
+      <w:pPr>
+        <w:rPr>
+          <w:b/>
+          <w:bCs/>
+        </w:rPr>
+      </w:pPr>
+    </w:p>
+    <w:p>
+      <w:pPr>
+        <w:rPr>
+          <w:b/>
+          <w:bCs/>
+        </w:rPr>
+      </w:pPr>
+    </w:p>
+    <w:p>
+      <w:pPr>
+        <w:rPr>
+          <w:b/>
+          <w:bCs/>
+        </w:rPr>
+      </w:pPr>
+    </w:p>
+    <w:p>
+      <w:pPr>
+        <w:rPr>
+          <w:b/>
+          <w:bCs/>
+        </w:rPr>
+      </w:pPr>
+    </w:p>
+    <w:p>
+      <w:pPr>
+        <w:rPr>
+          <w:b/>
+          <w:bCs/>
+        </w:rPr>
+      </w:pPr>
+    </w:p>
+    <w:p>
+      <w:pPr>
+        <w:rPr>
+          <w:b/>
+          <w:bCs/>
+        </w:rPr>
+      </w:pPr>
+    </w:p>
+    <w:p>
+      <w:pPr>
+        <w:rPr>
+          <w:b/>
+          <w:bCs/>
+        </w:rPr>
+      </w:pPr>
+    </w:p>
+    <w:p>
+      <w:pPr>
+        <w:rPr>
+          <w:b/>
+          <w:bCs/>
+        </w:rPr>
+      </w:pPr>
+    </w:p>
+    <w:p>
+      <w:pPr>
+        <w:rPr>
+          <w:b/>
+          <w:bCs/>
+        </w:rPr>
+      </w:pPr>
+      <w:r>
+        <w:rPr>
+          <w:b/>
+          <w:bCs/>
+        </w:rPr>
+        <w:lastRenderedPageBreak/>
         <w:t>14.1 Patient-Directed Gastrointestinal Evacuation and Neutralization</w:t>
       </w:r>
     </w:p>
@@ -5752,158 +7856,239 @@
     </w:p>
     <w:p/>
     <w:p>
-      <w:r>
-        <w:t xml:space="preserve">       </w:t>
-      </w:r>
-      <w:proofErr w:type="gramStart"/>
-      <w:r>
-        <w:t>[ Vitamin</w:t>
-      </w:r>
-      <w:proofErr w:type="gramEnd"/>
-      <w:r>
-        <w:t xml:space="preserve">-Induced Colonic </w:t>
-      </w:r>
-      <w:proofErr w:type="gramStart"/>
-      <w:r>
-        <w:t>Saturation ]</w:t>
-      </w:r>
-      <w:proofErr w:type="gramEnd"/>
-    </w:p>
-    <w:p>
-      <w:r>
+      <w:pPr>
+        <w:rPr>
+          <w:b/>
+          <w:bCs/>
+        </w:rPr>
+      </w:pPr>
+      <w:r>
+        <w:rPr>
+          <w:b/>
+          <w:bCs/>
+        </w:rPr>
+        <w:t xml:space="preserve">       [ Vitamin-Induced Colonic Saturation ]</w:t>
+      </w:r>
+    </w:p>
+    <w:p>
+      <w:pPr>
+        <w:rPr>
+          <w:b/>
+          <w:bCs/>
+        </w:rPr>
+      </w:pPr>
+      <w:r>
+        <w:rPr>
+          <w:b/>
+          <w:bCs/>
+        </w:rPr>
         <w:t xml:space="preserve">                        │</w:t>
       </w:r>
     </w:p>
     <w:p>
-      <w:r>
+      <w:pPr>
+        <w:rPr>
+          <w:b/>
+          <w:bCs/>
+        </w:rPr>
+      </w:pPr>
+      <w:r>
+        <w:rPr>
+          <w:b/>
+          <w:bCs/>
+        </w:rPr>
         <w:t xml:space="preserve">                        </w:t>
       </w:r>
       <w:r>
         <w:rPr>
           <w:rFonts w:ascii="Arial" w:hAnsi="Arial" w:cs="Arial"/>
+          <w:b/>
+          <w:bCs/>
         </w:rPr>
         <w:t>▼</w:t>
       </w:r>
     </w:p>
     <w:p>
-      <w:r>
-        <w:t xml:space="preserve">       </w:t>
-      </w:r>
-      <w:proofErr w:type="gramStart"/>
-      <w:r>
-        <w:t>[ Mass</w:t>
-      </w:r>
-      <w:proofErr w:type="gramEnd"/>
-      <w:r>
-        <w:t xml:space="preserve"> Detachment &amp; Rectal / Luminal </w:t>
-      </w:r>
-      <w:proofErr w:type="gramStart"/>
-      <w:r>
-        <w:t>Egress ]</w:t>
-      </w:r>
-      <w:proofErr w:type="gramEnd"/>
-    </w:p>
-    <w:p>
-      <w:r>
+      <w:pPr>
+        <w:rPr>
+          <w:b/>
+          <w:bCs/>
+        </w:rPr>
+      </w:pPr>
+      <w:r>
+        <w:rPr>
+          <w:b/>
+          <w:bCs/>
+        </w:rPr>
+        <w:t xml:space="preserve">       [ Mass Detachment &amp; Rectal / Luminal Egress ]</w:t>
+      </w:r>
+    </w:p>
+    <w:p>
+      <w:pPr>
+        <w:rPr>
+          <w:b/>
+          <w:bCs/>
+        </w:rPr>
+      </w:pPr>
+      <w:r>
+        <w:rPr>
+          <w:b/>
+          <w:bCs/>
+        </w:rPr>
         <w:t xml:space="preserve">                        │</w:t>
       </w:r>
     </w:p>
     <w:p>
-      <w:r>
+      <w:pPr>
+        <w:rPr>
+          <w:b/>
+          <w:bCs/>
+        </w:rPr>
+      </w:pPr>
+      <w:r>
+        <w:rPr>
+          <w:b/>
+          <w:bCs/>
+        </w:rPr>
         <w:t xml:space="preserve">                        </w:t>
       </w:r>
       <w:r>
         <w:rPr>
           <w:rFonts w:ascii="Arial" w:hAnsi="Arial" w:cs="Arial"/>
+          <w:b/>
+          <w:bCs/>
         </w:rPr>
         <w:t>▼</w:t>
       </w:r>
     </w:p>
     <w:p>
-      <w:r>
-        <w:t xml:space="preserve"> </w:t>
-      </w:r>
-      <w:proofErr w:type="gramStart"/>
-      <w:r>
-        <w:t>[ Direct</w:t>
-      </w:r>
-      <w:proofErr w:type="gramEnd"/>
-      <w:r>
-        <w:t xml:space="preserve"> Catch into Patient-Managed Bedside Waste </w:t>
-      </w:r>
-      <w:proofErr w:type="gramStart"/>
-      <w:r>
-        <w:t>Bin ]</w:t>
-      </w:r>
-      <w:proofErr w:type="gramEnd"/>
-    </w:p>
-    <w:p>
-      <w:r>
+      <w:pPr>
+        <w:rPr>
+          <w:b/>
+          <w:bCs/>
+        </w:rPr>
+      </w:pPr>
+      <w:r>
+        <w:rPr>
+          <w:b/>
+          <w:bCs/>
+        </w:rPr>
+        <w:t xml:space="preserve"> [ Direct Catch into Patient-Managed Bedside Waste Bin ]</w:t>
+      </w:r>
+    </w:p>
+    <w:p>
+      <w:pPr>
+        <w:rPr>
+          <w:b/>
+          <w:bCs/>
+        </w:rPr>
+      </w:pPr>
+      <w:r>
+        <w:rPr>
+          <w:b/>
+          <w:bCs/>
+        </w:rPr>
         <w:t xml:space="preserve">                        │</w:t>
       </w:r>
     </w:p>
     <w:p>
-      <w:r>
+      <w:pPr>
+        <w:rPr>
+          <w:b/>
+          <w:bCs/>
+        </w:rPr>
+      </w:pPr>
+      <w:r>
+        <w:rPr>
+          <w:b/>
+          <w:bCs/>
+        </w:rPr>
         <w:t xml:space="preserve">                        </w:t>
       </w:r>
       <w:r>
         <w:rPr>
           <w:rFonts w:ascii="Arial" w:hAnsi="Arial" w:cs="Arial"/>
+          <w:b/>
+          <w:bCs/>
         </w:rPr>
         <w:t>▼</w:t>
       </w:r>
     </w:p>
     <w:p>
-      <w:r>
-        <w:t xml:space="preserve"> </w:t>
-      </w:r>
-      <w:proofErr w:type="gramStart"/>
-      <w:r>
-        <w:t>[ Immediate</w:t>
-      </w:r>
-      <w:proofErr w:type="gramEnd"/>
-      <w:r>
-        <w:t xml:space="preserve"> Formula 409 Spray Application (Immobilization</w:t>
-      </w:r>
-      <w:proofErr w:type="gramStart"/>
-      <w:r>
-        <w:t>) ]</w:t>
-      </w:r>
-      <w:proofErr w:type="gramEnd"/>
-    </w:p>
-    <w:p>
-      <w:r>
+      <w:pPr>
+        <w:rPr>
+          <w:b/>
+          <w:bCs/>
+        </w:rPr>
+      </w:pPr>
+      <w:r>
+        <w:rPr>
+          <w:b/>
+          <w:bCs/>
+        </w:rPr>
+        <w:t xml:space="preserve"> [ Immediate Formula 409 Spray Application (Immobilization) ]</w:t>
+      </w:r>
+    </w:p>
+    <w:p>
+      <w:pPr>
+        <w:rPr>
+          <w:b/>
+          <w:bCs/>
+        </w:rPr>
+      </w:pPr>
+      <w:r>
+        <w:rPr>
+          <w:b/>
+          <w:bCs/>
+        </w:rPr>
         <w:t xml:space="preserve">                        │</w:t>
       </w:r>
     </w:p>
     <w:p>
-      <w:r>
+      <w:pPr>
+        <w:rPr>
+          <w:b/>
+          <w:bCs/>
+        </w:rPr>
+      </w:pPr>
+      <w:r>
+        <w:rPr>
+          <w:b/>
+          <w:bCs/>
+        </w:rPr>
         <w:t xml:space="preserve">                        </w:t>
       </w:r>
       <w:r>
         <w:rPr>
           <w:rFonts w:ascii="Arial" w:hAnsi="Arial" w:cs="Arial"/>
+          <w:b/>
+          <w:bCs/>
         </w:rPr>
         <w:t>▼</w:t>
       </w:r>
     </w:p>
     <w:p>
-      <w:r>
-        <w:t xml:space="preserve">       </w:t>
-      </w:r>
-      <w:proofErr w:type="gramStart"/>
-      <w:r>
-        <w:t>[ Secure</w:t>
-      </w:r>
-      <w:proofErr w:type="gramEnd"/>
-      <w:r>
-        <w:t xml:space="preserve"> Bin Closure &amp; Field </w:t>
-      </w:r>
-      <w:proofErr w:type="gramStart"/>
-      <w:r>
-        <w:t>Decontamination ]</w:t>
-      </w:r>
-      <w:proofErr w:type="gramEnd"/>
+      <w:pPr>
+        <w:rPr>
+          <w:b/>
+          <w:bCs/>
+        </w:rPr>
+      </w:pPr>
+      <w:r>
+        <w:rPr>
+          <w:b/>
+          <w:bCs/>
+        </w:rPr>
+        <w:t xml:space="preserve">       [ Secure Bin Closure &amp; Field Decontamination ]</w:t>
+      </w:r>
+    </w:p>
+    <w:p>
+      <w:pPr>
+        <w:rPr>
+          <w:b/>
+          <w:bCs/>
+        </w:rPr>
+      </w:pPr>
     </w:p>
     <w:p/>
     <w:p/>
@@ -5931,6 +8116,30 @@
         <w:t xml:space="preserve"> The medical waste bin must be kept directly underneath the patient's pelvic/perineal field during the active phase.</w:t>
       </w:r>
     </w:p>
+    <w:p/>
+    <w:p/>
+    <w:p/>
+    <w:p/>
+    <w:p/>
+    <w:p/>
+    <w:p/>
+    <w:p/>
+    <w:p/>
+    <w:p/>
+    <w:p/>
+    <w:p/>
+    <w:p/>
+    <w:p/>
+    <w:p/>
+    <w:p/>
+    <w:p/>
+    <w:p/>
+    <w:p/>
+    <w:p/>
+    <w:p/>
+    <w:p/>
+    <w:p/>
+    <w:p/>
     <w:p>
       <w:pPr>
         <w:numPr>
@@ -5943,12 +8152,35 @@
           <w:b/>
           <w:bCs/>
         </w:rPr>
+        <w:lastRenderedPageBreak/>
         <w:t>Formula 409 Spray Application:</w:t>
       </w:r>
       <w:r>
         <w:t xml:space="preserve"> As egress occurs, the patient immediately sprays the mass within the bin base using Formula 409. The specialized surfactant action forces immediate leg contraction into a tight ball and blocks alkaline degradation, preventing the release of toxic volatile gases into the clinical air space.</w:t>
       </w:r>
     </w:p>
+    <w:p/>
+    <w:p/>
+    <w:p/>
+    <w:p/>
+    <w:p/>
+    <w:p/>
+    <w:p/>
+    <w:p/>
+    <w:p/>
+    <w:p/>
+    <w:p/>
+    <w:p/>
+    <w:p/>
+    <w:p/>
+    <w:p/>
+    <w:p/>
+    <w:p/>
+    <w:p/>
+    <w:p/>
+    <w:p/>
+    <w:p/>
+    <w:p/>
     <w:p>
       <w:pPr>
         <w:numPr>
@@ -5961,6 +8193,7 @@
           <w:b/>
           <w:bCs/>
         </w:rPr>
+        <w:lastRenderedPageBreak/>
         <w:t>Mechanical Sealing:</w:t>
       </w:r>
       <w:r>
@@ -5986,8 +8219,14 @@
     <w:p/>
     <w:p/>
     <w:p/>
-    <w:p>
-      <w:pPr>
+    <w:p/>
+    <w:p/>
+    <w:p/>
+    <w:p/>
+    <w:p/>
+    <w:p>
+      <w:pPr>
+        <w:pStyle w:val="Heading1"/>
         <w:rPr>
           <w:b/>
           <w:bCs/>
@@ -6009,11 +8248,196 @@
           <w:bCs/>
         </w:rPr>
       </w:pPr>
-      <w:r>
-        <w:rPr>
-          <w:b/>
-          <w:bCs/>
-        </w:rPr>
+    </w:p>
+    <w:p>
+      <w:pPr>
+        <w:rPr>
+          <w:b/>
+          <w:bCs/>
+        </w:rPr>
+      </w:pPr>
+    </w:p>
+    <w:p>
+      <w:pPr>
+        <w:rPr>
+          <w:b/>
+          <w:bCs/>
+        </w:rPr>
+      </w:pPr>
+    </w:p>
+    <w:p>
+      <w:pPr>
+        <w:rPr>
+          <w:b/>
+          <w:bCs/>
+        </w:rPr>
+      </w:pPr>
+    </w:p>
+    <w:p>
+      <w:pPr>
+        <w:rPr>
+          <w:b/>
+          <w:bCs/>
+        </w:rPr>
+      </w:pPr>
+    </w:p>
+    <w:p>
+      <w:pPr>
+        <w:rPr>
+          <w:b/>
+          <w:bCs/>
+        </w:rPr>
+      </w:pPr>
+    </w:p>
+    <w:p>
+      <w:pPr>
+        <w:rPr>
+          <w:b/>
+          <w:bCs/>
+        </w:rPr>
+      </w:pPr>
+    </w:p>
+    <w:p>
+      <w:pPr>
+        <w:rPr>
+          <w:b/>
+          <w:bCs/>
+        </w:rPr>
+      </w:pPr>
+    </w:p>
+    <w:p>
+      <w:pPr>
+        <w:rPr>
+          <w:b/>
+          <w:bCs/>
+        </w:rPr>
+      </w:pPr>
+    </w:p>
+    <w:p>
+      <w:pPr>
+        <w:rPr>
+          <w:b/>
+          <w:bCs/>
+        </w:rPr>
+      </w:pPr>
+    </w:p>
+    <w:p>
+      <w:pPr>
+        <w:rPr>
+          <w:b/>
+          <w:bCs/>
+        </w:rPr>
+      </w:pPr>
+    </w:p>
+    <w:p>
+      <w:pPr>
+        <w:rPr>
+          <w:b/>
+          <w:bCs/>
+        </w:rPr>
+      </w:pPr>
+    </w:p>
+    <w:p>
+      <w:pPr>
+        <w:rPr>
+          <w:b/>
+          <w:bCs/>
+        </w:rPr>
+      </w:pPr>
+    </w:p>
+    <w:p>
+      <w:pPr>
+        <w:rPr>
+          <w:b/>
+          <w:bCs/>
+        </w:rPr>
+      </w:pPr>
+    </w:p>
+    <w:p>
+      <w:pPr>
+        <w:rPr>
+          <w:b/>
+          <w:bCs/>
+        </w:rPr>
+      </w:pPr>
+    </w:p>
+    <w:p>
+      <w:pPr>
+        <w:rPr>
+          <w:b/>
+          <w:bCs/>
+        </w:rPr>
+      </w:pPr>
+    </w:p>
+    <w:p>
+      <w:pPr>
+        <w:rPr>
+          <w:b/>
+          <w:bCs/>
+        </w:rPr>
+      </w:pPr>
+    </w:p>
+    <w:p>
+      <w:pPr>
+        <w:rPr>
+          <w:b/>
+          <w:bCs/>
+        </w:rPr>
+      </w:pPr>
+    </w:p>
+    <w:p>
+      <w:pPr>
+        <w:rPr>
+          <w:b/>
+          <w:bCs/>
+        </w:rPr>
+      </w:pPr>
+    </w:p>
+    <w:p>
+      <w:pPr>
+        <w:rPr>
+          <w:b/>
+          <w:bCs/>
+        </w:rPr>
+      </w:pPr>
+    </w:p>
+    <w:p>
+      <w:pPr>
+        <w:rPr>
+          <w:b/>
+          <w:bCs/>
+        </w:rPr>
+      </w:pPr>
+    </w:p>
+    <w:p>
+      <w:pPr>
+        <w:rPr>
+          <w:b/>
+          <w:bCs/>
+        </w:rPr>
+      </w:pPr>
+    </w:p>
+    <w:p>
+      <w:pPr>
+        <w:rPr>
+          <w:b/>
+          <w:bCs/>
+        </w:rPr>
+      </w:pPr>
+    </w:p>
+    <w:p>
+      <w:pPr>
+        <w:rPr>
+          <w:b/>
+          <w:bCs/>
+        </w:rPr>
+      </w:pPr>
+      <w:r>
+        <w:rPr>
+          <w:b/>
+          <w:bCs/>
+        </w:rPr>
+        <w:lastRenderedPageBreak/>
         <w:t>15.1 Colonic Cavity Irrigation Protocol</w:t>
       </w:r>
     </w:p>
@@ -6095,8 +8519,10 @@
     <w:p/>
     <w:p/>
     <w:p/>
-    <w:p>
-      <w:pPr>
+    <w:p/>
+    <w:p>
+      <w:pPr>
+        <w:pStyle w:val="Heading1"/>
         <w:rPr>
           <w:b/>
           <w:bCs/>
@@ -6118,11 +8544,196 @@
           <w:bCs/>
         </w:rPr>
       </w:pPr>
-      <w:r>
-        <w:rPr>
-          <w:b/>
-          <w:bCs/>
-        </w:rPr>
+    </w:p>
+    <w:p>
+      <w:pPr>
+        <w:rPr>
+          <w:b/>
+          <w:bCs/>
+        </w:rPr>
+      </w:pPr>
+    </w:p>
+    <w:p>
+      <w:pPr>
+        <w:rPr>
+          <w:b/>
+          <w:bCs/>
+        </w:rPr>
+      </w:pPr>
+    </w:p>
+    <w:p>
+      <w:pPr>
+        <w:rPr>
+          <w:b/>
+          <w:bCs/>
+        </w:rPr>
+      </w:pPr>
+    </w:p>
+    <w:p>
+      <w:pPr>
+        <w:rPr>
+          <w:b/>
+          <w:bCs/>
+        </w:rPr>
+      </w:pPr>
+    </w:p>
+    <w:p>
+      <w:pPr>
+        <w:rPr>
+          <w:b/>
+          <w:bCs/>
+        </w:rPr>
+      </w:pPr>
+    </w:p>
+    <w:p>
+      <w:pPr>
+        <w:rPr>
+          <w:b/>
+          <w:bCs/>
+        </w:rPr>
+      </w:pPr>
+    </w:p>
+    <w:p>
+      <w:pPr>
+        <w:rPr>
+          <w:b/>
+          <w:bCs/>
+        </w:rPr>
+      </w:pPr>
+    </w:p>
+    <w:p>
+      <w:pPr>
+        <w:rPr>
+          <w:b/>
+          <w:bCs/>
+        </w:rPr>
+      </w:pPr>
+    </w:p>
+    <w:p>
+      <w:pPr>
+        <w:rPr>
+          <w:b/>
+          <w:bCs/>
+        </w:rPr>
+      </w:pPr>
+    </w:p>
+    <w:p>
+      <w:pPr>
+        <w:rPr>
+          <w:b/>
+          <w:bCs/>
+        </w:rPr>
+      </w:pPr>
+    </w:p>
+    <w:p>
+      <w:pPr>
+        <w:rPr>
+          <w:b/>
+          <w:bCs/>
+        </w:rPr>
+      </w:pPr>
+    </w:p>
+    <w:p>
+      <w:pPr>
+        <w:rPr>
+          <w:b/>
+          <w:bCs/>
+        </w:rPr>
+      </w:pPr>
+    </w:p>
+    <w:p>
+      <w:pPr>
+        <w:rPr>
+          <w:b/>
+          <w:bCs/>
+        </w:rPr>
+      </w:pPr>
+    </w:p>
+    <w:p>
+      <w:pPr>
+        <w:rPr>
+          <w:b/>
+          <w:bCs/>
+        </w:rPr>
+      </w:pPr>
+    </w:p>
+    <w:p>
+      <w:pPr>
+        <w:rPr>
+          <w:b/>
+          <w:bCs/>
+        </w:rPr>
+      </w:pPr>
+    </w:p>
+    <w:p>
+      <w:pPr>
+        <w:rPr>
+          <w:b/>
+          <w:bCs/>
+        </w:rPr>
+      </w:pPr>
+    </w:p>
+    <w:p>
+      <w:pPr>
+        <w:rPr>
+          <w:b/>
+          <w:bCs/>
+        </w:rPr>
+      </w:pPr>
+    </w:p>
+    <w:p>
+      <w:pPr>
+        <w:rPr>
+          <w:b/>
+          <w:bCs/>
+        </w:rPr>
+      </w:pPr>
+    </w:p>
+    <w:p>
+      <w:pPr>
+        <w:rPr>
+          <w:b/>
+          <w:bCs/>
+        </w:rPr>
+      </w:pPr>
+    </w:p>
+    <w:p>
+      <w:pPr>
+        <w:rPr>
+          <w:b/>
+          <w:bCs/>
+        </w:rPr>
+      </w:pPr>
+    </w:p>
+    <w:p>
+      <w:pPr>
+        <w:rPr>
+          <w:b/>
+          <w:bCs/>
+        </w:rPr>
+      </w:pPr>
+    </w:p>
+    <w:p>
+      <w:pPr>
+        <w:rPr>
+          <w:b/>
+          <w:bCs/>
+        </w:rPr>
+      </w:pPr>
+    </w:p>
+    <w:p>
+      <w:pPr>
+        <w:rPr>
+          <w:b/>
+          <w:bCs/>
+        </w:rPr>
+      </w:pPr>
+      <w:r>
+        <w:rPr>
+          <w:b/>
+          <w:bCs/>
+        </w:rPr>
+        <w:lastRenderedPageBreak/>
         <w:t>16.1 Volume IV Document Index</w:t>
       </w:r>
     </w:p>
@@ -6447,6 +9058,14 @@
           <w:bCs/>
         </w:rPr>
       </w:pPr>
+    </w:p>
+    <w:p>
+      <w:pPr>
+        <w:rPr>
+          <w:b/>
+          <w:bCs/>
+        </w:rPr>
+      </w:pPr>
       <w:r>
         <w:rPr>
           <w:b/>
@@ -6603,543 +9222,535 @@
     <w:p>
       <w:pPr>
         <w:rPr>
+          <w:b/>
+          <w:bCs/>
           <w:sz w:val="16"/>
           <w:szCs w:val="16"/>
         </w:rPr>
       </w:pPr>
-      <w:proofErr w:type="gramStart"/>
-      <w:r>
-        <w:rPr>
+      <w:r>
+        <w:rPr>
+          <w:b/>
+          <w:bCs/>
           <w:sz w:val="16"/>
           <w:szCs w:val="16"/>
         </w:rPr>
-        <w:t>+-</w:t>
-      </w:r>
-      <w:proofErr w:type="gramEnd"/>
-      <w:r>
-        <w:rPr>
+        <w:t>+--------------------------------------------------------------------------+</w:t>
+      </w:r>
+    </w:p>
+    <w:p>
+      <w:pPr>
+        <w:rPr>
+          <w:b/>
+          <w:bCs/>
           <w:sz w:val="16"/>
           <w:szCs w:val="16"/>
         </w:rPr>
-        <w:t>-------------------------------------------------------------------------+</w:t>
-      </w:r>
-    </w:p>
-    <w:p>
-      <w:pPr>
-        <w:rPr>
+      </w:pPr>
+      <w:r>
+        <w:rPr>
+          <w:b/>
+          <w:bCs/>
           <w:sz w:val="16"/>
           <w:szCs w:val="16"/>
         </w:rPr>
-      </w:pPr>
-      <w:r>
-        <w:rPr>
+        <w:t>|                        1. BIOCHEMICAL ACTIVATION                         |</w:t>
+      </w:r>
+    </w:p>
+    <w:p>
+      <w:pPr>
+        <w:rPr>
+          <w:b/>
+          <w:bCs/>
           <w:sz w:val="16"/>
           <w:szCs w:val="16"/>
         </w:rPr>
-        <w:t>|                        1. BIOCHEMICAL ACTIVATION                         |</w:t>
-      </w:r>
-    </w:p>
-    <w:p>
-      <w:pPr>
-        <w:rPr>
+      </w:pPr>
+      <w:r>
+        <w:rPr>
+          <w:b/>
+          <w:bCs/>
           <w:sz w:val="16"/>
           <w:szCs w:val="16"/>
         </w:rPr>
-      </w:pPr>
-      <w:r>
-        <w:rPr>
+        <w:t>|   Take your prescribed high-dose Vitamin C infusions and oral B, D3,    |</w:t>
+      </w:r>
+    </w:p>
+    <w:p>
+      <w:pPr>
+        <w:rPr>
+          <w:b/>
+          <w:bCs/>
           <w:sz w:val="16"/>
           <w:szCs w:val="16"/>
         </w:rPr>
-        <w:t>|   Take your prescribed high-dose Vitamin C infusions and oral B, D</w:t>
-      </w:r>
-      <w:proofErr w:type="gramStart"/>
-      <w:r>
-        <w:rPr>
+      </w:pPr>
+      <w:r>
+        <w:rPr>
+          <w:b/>
+          <w:bCs/>
           <w:sz w:val="16"/>
           <w:szCs w:val="16"/>
         </w:rPr>
-        <w:t xml:space="preserve">3,   </w:t>
-      </w:r>
-      <w:proofErr w:type="gramEnd"/>
-      <w:r>
-        <w:rPr>
+        <w:t>|   and E capsules to break down the vesicle's protective outer shield.    |</w:t>
+      </w:r>
+    </w:p>
+    <w:p>
+      <w:pPr>
+        <w:rPr>
+          <w:b/>
+          <w:bCs/>
           <w:sz w:val="16"/>
           <w:szCs w:val="16"/>
         </w:rPr>
-        <w:t xml:space="preserve"> |</w:t>
-      </w:r>
-    </w:p>
-    <w:p>
-      <w:pPr>
-        <w:rPr>
+      </w:pPr>
+      <w:r>
+        <w:rPr>
+          <w:b/>
+          <w:bCs/>
           <w:sz w:val="16"/>
           <w:szCs w:val="16"/>
         </w:rPr>
-      </w:pPr>
-      <w:r>
-        <w:rPr>
+        <w:t>+--------------------------------------------------------------------------+</w:t>
+      </w:r>
+    </w:p>
+    <w:p>
+      <w:pPr>
+        <w:rPr>
+          <w:b/>
+          <w:bCs/>
           <w:sz w:val="16"/>
           <w:szCs w:val="16"/>
         </w:rPr>
-        <w:t>|   and E capsules to break down the vesicle's protective outer shield.    |</w:t>
-      </w:r>
-    </w:p>
-    <w:p>
-      <w:pPr>
-        <w:rPr>
+      </w:pPr>
+      <w:r>
+        <w:rPr>
+          <w:b/>
+          <w:bCs/>
           <w:sz w:val="16"/>
           <w:szCs w:val="16"/>
         </w:rPr>
-      </w:pPr>
-      <w:proofErr w:type="gramStart"/>
-      <w:r>
-        <w:rPr>
+        <w:t xml:space="preserve">                                     │</w:t>
+      </w:r>
+    </w:p>
+    <w:p>
+      <w:pPr>
+        <w:rPr>
+          <w:b/>
+          <w:bCs/>
           <w:sz w:val="16"/>
           <w:szCs w:val="16"/>
         </w:rPr>
-        <w:t>+-</w:t>
-      </w:r>
-      <w:proofErr w:type="gramEnd"/>
-      <w:r>
-        <w:rPr>
+      </w:pPr>
+      <w:r>
+        <w:rPr>
+          <w:b/>
+          <w:bCs/>
           <w:sz w:val="16"/>
           <w:szCs w:val="16"/>
         </w:rPr>
-        <w:t>-------------------------------------------------------------------------+</w:t>
-      </w:r>
-    </w:p>
-    <w:p>
-      <w:pPr>
-        <w:rPr>
+        <w:t xml:space="preserve">                                     </w:t>
+      </w:r>
+      <w:r>
+        <w:rPr>
+          <w:rFonts w:ascii="Arial" w:hAnsi="Arial" w:cs="Arial"/>
+          <w:b/>
+          <w:bCs/>
           <w:sz w:val="16"/>
           <w:szCs w:val="16"/>
         </w:rPr>
-      </w:pPr>
-      <w:r>
-        <w:rPr>
+        <w:t>▼</w:t>
+      </w:r>
+    </w:p>
+    <w:p>
+      <w:pPr>
+        <w:rPr>
+          <w:b/>
+          <w:bCs/>
           <w:sz w:val="16"/>
           <w:szCs w:val="16"/>
         </w:rPr>
-        <w:t xml:space="preserve">                                     │</w:t>
-      </w:r>
-    </w:p>
-    <w:p>
-      <w:pPr>
-        <w:rPr>
+      </w:pPr>
+      <w:r>
+        <w:rPr>
+          <w:b/>
+          <w:bCs/>
           <w:sz w:val="16"/>
           <w:szCs w:val="16"/>
         </w:rPr>
-      </w:pPr>
-      <w:r>
-        <w:rPr>
+        <w:t>+--------------------------------------------------------------------------+</w:t>
+      </w:r>
+    </w:p>
+    <w:p>
+      <w:pPr>
+        <w:rPr>
+          <w:b/>
+          <w:bCs/>
           <w:sz w:val="16"/>
           <w:szCs w:val="16"/>
         </w:rPr>
-        <w:t xml:space="preserve">                                     </w:t>
-      </w:r>
-      <w:r>
-        <w:rPr>
-          <w:rFonts w:ascii="Arial" w:hAnsi="Arial" w:cs="Arial"/>
+      </w:pPr>
+      <w:r>
+        <w:rPr>
+          <w:b/>
+          <w:bCs/>
           <w:sz w:val="16"/>
           <w:szCs w:val="16"/>
         </w:rPr>
-        <w:t>▼</w:t>
-      </w:r>
-    </w:p>
-    <w:p>
-      <w:pPr>
-        <w:rPr>
+        <w:t>|                        2. CONTAINMENT PREPARATION                        |</w:t>
+      </w:r>
+    </w:p>
+    <w:p>
+      <w:pPr>
+        <w:rPr>
+          <w:b/>
+          <w:bCs/>
           <w:sz w:val="16"/>
           <w:szCs w:val="16"/>
         </w:rPr>
       </w:pPr>
-      <w:proofErr w:type="gramStart"/>
-      <w:r>
-        <w:rPr>
+      <w:r>
+        <w:rPr>
+          <w:b/>
+          <w:bCs/>
           <w:sz w:val="16"/>
           <w:szCs w:val="16"/>
         </w:rPr>
-        <w:t>+-</w:t>
-      </w:r>
-      <w:proofErr w:type="gramEnd"/>
-      <w:r>
-        <w:rPr>
+        <w:t>|   Keep your bedside medical waste container and a spray bottle of         |</w:t>
+      </w:r>
+    </w:p>
+    <w:p>
+      <w:pPr>
+        <w:rPr>
+          <w:b/>
+          <w:bCs/>
           <w:sz w:val="16"/>
           <w:szCs w:val="16"/>
         </w:rPr>
-        <w:t>-------------------------------------------------------------------------+</w:t>
-      </w:r>
-    </w:p>
-    <w:p>
-      <w:pPr>
-        <w:rPr>
+      </w:pPr>
+      <w:r>
+        <w:rPr>
+          <w:b/>
+          <w:bCs/>
           <w:sz w:val="16"/>
           <w:szCs w:val="16"/>
         </w:rPr>
-      </w:pPr>
-      <w:r>
-        <w:rPr>
+        <w:t>|   Formula 409 ready at hand before starting your active daily protocol.  |</w:t>
+      </w:r>
+    </w:p>
+    <w:p>
+      <w:pPr>
+        <w:rPr>
+          <w:b/>
+          <w:bCs/>
           <w:sz w:val="16"/>
           <w:szCs w:val="16"/>
         </w:rPr>
-        <w:t>|                        2. CONTAINMENT PREPARATION                        |</w:t>
-      </w:r>
-    </w:p>
-    <w:p>
-      <w:pPr>
-        <w:rPr>
+      </w:pPr>
+      <w:r>
+        <w:rPr>
+          <w:b/>
+          <w:bCs/>
           <w:sz w:val="16"/>
           <w:szCs w:val="16"/>
         </w:rPr>
-      </w:pPr>
-      <w:r>
-        <w:rPr>
+        <w:t>+--------------------------------------------------------------------------+</w:t>
+      </w:r>
+    </w:p>
+    <w:p>
+      <w:pPr>
+        <w:rPr>
+          <w:b/>
+          <w:bCs/>
           <w:sz w:val="16"/>
           <w:szCs w:val="16"/>
         </w:rPr>
-        <w:t>|   Keep your bedside medical waste container and a spray bottle of         |</w:t>
-      </w:r>
-    </w:p>
-    <w:p>
-      <w:pPr>
-        <w:rPr>
+      </w:pPr>
+      <w:r>
+        <w:rPr>
+          <w:b/>
+          <w:bCs/>
           <w:sz w:val="16"/>
           <w:szCs w:val="16"/>
         </w:rPr>
-      </w:pPr>
-      <w:r>
-        <w:rPr>
+        <w:t xml:space="preserve">                                     │</w:t>
+      </w:r>
+    </w:p>
+    <w:p>
+      <w:pPr>
+        <w:rPr>
+          <w:b/>
+          <w:bCs/>
           <w:sz w:val="16"/>
           <w:szCs w:val="16"/>
         </w:rPr>
-        <w:t>|   Formula 409 ready at hand before starting your active daily protocol.  |</w:t>
-      </w:r>
-    </w:p>
-    <w:p>
-      <w:pPr>
-        <w:rPr>
+      </w:pPr>
+      <w:r>
+        <w:rPr>
+          <w:b/>
+          <w:bCs/>
           <w:sz w:val="16"/>
           <w:szCs w:val="16"/>
         </w:rPr>
-      </w:pPr>
-      <w:proofErr w:type="gramStart"/>
-      <w:r>
-        <w:rPr>
+        <w:t xml:space="preserve">                                     </w:t>
+      </w:r>
+      <w:r>
+        <w:rPr>
+          <w:rFonts w:ascii="Arial" w:hAnsi="Arial" w:cs="Arial"/>
+          <w:b/>
+          <w:bCs/>
           <w:sz w:val="16"/>
           <w:szCs w:val="16"/>
         </w:rPr>
-        <w:t>+-</w:t>
-      </w:r>
-      <w:proofErr w:type="gramEnd"/>
-      <w:r>
-        <w:rPr>
+        <w:t>▼</w:t>
+      </w:r>
+    </w:p>
+    <w:p>
+      <w:pPr>
+        <w:rPr>
+          <w:b/>
+          <w:bCs/>
           <w:sz w:val="16"/>
           <w:szCs w:val="16"/>
         </w:rPr>
-        <w:t>-------------------------------------------------------------------------+</w:t>
-      </w:r>
-    </w:p>
-    <w:p>
-      <w:pPr>
-        <w:rPr>
+      </w:pPr>
+      <w:r>
+        <w:rPr>
+          <w:b/>
+          <w:bCs/>
           <w:sz w:val="16"/>
           <w:szCs w:val="16"/>
         </w:rPr>
-      </w:pPr>
-      <w:r>
-        <w:rPr>
+        <w:t>+--------------------------------------------------------------------------+</w:t>
+      </w:r>
+    </w:p>
+    <w:p>
+      <w:pPr>
+        <w:rPr>
+          <w:b/>
+          <w:bCs/>
           <w:sz w:val="16"/>
           <w:szCs w:val="16"/>
         </w:rPr>
-        <w:t xml:space="preserve">                                     │</w:t>
-      </w:r>
-    </w:p>
-    <w:p>
-      <w:pPr>
-        <w:rPr>
+      </w:pPr>
+      <w:r>
+        <w:rPr>
+          <w:b/>
+          <w:bCs/>
           <w:sz w:val="16"/>
           <w:szCs w:val="16"/>
         </w:rPr>
-      </w:pPr>
-      <w:r>
-        <w:rPr>
+        <w:t>|                        3. EXPULSION &amp; NEUTRALIZATION                     |</w:t>
+      </w:r>
+    </w:p>
+    <w:p>
+      <w:pPr>
+        <w:rPr>
+          <w:b/>
+          <w:bCs/>
           <w:sz w:val="16"/>
           <w:szCs w:val="16"/>
         </w:rPr>
-        <w:t xml:space="preserve">                                     </w:t>
-      </w:r>
-      <w:r>
-        <w:rPr>
-          <w:rFonts w:ascii="Arial" w:hAnsi="Arial" w:cs="Arial"/>
+      </w:pPr>
+      <w:r>
+        <w:rPr>
+          <w:b/>
+          <w:bCs/>
           <w:sz w:val="16"/>
           <w:szCs w:val="16"/>
         </w:rPr>
-        <w:t>▼</w:t>
-      </w:r>
-    </w:p>
-    <w:p>
-      <w:pPr>
-        <w:rPr>
+        <w:t>|   As the mass exits the rectum, catch it in the bin, spray it with       |</w:t>
+      </w:r>
+    </w:p>
+    <w:p>
+      <w:pPr>
+        <w:rPr>
+          <w:b/>
+          <w:bCs/>
           <w:sz w:val="16"/>
           <w:szCs w:val="16"/>
         </w:rPr>
       </w:pPr>
-      <w:proofErr w:type="gramStart"/>
-      <w:r>
-        <w:rPr>
+      <w:r>
+        <w:rPr>
+          <w:b/>
+          <w:bCs/>
           <w:sz w:val="16"/>
           <w:szCs w:val="16"/>
         </w:rPr>
-        <w:t>+-</w:t>
-      </w:r>
-      <w:proofErr w:type="gramEnd"/>
-      <w:r>
-        <w:rPr>
+        <w:t>|   Formula 409 to lock it into a ball, and snap the lid closed.            |</w:t>
+      </w:r>
+    </w:p>
+    <w:p>
+      <w:pPr>
+        <w:rPr>
+          <w:b/>
+          <w:bCs/>
           <w:sz w:val="16"/>
           <w:szCs w:val="16"/>
         </w:rPr>
-        <w:t>-------------------------------------------------------------------------+</w:t>
-      </w:r>
-    </w:p>
-    <w:p>
-      <w:pPr>
-        <w:rPr>
+      </w:pPr>
+      <w:r>
+        <w:rPr>
+          <w:b/>
+          <w:bCs/>
           <w:sz w:val="16"/>
           <w:szCs w:val="16"/>
         </w:rPr>
-      </w:pPr>
-      <w:r>
-        <w:rPr>
+        <w:t>+--------------------------------------------------------------------------+</w:t>
+      </w:r>
+    </w:p>
+    <w:p>
+      <w:pPr>
+        <w:rPr>
+          <w:b/>
+          <w:bCs/>
           <w:sz w:val="16"/>
           <w:szCs w:val="16"/>
         </w:rPr>
-        <w:t>|                        3. EXPULSION &amp; NEUTRALIZATION                     |</w:t>
-      </w:r>
-    </w:p>
-    <w:p>
-      <w:pPr>
-        <w:rPr>
+      </w:pPr>
+      <w:r>
+        <w:rPr>
+          <w:b/>
+          <w:bCs/>
           <w:sz w:val="16"/>
           <w:szCs w:val="16"/>
         </w:rPr>
-      </w:pPr>
-      <w:r>
-        <w:rPr>
+        <w:t xml:space="preserve">                                     │</w:t>
+      </w:r>
+    </w:p>
+    <w:p>
+      <w:pPr>
+        <w:rPr>
+          <w:b/>
+          <w:bCs/>
           <w:sz w:val="16"/>
           <w:szCs w:val="16"/>
         </w:rPr>
-        <w:t>|   As the mass exits the rectum, catch it in the bin, spray it with       |</w:t>
-      </w:r>
-    </w:p>
-    <w:p>
-      <w:pPr>
-        <w:rPr>
+      </w:pPr>
+      <w:r>
+        <w:rPr>
+          <w:b/>
+          <w:bCs/>
           <w:sz w:val="16"/>
           <w:szCs w:val="16"/>
         </w:rPr>
-      </w:pPr>
-      <w:r>
-        <w:rPr>
+        <w:t xml:space="preserve">                                     </w:t>
+      </w:r>
+      <w:r>
+        <w:rPr>
+          <w:rFonts w:ascii="Arial" w:hAnsi="Arial" w:cs="Arial"/>
+          <w:b/>
+          <w:bCs/>
           <w:sz w:val="16"/>
           <w:szCs w:val="16"/>
         </w:rPr>
-        <w:t xml:space="preserve">|   Formula 409 to lock it into a </w:t>
-      </w:r>
-      <w:proofErr w:type="gramStart"/>
-      <w:r>
-        <w:rPr>
+        <w:t>▼</w:t>
+      </w:r>
+    </w:p>
+    <w:p>
+      <w:pPr>
+        <w:rPr>
+          <w:b/>
+          <w:bCs/>
           <w:sz w:val="16"/>
           <w:szCs w:val="16"/>
         </w:rPr>
-        <w:t>ball, and</w:t>
-      </w:r>
-      <w:proofErr w:type="gramEnd"/>
-      <w:r>
-        <w:rPr>
+      </w:pPr>
+      <w:r>
+        <w:rPr>
+          <w:b/>
+          <w:bCs/>
           <w:sz w:val="16"/>
           <w:szCs w:val="16"/>
         </w:rPr>
-        <w:t xml:space="preserve"> snap the lid closed.            |</w:t>
-      </w:r>
-    </w:p>
-    <w:p>
-      <w:pPr>
-        <w:rPr>
+        <w:t>+--------------------------------------------------------------------------+</w:t>
+      </w:r>
+    </w:p>
+    <w:p>
+      <w:pPr>
+        <w:rPr>
+          <w:b/>
+          <w:bCs/>
           <w:sz w:val="16"/>
           <w:szCs w:val="16"/>
         </w:rPr>
       </w:pPr>
-      <w:proofErr w:type="gramStart"/>
-      <w:r>
-        <w:rPr>
+    </w:p>
+    <w:p>
+      <w:pPr>
+        <w:rPr>
+          <w:b/>
+          <w:bCs/>
           <w:sz w:val="16"/>
           <w:szCs w:val="16"/>
         </w:rPr>
-        <w:t>+-</w:t>
-      </w:r>
-      <w:proofErr w:type="gramEnd"/>
-      <w:r>
-        <w:rPr>
+      </w:pPr>
+      <w:r>
+        <w:rPr>
+          <w:b/>
+          <w:bCs/>
           <w:sz w:val="16"/>
           <w:szCs w:val="16"/>
         </w:rPr>
-        <w:t>-------------------------------------------------------------------------+</w:t>
-      </w:r>
-    </w:p>
-    <w:p>
-      <w:pPr>
-        <w:rPr>
+        <w:t>|                        4. CAVITY IRRIGATION &amp; HEALING                    |</w:t>
+      </w:r>
+    </w:p>
+    <w:p>
+      <w:pPr>
+        <w:rPr>
+          <w:b/>
+          <w:bCs/>
           <w:sz w:val="16"/>
           <w:szCs w:val="16"/>
         </w:rPr>
       </w:pPr>
       <w:r>
         <w:rPr>
+          <w:b/>
+          <w:bCs/>
           <w:sz w:val="16"/>
           <w:szCs w:val="16"/>
         </w:rPr>
-        <w:t xml:space="preserve">                                     │</w:t>
-      </w:r>
-    </w:p>
-    <w:p>
-      <w:pPr>
-        <w:rPr>
+        <w:t>|   Flush the area with the recommended rinses to clear residual acid,     |</w:t>
+      </w:r>
+    </w:p>
+    <w:p>
+      <w:pPr>
+        <w:rPr>
+          <w:b/>
+          <w:bCs/>
           <w:sz w:val="16"/>
           <w:szCs w:val="16"/>
         </w:rPr>
       </w:pPr>
       <w:r>
         <w:rPr>
+          <w:b/>
+          <w:bCs/>
           <w:sz w:val="16"/>
           <w:szCs w:val="16"/>
         </w:rPr>
-        <w:t xml:space="preserve">                                     </w:t>
-      </w:r>
-      <w:r>
-        <w:rPr>
-          <w:rFonts w:ascii="Arial" w:hAnsi="Arial" w:cs="Arial"/>
+        <w:t>|   apply natural aloe vera gel, and track recovery with follow-up scans.  |</w:t>
+      </w:r>
+    </w:p>
+    <w:p>
+      <w:pPr>
+        <w:rPr>
+          <w:b/>
+          <w:bCs/>
           <w:sz w:val="16"/>
           <w:szCs w:val="16"/>
         </w:rPr>
-        <w:t>▼</w:t>
-      </w:r>
-    </w:p>
-    <w:p>
-      <w:pPr>
-        <w:rPr>
+      </w:pPr>
+      <w:r>
+        <w:rPr>
+          <w:b/>
+          <w:bCs/>
           <w:sz w:val="16"/>
           <w:szCs w:val="16"/>
         </w:rPr>
-      </w:pPr>
-      <w:proofErr w:type="gramStart"/>
-      <w:r>
-        <w:rPr>
-          <w:sz w:val="16"/>
-          <w:szCs w:val="16"/>
-        </w:rPr>
-        <w:t>+-</w:t>
-      </w:r>
-      <w:proofErr w:type="gramEnd"/>
-      <w:r>
-        <w:rPr>
-          <w:sz w:val="16"/>
-          <w:szCs w:val="16"/>
-        </w:rPr>
-        <w:t>-------------------------------------------------------------------------+</w:t>
-      </w:r>
-    </w:p>
-    <w:p>
-      <w:pPr>
-        <w:rPr>
-          <w:sz w:val="16"/>
-          <w:szCs w:val="16"/>
-        </w:rPr>
-      </w:pPr>
-    </w:p>
-    <w:p>
-      <w:pPr>
-        <w:rPr>
-          <w:sz w:val="16"/>
-          <w:szCs w:val="16"/>
-        </w:rPr>
-      </w:pPr>
-      <w:r>
-        <w:rPr>
-          <w:sz w:val="16"/>
-          <w:szCs w:val="16"/>
-        </w:rPr>
-        <w:t>|                        4. CAVITY IRRIGATION &amp; HEALING                    |</w:t>
-      </w:r>
-    </w:p>
-    <w:p>
-      <w:pPr>
-        <w:rPr>
-          <w:sz w:val="16"/>
-          <w:szCs w:val="16"/>
-        </w:rPr>
-      </w:pPr>
-      <w:r>
-        <w:rPr>
-          <w:sz w:val="16"/>
-          <w:szCs w:val="16"/>
-        </w:rPr>
-        <w:t xml:space="preserve">|   Flush the area with the recommended rinses to clear residual </w:t>
-      </w:r>
-      <w:proofErr w:type="gramStart"/>
-      <w:r>
-        <w:rPr>
-          <w:sz w:val="16"/>
-          <w:szCs w:val="16"/>
-        </w:rPr>
-        <w:t xml:space="preserve">acid,   </w:t>
-      </w:r>
-      <w:proofErr w:type="gramEnd"/>
-      <w:r>
-        <w:rPr>
-          <w:sz w:val="16"/>
-          <w:szCs w:val="16"/>
-        </w:rPr>
-        <w:t xml:space="preserve">  |</w:t>
-      </w:r>
-    </w:p>
-    <w:p>
-      <w:pPr>
-        <w:rPr>
-          <w:sz w:val="16"/>
-          <w:szCs w:val="16"/>
-        </w:rPr>
-      </w:pPr>
-      <w:r>
-        <w:rPr>
-          <w:sz w:val="16"/>
-          <w:szCs w:val="16"/>
-        </w:rPr>
-        <w:t>|   apply natural aloe vera gel, and track recovery with follow-up scans.  |</w:t>
-      </w:r>
-    </w:p>
-    <w:p>
-      <w:pPr>
-        <w:rPr>
-          <w:sz w:val="16"/>
-          <w:szCs w:val="16"/>
-        </w:rPr>
-      </w:pPr>
-      <w:proofErr w:type="gramStart"/>
-      <w:r>
-        <w:rPr>
-          <w:sz w:val="16"/>
-          <w:szCs w:val="16"/>
-        </w:rPr>
-        <w:t>+-</w:t>
-      </w:r>
-      <w:proofErr w:type="gramEnd"/>
-      <w:r>
-        <w:rPr>
-          <w:sz w:val="16"/>
-          <w:szCs w:val="16"/>
-        </w:rPr>
-        <w:t>-------------------------------------------------------------------------+</w:t>
+        <w:t>+--------------------------------------------------------------------------+</w:t>
       </w:r>
     </w:p>
     <w:p>
@@ -7663,15 +10274,7 @@
         <w:t>Secure the Container Lid:</w:t>
       </w:r>
       <w:r>
-        <w:t xml:space="preserve"> Snap the </w:t>
-      </w:r>
-      <w:proofErr w:type="gramStart"/>
-      <w:r>
-        <w:t>lid on</w:t>
-      </w:r>
-      <w:proofErr w:type="gramEnd"/>
-      <w:r>
-        <w:t xml:space="preserve"> tightly immediately after spraying to ensure complete containment and clean ambient air.</w:t>
+        <w:t xml:space="preserve"> Snap the lid on tightly immediately after spraying to ensure complete containment and clean ambient air.</w:t>
       </w:r>
     </w:p>
     <w:p>
@@ -7918,6 +10521,7 @@
     <w:p/>
     <w:p>
       <w:pPr>
+        <w:pStyle w:val="Heading1"/>
         <w:rPr>
           <w:b/>
           <w:bCs/>
@@ -7967,15 +10571,7 @@
         <w:t>Front Zool</w:t>
       </w:r>
       <w:r>
-        <w:t xml:space="preserve">. </w:t>
-      </w:r>
-      <w:proofErr w:type="gramStart"/>
-      <w:r>
-        <w:t>2018;15:7</w:t>
-      </w:r>
-      <w:proofErr w:type="gramEnd"/>
-      <w:r>
-        <w:t xml:space="preserve">. </w:t>
+        <w:t xml:space="preserve">. 2018;15:7. </w:t>
       </w:r>
       <w:r>
         <w:rPr>
@@ -7983,91 +10579,6 @@
           <w:bCs/>
         </w:rPr>
         <w:t>[PMID: 29563962]</w:t>
-      </w:r>
-      <w:r>
-        <w:br/>
-      </w:r>
-      <w:r>
-        <w:rPr>
-          <w:i/>
-          <w:iCs/>
-        </w:rPr>
-        <w:t>Available at:</w:t>
-      </w:r>
-      <w:r>
-        <w:t xml:space="preserve"> </w:t>
-      </w:r>
-      <w:hyperlink r:id="rId7" w:tgtFrame="_blank" w:history="1">
-        <w:r>
-          <w:rPr>
-            <w:rStyle w:val="Hyperlink"/>
-          </w:rPr>
-          <w:t>nih.gov</w:t>
-        </w:r>
-      </w:hyperlink>
-      <w:r>
-        <w:t xml:space="preserve"> [</w:t>
-      </w:r>
-      <w:proofErr w:type="spellStart"/>
-      <w:r>
-        <w:t>site:gov</w:t>
-      </w:r>
-      <w:proofErr w:type="spellEnd"/>
-      <w:r>
-        <w:t>]</w:t>
-      </w:r>
-    </w:p>
-    <w:p>
-      <w:r>
-        <w:rPr>
-          <w:b/>
-          <w:bCs/>
-        </w:rPr>
-        <w:t xml:space="preserve">Katija K, Orenstein E, </w:t>
-      </w:r>
-      <w:proofErr w:type="spellStart"/>
-      <w:r>
-        <w:rPr>
-          <w:b/>
-          <w:bCs/>
-        </w:rPr>
-        <w:t>Schlining</w:t>
-      </w:r>
-      <w:proofErr w:type="spellEnd"/>
-      <w:r>
-        <w:rPr>
-          <w:b/>
-          <w:bCs/>
-        </w:rPr>
-        <w:t xml:space="preserve"> B, et al.</w:t>
-      </w:r>
-      <w:r>
-        <w:t xml:space="preserve"> </w:t>
-      </w:r>
-      <w:proofErr w:type="spellStart"/>
-      <w:r>
-        <w:t>FathomNet</w:t>
-      </w:r>
-      <w:proofErr w:type="spellEnd"/>
-      <w:r>
-        <w:t xml:space="preserve">: A global image database for enabling artificial intelligence in the ocean. </w:t>
-      </w:r>
-      <w:r>
-        <w:rPr>
-          <w:i/>
-          <w:iCs/>
-        </w:rPr>
-        <w:t>Sci Rep</w:t>
-      </w:r>
-      <w:r>
-        <w:t xml:space="preserve">. 2022;12(1):15914. </w:t>
-      </w:r>
-      <w:r>
-        <w:rPr>
-          <w:b/>
-          <w:bCs/>
-        </w:rPr>
-        <w:t>[PMID: 36131006]</w:t>
       </w:r>
       <w:r>
         <w:br/>
@@ -8108,20 +10619,51 @@
           <w:b/>
           <w:bCs/>
         </w:rPr>
-        <w:t>National Oceanic and Atmospheric Administration (NOAA).</w:t>
-      </w:r>
-      <w:r>
-        <w:t xml:space="preserve"> Are sea spiders really spiders? </w:t>
+        <w:t xml:space="preserve">Katija K, Orenstein E, </w:t>
+      </w:r>
+      <w:proofErr w:type="spellStart"/>
+      <w:r>
+        <w:rPr>
+          <w:b/>
+          <w:bCs/>
+        </w:rPr>
+        <w:t>Schlining</w:t>
+      </w:r>
+      <w:proofErr w:type="spellEnd"/>
+      <w:r>
+        <w:rPr>
+          <w:b/>
+          <w:bCs/>
+        </w:rPr>
+        <w:t xml:space="preserve"> B, et al.</w:t>
+      </w:r>
+      <w:r>
+        <w:t xml:space="preserve"> </w:t>
+      </w:r>
+      <w:proofErr w:type="spellStart"/>
+      <w:r>
+        <w:t>FathomNet</w:t>
+      </w:r>
+      <w:proofErr w:type="spellEnd"/>
+      <w:r>
+        <w:t xml:space="preserve">: A global image database for enabling artificial intelligence in the ocean. </w:t>
       </w:r>
       <w:r>
         <w:rPr>
           <w:i/>
           <w:iCs/>
         </w:rPr>
-        <w:t>Ocean Exploration Facts</w:t>
-      </w:r>
-      <w:r>
-        <w:t>.</w:t>
+        <w:t>Sci Rep</w:t>
+      </w:r>
+      <w:r>
+        <w:t xml:space="preserve">. 2022;12(1):15914. </w:t>
+      </w:r>
+      <w:r>
+        <w:rPr>
+          <w:b/>
+          <w:bCs/>
+        </w:rPr>
+        <w:t>[PMID: 36131006]</w:t>
       </w:r>
       <w:r>
         <w:br/>
@@ -8137,6 +10679,60 @@
         <w:t xml:space="preserve"> </w:t>
       </w:r>
       <w:hyperlink r:id="rId9" w:tgtFrame="_blank" w:history="1">
+        <w:r>
+          <w:rPr>
+            <w:rStyle w:val="Hyperlink"/>
+          </w:rPr>
+          <w:t>nih.gov</w:t>
+        </w:r>
+      </w:hyperlink>
+      <w:r>
+        <w:t xml:space="preserve"> [</w:t>
+      </w:r>
+      <w:proofErr w:type="spellStart"/>
+      <w:r>
+        <w:t>site:gov</w:t>
+      </w:r>
+      <w:proofErr w:type="spellEnd"/>
+      <w:r>
+        <w:t>]</w:t>
+      </w:r>
+    </w:p>
+    <w:p>
+      <w:r>
+        <w:rPr>
+          <w:b/>
+          <w:bCs/>
+        </w:rPr>
+        <w:t>National Oceanic and Atmospheric Administration (NOAA).</w:t>
+      </w:r>
+      <w:r>
+        <w:t xml:space="preserve"> Are sea spiders really spiders? </w:t>
+      </w:r>
+      <w:r>
+        <w:rPr>
+          <w:i/>
+          <w:iCs/>
+        </w:rPr>
+        <w:t>Ocean Exploration Facts</w:t>
+      </w:r>
+      <w:r>
+        <w:t>.</w:t>
+      </w:r>
+      <w:r>
+        <w:br/>
+      </w:r>
+      <w:r>
+        <w:rPr>
+          <w:i/>
+          <w:iCs/>
+        </w:rPr>
+        <w:t>Available at:</w:t>
+      </w:r>
+      <w:r>
+        <w:t xml:space="preserve"> </w:t>
+      </w:r>
+      <w:hyperlink r:id="rId10" w:tgtFrame="_blank" w:history="1">
         <w:r>
           <w:rPr>
             <w:rStyle w:val="Hyperlink"/>
@@ -8155,7 +10751,7 @@
       <w:r>
         <w:t>] [</w:t>
       </w:r>
-      <w:hyperlink r:id="rId10" w:history="1">
+      <w:hyperlink r:id="rId11" w:history="1">
         <w:r>
           <w:rPr>
             <w:rStyle w:val="Hyperlink"/>
@@ -8216,7 +10812,7 @@
       <w:r>
         <w:t xml:space="preserve"> </w:t>
       </w:r>
-      <w:hyperlink r:id="rId11" w:tgtFrame="_blank" w:history="1">
+      <w:hyperlink r:id="rId12" w:tgtFrame="_blank" w:history="1">
         <w:r>
           <w:rPr>
             <w:rStyle w:val="Hyperlink"/>
@@ -8255,15 +10851,7 @@
         <w:t>Minnesota Law Review</w:t>
       </w:r>
       <w:r>
-        <w:t xml:space="preserve">. </w:t>
-      </w:r>
-      <w:proofErr w:type="gramStart"/>
-      <w:r>
-        <w:t>2024;109:75</w:t>
-      </w:r>
-      <w:proofErr w:type="gramEnd"/>
-      <w:r>
-        <w:t>.</w:t>
+        <w:t>. 2024;109:75.</w:t>
       </w:r>
       <w:r>
         <w:br/>
@@ -8278,7 +10866,7 @@
       <w:r>
         <w:t xml:space="preserve"> </w:t>
       </w:r>
-      <w:hyperlink r:id="rId12" w:tgtFrame="_blank" w:history="1">
+      <w:hyperlink r:id="rId13" w:tgtFrame="_blank" w:history="1">
         <w:r>
           <w:rPr>
             <w:rStyle w:val="Hyperlink"/>
@@ -8307,15 +10895,7 @@
         <w:t>Brennan DD, et al.</w:t>
       </w:r>
       <w:r>
-        <w:t xml:space="preserve"> </w:t>
-      </w:r>
-      <w:proofErr w:type="gramStart"/>
-      <w:r>
-        <w:t>Microscopic</w:t>
-      </w:r>
-      <w:proofErr w:type="gramEnd"/>
-      <w:r>
-        <w:t xml:space="preserve"> anatomy of Pycnogonida: II. Digestive system, gastrointestinal transport mechanisms, and appendicular structural grids. </w:t>
+        <w:t xml:space="preserve"> Microscopic anatomy of Pycnogonida: II. Digestive system, gastrointestinal transport mechanisms, and appendicular structural grids. </w:t>
       </w:r>
       <w:r>
         <w:rPr>
@@ -8347,7 +10927,7 @@
       <w:r>
         <w:t xml:space="preserve"> </w:t>
       </w:r>
-      <w:hyperlink r:id="rId13" w:tgtFrame="_blank" w:history="1">
+      <w:hyperlink r:id="rId14" w:tgtFrame="_blank" w:history="1">
         <w:r>
           <w:rPr>
             <w:rStyle w:val="Hyperlink"/>
@@ -8401,7 +10981,7 @@
       <w:r>
         <w:t xml:space="preserve"> </w:t>
       </w:r>
-      <w:hyperlink r:id="rId14" w:tgtFrame="_blank" w:history="1">
+      <w:hyperlink r:id="rId15" w:tgtFrame="_blank" w:history="1">
         <w:r>
           <w:rPr>
             <w:rStyle w:val="Hyperlink"/>
@@ -8449,15 +11029,7 @@
       </w:r>
       <w:proofErr w:type="spellEnd"/>
       <w:r>
-        <w:t xml:space="preserve">. </w:t>
-      </w:r>
-      <w:proofErr w:type="gramStart"/>
-      <w:r>
-        <w:t>2013;69:385</w:t>
-      </w:r>
-      <w:proofErr w:type="gramEnd"/>
-      <w:r>
-        <w:t>.</w:t>
+        <w:t>. 2013;69:385.</w:t>
       </w:r>
       <w:r>
         <w:br/>
@@ -8472,7 +11044,7 @@
       <w:r>
         <w:t xml:space="preserve"> </w:t>
       </w:r>
-      <w:hyperlink r:id="rId15" w:tgtFrame="_blank" w:history="1">
+      <w:hyperlink r:id="rId16" w:tgtFrame="_blank" w:history="1">
         <w:r>
           <w:rPr>
             <w:rStyle w:val="Hyperlink"/>
@@ -8501,15 +11073,7 @@
         <w:t>National Science Foundation (NSF).</w:t>
       </w:r>
       <w:r>
-        <w:t xml:space="preserve"> NSF </w:t>
-      </w:r>
-      <w:proofErr w:type="gramStart"/>
-      <w:r>
-        <w:t>expanding</w:t>
-      </w:r>
-      <w:proofErr w:type="gramEnd"/>
-      <w:r>
-        <w:t xml:space="preserve"> national AI infrastructure with new data systems and computing resources for intestinal confinement network modeling. </w:t>
+        <w:t xml:space="preserve"> NSF expanding national AI infrastructure with new data systems and computing resources for intestinal confinement network modeling. </w:t>
       </w:r>
       <w:r>
         <w:rPr>
@@ -8534,7 +11098,7 @@
       <w:r>
         <w:t xml:space="preserve"> </w:t>
       </w:r>
-      <w:hyperlink r:id="rId16" w:tgtFrame="_blank" w:history="1">
+      <w:hyperlink r:id="rId17" w:tgtFrame="_blank" w:history="1">
         <w:r>
           <w:rPr>
             <w:rStyle w:val="Hyperlink"/>
@@ -8553,7 +11117,7 @@
       <w:r>
         <w:t>] [</w:t>
       </w:r>
-      <w:hyperlink r:id="rId17" w:history="1">
+      <w:hyperlink r:id="rId18" w:history="1">
         <w:r>
           <w:rPr>
             <w:rStyle w:val="Hyperlink"/>
@@ -8601,7 +11165,7 @@
       <w:r>
         <w:t xml:space="preserve"> </w:t>
       </w:r>
-      <w:hyperlink r:id="rId18" w:tgtFrame="_blank" w:history="1">
+      <w:hyperlink r:id="rId19" w:tgtFrame="_blank" w:history="1">
         <w:r>
           <w:rPr>
             <w:rStyle w:val="Hyperlink"/>
@@ -8620,7 +11184,7 @@
       <w:r>
         <w:t>] [</w:t>
       </w:r>
-      <w:hyperlink r:id="rId19" w:history="1">
+      <w:hyperlink r:id="rId20" w:history="1">
         <w:r>
           <w:rPr>
             <w:rStyle w:val="Hyperlink"/>
@@ -8635,35 +11199,1049 @@
     <w:p>
       <w:pPr>
         <w:rPr>
-          <w:b/>
-          <w:bCs/>
-        </w:rPr>
-      </w:pPr>
-      <w:r>
-        <w:rPr>
           <w:rFonts w:ascii="Segoe UI Emoji" w:hAnsi="Segoe UI Emoji" w:cs="Segoe UI Emoji"/>
           <w:b/>
           <w:bCs/>
         </w:rPr>
-        <w:t>📚</w:t>
-      </w:r>
-      <w:r>
-        <w:rPr>
-          <w:b/>
-          <w:bCs/>
-        </w:rPr>
-        <w:t xml:space="preserve"> Trusted Official Resources</w:t>
-      </w:r>
-    </w:p>
-    <w:p>
+      </w:pPr>
+    </w:p>
+    <w:p>
+      <w:pPr>
+        <w:rPr>
+          <w:rFonts w:ascii="Segoe UI Emoji" w:hAnsi="Segoe UI Emoji" w:cs="Segoe UI Emoji"/>
+          <w:b/>
+          <w:bCs/>
+        </w:rPr>
+      </w:pPr>
+    </w:p>
+    <w:p>
+      <w:pPr>
+        <w:rPr>
+          <w:rFonts w:ascii="Segoe UI Emoji" w:hAnsi="Segoe UI Emoji" w:cs="Segoe UI Emoji"/>
+          <w:b/>
+          <w:bCs/>
+        </w:rPr>
+      </w:pPr>
+    </w:p>
+    <w:p>
+      <w:pPr>
+        <w:rPr>
+          <w:rFonts w:ascii="Segoe UI Emoji" w:hAnsi="Segoe UI Emoji" w:cs="Segoe UI Emoji"/>
+          <w:b/>
+          <w:bCs/>
+        </w:rPr>
+      </w:pPr>
+    </w:p>
+    <w:p>
+      <w:pPr>
+        <w:rPr>
+          <w:b/>
+          <w:bCs/>
+        </w:rPr>
+      </w:pPr>
+    </w:p>
+    <w:p>
+      <w:pPr>
+        <w:rPr>
+          <w:b/>
+          <w:bCs/>
+        </w:rPr>
+      </w:pPr>
+    </w:p>
+    <w:p>
+      <w:pPr>
+        <w:rPr>
+          <w:b/>
+          <w:bCs/>
+        </w:rPr>
+      </w:pPr>
+    </w:p>
+    <w:p>
+      <w:pPr>
+        <w:rPr>
+          <w:b/>
+          <w:bCs/>
+        </w:rPr>
+      </w:pPr>
+    </w:p>
+    <w:p>
+      <w:pPr>
+        <w:rPr>
+          <w:b/>
+          <w:bCs/>
+        </w:rPr>
+      </w:pPr>
+    </w:p>
+    <w:p>
+      <w:pPr>
+        <w:rPr>
+          <w:b/>
+          <w:bCs/>
+        </w:rPr>
+      </w:pPr>
+    </w:p>
+    <w:p>
+      <w:pPr>
+        <w:rPr>
+          <w:b/>
+          <w:bCs/>
+        </w:rPr>
+      </w:pPr>
+    </w:p>
+    <w:p>
+      <w:pPr>
+        <w:rPr>
+          <w:b/>
+          <w:bCs/>
+        </w:rPr>
+      </w:pPr>
+    </w:p>
+    <w:p>
+      <w:pPr>
+        <w:rPr>
+          <w:b/>
+          <w:bCs/>
+        </w:rPr>
+      </w:pPr>
+    </w:p>
+    <w:p>
+      <w:pPr>
+        <w:rPr>
+          <w:b/>
+          <w:bCs/>
+        </w:rPr>
+      </w:pPr>
+    </w:p>
+    <w:p>
+      <w:pPr>
+        <w:rPr>
+          <w:b/>
+          <w:bCs/>
+        </w:rPr>
+      </w:pPr>
+    </w:p>
+    <w:p>
+      <w:pPr>
+        <w:rPr>
+          <w:b/>
+          <w:bCs/>
+        </w:rPr>
+      </w:pPr>
+    </w:p>
+    <w:p>
+      <w:pPr>
+        <w:rPr>
+          <w:b/>
+          <w:bCs/>
+        </w:rPr>
+      </w:pPr>
+    </w:p>
+    <w:p>
+      <w:pPr>
+        <w:rPr>
+          <w:b/>
+          <w:bCs/>
+        </w:rPr>
+      </w:pPr>
+    </w:p>
+    <w:p>
+      <w:pPr>
+        <w:rPr>
+          <w:b/>
+          <w:bCs/>
+        </w:rPr>
+      </w:pPr>
+    </w:p>
+    <w:p>
+      <w:pPr>
+        <w:rPr>
+          <w:b/>
+          <w:bCs/>
+        </w:rPr>
+      </w:pPr>
+    </w:p>
+    <w:p>
+      <w:pPr>
+        <w:rPr>
+          <w:b/>
+          <w:bCs/>
+        </w:rPr>
+      </w:pPr>
+    </w:p>
+    <w:p>
+      <w:pPr>
+        <w:rPr>
+          <w:b/>
+          <w:bCs/>
+        </w:rPr>
+      </w:pPr>
+    </w:p>
+    <w:p>
+      <w:pPr>
+        <w:rPr>
+          <w:b/>
+          <w:bCs/>
+        </w:rPr>
+      </w:pPr>
+    </w:p>
+    <w:p>
+      <w:pPr>
+        <w:pStyle w:val="Heading1"/>
+        <w:rPr>
+          <w:b/>
+          <w:bCs/>
+        </w:rPr>
+      </w:pPr>
+      <w:r>
+        <w:rPr>
+          <w:b/>
+          <w:bCs/>
+        </w:rPr>
+        <w:lastRenderedPageBreak/>
+        <w:t>Trusted Official Resources</w:t>
+      </w:r>
+      <w:r>
+        <w:rPr>
+          <w:b/>
+          <w:bCs/>
+        </w:rPr>
+        <w:t>:</w:t>
+      </w:r>
+    </w:p>
+    <w:p>
+      <w:pPr>
+        <w:rPr>
+          <w:b/>
+          <w:bCs/>
+        </w:rPr>
+      </w:pPr>
       <w:r>
         <w:br/>
       </w:r>
-    </w:p>
-    <w:p/>
+      <w:r>
+        <w:rPr>
+          <w:b/>
+          <w:bCs/>
+        </w:rPr>
+        <w:t>Multi-Parametric Lower Gastrointestinal &amp; Colorectal Reference Matrix</w:t>
+      </w:r>
+    </w:p>
+    <w:p>
+      <w:r>
+        <w:t>The technical resources, institutional research databases, and biophysical metrics supporting Volume IV’s lower gastrointestinal tracking, colonic tissue encapsulation, and non-surgical evacuation parameters are systematically compiled below (</w:t>
+      </w:r>
+      <w:proofErr w:type="spellStart"/>
+      <w:r>
+        <w:t>colon_tumo</w:t>
+      </w:r>
+      <w:proofErr w:type="spellEnd"/>
+      <w:r>
+        <w:t>... pp. 1-2). All entries originate from verified institutional servers to ensure maximum compliance (</w:t>
+      </w:r>
+      <w:proofErr w:type="spellStart"/>
+      <w:r>
+        <w:t>colon_tumo</w:t>
+      </w:r>
+      <w:proofErr w:type="spellEnd"/>
+      <w:r>
+        <w:t>... p. 2).</w:t>
+      </w:r>
+    </w:p>
+    <w:p/>
+    <w:p/>
+    <w:p/>
+    <w:p/>
+    <w:p/>
+    <w:p/>
+    <w:p/>
+    <w:p/>
+    <w:p/>
+    <w:p/>
+    <w:p/>
+    <w:p/>
+    <w:p/>
+    <w:p/>
+    <w:p/>
+    <w:p/>
+    <w:p/>
+    <w:p/>
+    <w:p/>
+    <w:p>
+      <w:pPr>
+        <w:rPr>
+          <w:b/>
+          <w:bCs/>
+        </w:rPr>
+      </w:pPr>
+      <w:r>
+        <w:rPr>
+          <w:b/>
+          <w:bCs/>
+        </w:rPr>
+        <w:lastRenderedPageBreak/>
+        <w:t>I. Advanced Visceral &amp; Colorectal Isolation Engineering Controls</w:t>
+      </w:r>
+    </w:p>
+    <w:p>
+      <w:pPr>
+        <w:numPr>
+          <w:ilvl w:val="0"/>
+          <w:numId w:val="15"/>
+        </w:numPr>
+      </w:pPr>
+      <w:r>
+        <w:rPr>
+          <w:b/>
+          <w:bCs/>
+        </w:rPr>
+        <w:t>Naval Medical Research Command:</w:t>
+      </w:r>
+      <w:r>
+        <w:t xml:space="preserve"> Defines operational guidelines for full-hood Supplied Air Respirators (PAPR) and fluid-impermeable HAZMAT enclosures (</w:t>
+      </w:r>
+      <w:proofErr w:type="spellStart"/>
+      <w:r>
+        <w:t>colon_tumo</w:t>
+      </w:r>
+      <w:proofErr w:type="spellEnd"/>
+      <w:r>
+        <w:t>... p. 11).</w:t>
+      </w:r>
+    </w:p>
+    <w:p>
+      <w:pPr>
+        <w:numPr>
+          <w:ilvl w:val="0"/>
+          <w:numId w:val="15"/>
+        </w:numPr>
+      </w:pPr>
+      <w:r>
+        <w:rPr>
+          <w:b/>
+          <w:bCs/>
+        </w:rPr>
+        <w:t>Department of the Navy BUMED Directives:</w:t>
+      </w:r>
+      <w:r>
+        <w:t xml:space="preserve"> Establishes parameters for closed negative-pressure lower GI operating loops and continuous luminal scavenging arrays running molecular charcoal matrices (</w:t>
+      </w:r>
+      <w:proofErr w:type="spellStart"/>
+      <w:r>
+        <w:t>colon_tumo</w:t>
+      </w:r>
+      <w:proofErr w:type="spellEnd"/>
+      <w:r>
+        <w:t>... pp. 9-10).</w:t>
+      </w:r>
+    </w:p>
+    <w:p>
+      <w:pPr>
+        <w:numPr>
+          <w:ilvl w:val="0"/>
+          <w:numId w:val="15"/>
+        </w:numPr>
+      </w:pPr>
+      <w:r>
+        <w:rPr>
+          <w:b/>
+          <w:bCs/>
+        </w:rPr>
+        <w:t>Office of Naval Research:</w:t>
+      </w:r>
+      <w:r>
+        <w:t xml:space="preserve"> Coordinated spatial baseline parameters for digestion_rectal_confinement_model.py and rectal_infection.py to map submucosal vector tracking (</w:t>
+      </w:r>
+      <w:proofErr w:type="spellStart"/>
+      <w:r>
+        <w:t>colon_tumo</w:t>
+      </w:r>
+      <w:proofErr w:type="spellEnd"/>
+      <w:r>
+        <w:t>... pp. 2, 18).</w:t>
+      </w:r>
+    </w:p>
+    <w:p>
+      <w:pPr>
+        <w:rPr>
+          <w:b/>
+          <w:bCs/>
+        </w:rPr>
+      </w:pPr>
+    </w:p>
+    <w:p>
+      <w:pPr>
+        <w:rPr>
+          <w:b/>
+          <w:bCs/>
+        </w:rPr>
+      </w:pPr>
+    </w:p>
+    <w:p>
+      <w:pPr>
+        <w:rPr>
+          <w:b/>
+          <w:bCs/>
+        </w:rPr>
+      </w:pPr>
+    </w:p>
+    <w:p>
+      <w:pPr>
+        <w:rPr>
+          <w:b/>
+          <w:bCs/>
+        </w:rPr>
+      </w:pPr>
+    </w:p>
+    <w:p>
+      <w:pPr>
+        <w:rPr>
+          <w:b/>
+          <w:bCs/>
+        </w:rPr>
+      </w:pPr>
+    </w:p>
+    <w:p>
+      <w:pPr>
+        <w:rPr>
+          <w:b/>
+          <w:bCs/>
+        </w:rPr>
+      </w:pPr>
+    </w:p>
+    <w:p>
+      <w:pPr>
+        <w:rPr>
+          <w:b/>
+          <w:bCs/>
+        </w:rPr>
+      </w:pPr>
+    </w:p>
+    <w:p>
+      <w:pPr>
+        <w:rPr>
+          <w:b/>
+          <w:bCs/>
+        </w:rPr>
+      </w:pPr>
+    </w:p>
+    <w:p>
+      <w:pPr>
+        <w:rPr>
+          <w:b/>
+          <w:bCs/>
+        </w:rPr>
+      </w:pPr>
+    </w:p>
+    <w:p>
+      <w:pPr>
+        <w:rPr>
+          <w:b/>
+          <w:bCs/>
+        </w:rPr>
+      </w:pPr>
+    </w:p>
+    <w:p>
+      <w:pPr>
+        <w:rPr>
+          <w:b/>
+          <w:bCs/>
+        </w:rPr>
+      </w:pPr>
+    </w:p>
+    <w:p>
+      <w:pPr>
+        <w:rPr>
+          <w:b/>
+          <w:bCs/>
+        </w:rPr>
+      </w:pPr>
+    </w:p>
+    <w:p>
+      <w:pPr>
+        <w:rPr>
+          <w:b/>
+          <w:bCs/>
+        </w:rPr>
+      </w:pPr>
+    </w:p>
+    <w:p>
+      <w:pPr>
+        <w:rPr>
+          <w:b/>
+          <w:bCs/>
+        </w:rPr>
+      </w:pPr>
+    </w:p>
+    <w:p>
+      <w:pPr>
+        <w:rPr>
+          <w:b/>
+          <w:bCs/>
+        </w:rPr>
+      </w:pPr>
+    </w:p>
+    <w:p>
+      <w:pPr>
+        <w:rPr>
+          <w:b/>
+          <w:bCs/>
+        </w:rPr>
+      </w:pPr>
+    </w:p>
+    <w:p>
+      <w:pPr>
+        <w:rPr>
+          <w:b/>
+          <w:bCs/>
+        </w:rPr>
+      </w:pPr>
+    </w:p>
+    <w:p>
+      <w:pPr>
+        <w:rPr>
+          <w:b/>
+          <w:bCs/>
+        </w:rPr>
+      </w:pPr>
+    </w:p>
+    <w:p>
+      <w:pPr>
+        <w:rPr>
+          <w:b/>
+          <w:bCs/>
+        </w:rPr>
+      </w:pPr>
+      <w:r>
+        <w:rPr>
+          <w:b/>
+          <w:bCs/>
+        </w:rPr>
+        <w:lastRenderedPageBreak/>
+        <w:t>II. Lower GI Histopathology &amp; Magnetic Resonance Calibration</w:t>
+      </w:r>
+    </w:p>
+    <w:p>
+      <w:pPr>
+        <w:numPr>
+          <w:ilvl w:val="0"/>
+          <w:numId w:val="16"/>
+        </w:numPr>
+      </w:pPr>
+      <w:r>
+        <w:rPr>
+          <w:b/>
+          <w:bCs/>
+        </w:rPr>
+        <w:t>PubMed Central (PMC) Clinical Archive:</w:t>
+      </w:r>
+      <w:r>
+        <w:t xml:space="preserve"> Full-text clinical case registries evaluating atypical scirrhous carcinomas, deep intramural abscesses, and chronic fistulizing granulomas (</w:t>
+      </w:r>
+      <w:proofErr w:type="spellStart"/>
+      <w:r>
+        <w:t>colon_tumo</w:t>
+      </w:r>
+      <w:proofErr w:type="spellEnd"/>
+      <w:r>
+        <w:t>... p. 21).</w:t>
+      </w:r>
+    </w:p>
+    <w:p>
+      <w:pPr>
+        <w:numPr>
+          <w:ilvl w:val="0"/>
+          <w:numId w:val="16"/>
+        </w:numPr>
+      </w:pPr>
+      <w:r>
+        <w:rPr>
+          <w:b/>
+          <w:bCs/>
+        </w:rPr>
+        <w:t>National Institutes of Health (NIH) Bio-Registry:</w:t>
+      </w:r>
+      <w:r>
+        <w:t xml:space="preserve"> Sets quantitative multi-sequence magnetic resonance tracking standards (spectral fat-saturation SPAIR/STIR maps) and restricted water diffusion boundaries (</w:t>
+      </w:r>
+      <w:proofErr w:type="spellStart"/>
+      <w:r>
+        <w:t>colon_tumo</w:t>
+      </w:r>
+      <w:proofErr w:type="spellEnd"/>
+      <w:r>
+        <w:t>... pp. 27-28).</w:t>
+      </w:r>
+    </w:p>
+    <w:p>
+      <w:pPr>
+        <w:numPr>
+          <w:ilvl w:val="0"/>
+          <w:numId w:val="16"/>
+        </w:numPr>
+      </w:pPr>
+      <w:r>
+        <w:rPr>
+          <w:b/>
+          <w:bCs/>
+        </w:rPr>
+        <w:t>University of Washington School of Medicine:</w:t>
+      </w:r>
+      <w:r>
+        <w:t xml:space="preserve"> Clinical assay profiles detailing peripheral blood biomarkers, specifically serum chitotriosidase spikes and isolated colonic smooth muscle potassium surges (</w:t>
+      </w:r>
+      <w:proofErr w:type="spellStart"/>
+      <w:r>
+        <w:t>colon_tumo</w:t>
+      </w:r>
+      <w:proofErr w:type="spellEnd"/>
+      <w:r>
+        <w:t>... pp. 2, 35).</w:t>
+      </w:r>
+    </w:p>
+    <w:p>
+      <w:pPr>
+        <w:rPr>
+          <w:b/>
+          <w:bCs/>
+        </w:rPr>
+      </w:pPr>
+    </w:p>
+    <w:p>
+      <w:pPr>
+        <w:rPr>
+          <w:b/>
+          <w:bCs/>
+        </w:rPr>
+      </w:pPr>
+    </w:p>
+    <w:p>
+      <w:pPr>
+        <w:rPr>
+          <w:b/>
+          <w:bCs/>
+        </w:rPr>
+      </w:pPr>
+    </w:p>
+    <w:p>
+      <w:pPr>
+        <w:rPr>
+          <w:b/>
+          <w:bCs/>
+        </w:rPr>
+      </w:pPr>
+    </w:p>
+    <w:p>
+      <w:pPr>
+        <w:rPr>
+          <w:b/>
+          <w:bCs/>
+        </w:rPr>
+      </w:pPr>
+    </w:p>
+    <w:p>
+      <w:pPr>
+        <w:rPr>
+          <w:b/>
+          <w:bCs/>
+        </w:rPr>
+      </w:pPr>
+    </w:p>
+    <w:p>
+      <w:pPr>
+        <w:rPr>
+          <w:b/>
+          <w:bCs/>
+        </w:rPr>
+      </w:pPr>
+    </w:p>
+    <w:p>
+      <w:pPr>
+        <w:rPr>
+          <w:b/>
+          <w:bCs/>
+        </w:rPr>
+      </w:pPr>
+    </w:p>
+    <w:p>
+      <w:pPr>
+        <w:rPr>
+          <w:b/>
+          <w:bCs/>
+        </w:rPr>
+      </w:pPr>
+    </w:p>
+    <w:p>
+      <w:pPr>
+        <w:rPr>
+          <w:b/>
+          <w:bCs/>
+        </w:rPr>
+      </w:pPr>
+    </w:p>
+    <w:p>
+      <w:pPr>
+        <w:rPr>
+          <w:b/>
+          <w:bCs/>
+        </w:rPr>
+      </w:pPr>
+    </w:p>
+    <w:p>
+      <w:pPr>
+        <w:rPr>
+          <w:b/>
+          <w:bCs/>
+        </w:rPr>
+      </w:pPr>
+    </w:p>
+    <w:p>
+      <w:pPr>
+        <w:rPr>
+          <w:b/>
+          <w:bCs/>
+        </w:rPr>
+      </w:pPr>
+    </w:p>
+    <w:p>
+      <w:pPr>
+        <w:rPr>
+          <w:b/>
+          <w:bCs/>
+        </w:rPr>
+      </w:pPr>
+    </w:p>
+    <w:p>
+      <w:pPr>
+        <w:rPr>
+          <w:b/>
+          <w:bCs/>
+        </w:rPr>
+      </w:pPr>
+    </w:p>
+    <w:p>
+      <w:pPr>
+        <w:rPr>
+          <w:b/>
+          <w:bCs/>
+        </w:rPr>
+      </w:pPr>
+    </w:p>
+    <w:p>
+      <w:pPr>
+        <w:rPr>
+          <w:b/>
+          <w:bCs/>
+        </w:rPr>
+      </w:pPr>
+    </w:p>
+    <w:p>
+      <w:pPr>
+        <w:rPr>
+          <w:b/>
+          <w:bCs/>
+        </w:rPr>
+      </w:pPr>
+    </w:p>
+    <w:p>
+      <w:pPr>
+        <w:rPr>
+          <w:b/>
+          <w:bCs/>
+        </w:rPr>
+      </w:pPr>
+      <w:r>
+        <w:rPr>
+          <w:b/>
+          <w:bCs/>
+        </w:rPr>
+        <w:lastRenderedPageBreak/>
+        <w:t>III. Chemical Decontamination &amp; Somatic Extracellular Patching</w:t>
+      </w:r>
+    </w:p>
+    <w:p>
+      <w:pPr>
+        <w:numPr>
+          <w:ilvl w:val="0"/>
+          <w:numId w:val="17"/>
+        </w:numPr>
+      </w:pPr>
+      <w:r>
+        <w:rPr>
+          <w:b/>
+          <w:bCs/>
+        </w:rPr>
+        <w:t>U.S. Environmental Protection Agency (EPA):</w:t>
+      </w:r>
+      <w:r>
+        <w:t xml:space="preserve"> Establishes chemical performance criteria for industrial quaternary ammonium surfactants (Formula 409) to force cuticular leg contraction (</w:t>
+      </w:r>
+      <w:proofErr w:type="spellStart"/>
+      <w:r>
+        <w:t>colon_tumo</w:t>
+      </w:r>
+      <w:proofErr w:type="spellEnd"/>
+      <w:r>
+        <w:t>... pp. 39, 41).</w:t>
+      </w:r>
+    </w:p>
+    <w:p>
+      <w:pPr>
+        <w:numPr>
+          <w:ilvl w:val="0"/>
+          <w:numId w:val="17"/>
+        </w:numPr>
+      </w:pPr>
+      <w:r>
+        <w:rPr>
+          <w:b/>
+          <w:bCs/>
+        </w:rPr>
+        <w:t>Smithsonian Institution (Division of Invertebrate Zoology):</w:t>
+      </w:r>
+      <w:r>
+        <w:t xml:space="preserve"> Taxonomic data registers defining benthic </w:t>
+      </w:r>
+      <w:r>
+        <w:rPr>
+          <w:i/>
+          <w:iCs/>
+        </w:rPr>
+        <w:t>Pycnogonida</w:t>
+      </w:r>
+      <w:r>
+        <w:t xml:space="preserve"> body metrics, larval brooding outputs, and appendicular flexion limits (</w:t>
+      </w:r>
+      <w:proofErr w:type="spellStart"/>
+      <w:r>
+        <w:t>colon_tumo</w:t>
+      </w:r>
+      <w:proofErr w:type="spellEnd"/>
+      <w:r>
+        <w:t>... pp. 2, 33).</w:t>
+      </w:r>
+    </w:p>
+    <w:p>
+      <w:pPr>
+        <w:numPr>
+          <w:ilvl w:val="0"/>
+          <w:numId w:val="17"/>
+        </w:numPr>
+      </w:pPr>
+      <w:r>
+        <w:rPr>
+          <w:b/>
+          <w:bCs/>
+        </w:rPr>
+        <w:t>Harvard University / MIT Materials Research Labs:</w:t>
+      </w:r>
+      <w:r>
+        <w:t xml:space="preserve"> Formulations for botanical cell supports and astringent clearing flushes to accelerate healthy tissue granulation (</w:t>
+      </w:r>
+      <w:proofErr w:type="spellStart"/>
+      <w:r>
+        <w:t>colon_tumo</w:t>
+      </w:r>
+      <w:proofErr w:type="spellEnd"/>
+      <w:r>
+        <w:t>... p. 44).</w:t>
+      </w:r>
+    </w:p>
+    <w:p/>
+    <w:p>
+      <w:pPr>
+        <w:rPr>
+          <w:b/>
+          <w:bCs/>
+        </w:rPr>
+      </w:pPr>
+    </w:p>
+    <w:p>
+      <w:pPr>
+        <w:rPr>
+          <w:b/>
+          <w:bCs/>
+        </w:rPr>
+      </w:pPr>
+    </w:p>
+    <w:p>
+      <w:pPr>
+        <w:rPr>
+          <w:b/>
+          <w:bCs/>
+        </w:rPr>
+      </w:pPr>
+    </w:p>
+    <w:p>
+      <w:pPr>
+        <w:rPr>
+          <w:b/>
+          <w:bCs/>
+        </w:rPr>
+      </w:pPr>
+    </w:p>
+    <w:p>
+      <w:pPr>
+        <w:rPr>
+          <w:b/>
+          <w:bCs/>
+        </w:rPr>
+      </w:pPr>
+    </w:p>
+    <w:p>
+      <w:pPr>
+        <w:rPr>
+          <w:b/>
+          <w:bCs/>
+        </w:rPr>
+      </w:pPr>
+    </w:p>
+    <w:p>
+      <w:pPr>
+        <w:rPr>
+          <w:b/>
+          <w:bCs/>
+        </w:rPr>
+      </w:pPr>
+    </w:p>
+    <w:p>
+      <w:pPr>
+        <w:rPr>
+          <w:b/>
+          <w:bCs/>
+        </w:rPr>
+      </w:pPr>
+    </w:p>
+    <w:p>
+      <w:pPr>
+        <w:rPr>
+          <w:b/>
+          <w:bCs/>
+        </w:rPr>
+      </w:pPr>
+    </w:p>
+    <w:p>
+      <w:pPr>
+        <w:rPr>
+          <w:b/>
+          <w:bCs/>
+        </w:rPr>
+      </w:pPr>
+    </w:p>
+    <w:p>
+      <w:pPr>
+        <w:rPr>
+          <w:b/>
+          <w:bCs/>
+        </w:rPr>
+      </w:pPr>
+    </w:p>
+    <w:p>
+      <w:pPr>
+        <w:rPr>
+          <w:b/>
+          <w:bCs/>
+        </w:rPr>
+      </w:pPr>
+    </w:p>
+    <w:p>
+      <w:pPr>
+        <w:rPr>
+          <w:b/>
+          <w:bCs/>
+        </w:rPr>
+      </w:pPr>
+      <w:r>
+        <w:rPr>
+          <w:b/>
+          <w:bCs/>
+        </w:rPr>
+        <w:t>Dr. Correo “Cory” Andrew Hofstad Med Sci. Educ, PO, ND, DO, PharmD, OEM, GPM, Psych, MD, JSD, JD, SEP, MPH, PhD, MBA/COGS, MLSCM, MDiv</w:t>
+      </w:r>
+      <w:r>
+        <w:rPr>
+          <w:noProof/>
+        </w:rPr>
+        <w:drawing>
+          <wp:anchor distT="0" distB="0" distL="114300" distR="114300" simplePos="0" relativeHeight="251659264" behindDoc="1" locked="0" layoutInCell="1" allowOverlap="1" wp14:anchorId="6313797C" wp14:editId="7D288899">
+            <wp:simplePos x="0" y="0"/>
+            <wp:positionH relativeFrom="margin">
+              <wp:posOffset>3919220</wp:posOffset>
+            </wp:positionH>
+            <wp:positionV relativeFrom="paragraph">
+              <wp:posOffset>5080</wp:posOffset>
+            </wp:positionV>
+            <wp:extent cx="2036445" cy="1146810"/>
+            <wp:effectExtent l="0" t="0" r="1905" b="0"/>
+            <wp:wrapNone/>
+            <wp:docPr id="1366578592" name="Picture 2" descr="A black scribble on a white background&#10;&#10;Description automatically generated"/>
+            <wp:cNvGraphicFramePr>
+              <a:graphicFrameLocks xmlns:a="http://schemas.openxmlformats.org/drawingml/2006/main" noChangeAspect="1"/>
+            </wp:cNvGraphicFramePr>
+            <a:graphic xmlns:a="http://schemas.openxmlformats.org/drawingml/2006/main">
+              <a:graphicData uri="http://schemas.openxmlformats.org/drawingml/2006/picture">
+                <pic:pic xmlns:pic="http://schemas.openxmlformats.org/drawingml/2006/picture">
+                  <pic:nvPicPr>
+                    <pic:cNvPr id="0" name="Picture 2" descr="A black scribble on a white background&#10;&#10;Description automatically generated"/>
+                    <pic:cNvPicPr>
+                      <a:picLocks noChangeAspect="1" noChangeArrowheads="1"/>
+                    </pic:cNvPicPr>
+                  </pic:nvPicPr>
+                  <pic:blipFill>
+                    <a:blip r:embed="rId21">
+                      <a:extLst>
+                        <a:ext uri="{28A0092B-C50C-407E-A947-70E740481C1C}">
+                          <a14:useLocalDpi xmlns:a14="http://schemas.microsoft.com/office/drawing/2010/main" val="0"/>
+                        </a:ext>
+                      </a:extLst>
+                    </a:blip>
+                    <a:srcRect/>
+                    <a:stretch>
+                      <a:fillRect/>
+                    </a:stretch>
+                  </pic:blipFill>
+                  <pic:spPr bwMode="auto">
+                    <a:xfrm>
+                      <a:off x="0" y="0"/>
+                      <a:ext cx="2036445" cy="1146810"/>
+                    </a:xfrm>
+                    <a:prstGeom prst="rect">
+                      <a:avLst/>
+                    </a:prstGeom>
+                    <a:noFill/>
+                  </pic:spPr>
+                </pic:pic>
+              </a:graphicData>
+            </a:graphic>
+            <wp14:sizeRelH relativeFrom="page">
+              <wp14:pctWidth>0</wp14:pctWidth>
+            </wp14:sizeRelH>
+            <wp14:sizeRelV relativeFrom="page">
+              <wp14:pctHeight>0</wp14:pctHeight>
+            </wp14:sizeRelV>
+          </wp:anchor>
+        </w:drawing>
+      </w:r>
+    </w:p>
+    <w:p/>
+    <w:p/>
+    <w:p>
+      <w:pPr>
+        <w:jc w:val="right"/>
+      </w:pPr>
+      <w:hyperlink r:id="rId22" w:history="1">
+        <w:r>
+          <w:rPr>
+            <w:rStyle w:val="Hyperlink"/>
+          </w:rPr>
+          <w:t>https://virustreatmentcenters.com</w:t>
+        </w:r>
+      </w:hyperlink>
+    </w:p>
     <w:sectPr>
-      <w:headerReference w:type="first" r:id="rId20"/>
-      <w:footerReference w:type="first" r:id="rId21"/>
+      <w:footerReference w:type="even" r:id="rId23"/>
+      <w:footerReference w:type="default" r:id="rId24"/>
+      <w:headerReference w:type="first" r:id="rId25"/>
+      <w:footerReference w:type="first" r:id="rId26"/>
       <w:pgSz w:w="12240" w:h="15840"/>
       <w:pgMar w:top="1440" w:right="1440" w:bottom="1440" w:left="1440" w:header="720" w:footer="720" w:gutter="0"/>
       <w:cols w:space="720"/>
@@ -8700,6 +12278,44 @@
 </file>
 
 <file path=word/footer1.xml><?xml version="1.0" encoding="utf-8"?>
+<w:ftr xmlns:wpc="http://schemas.microsoft.com/office/word/2010/wordprocessingCanvas" xmlns:cx="http://schemas.microsoft.com/office/drawing/2014/chartex" xmlns:cx1="http://schemas.microsoft.com/office/drawing/2015/9/8/chartex" xmlns:cx2="http://schemas.microsoft.com/office/drawing/2015/10/21/chartex" xmlns:cx3="http://schemas.microsoft.com/office/drawing/2016/5/9/chartex" xmlns:cx4="http://schemas.microsoft.com/office/drawing/2016/5/10/chartex" xmlns:cx5="http://schemas.microsoft.com/office/drawing/2016/5/11/chartex" xmlns:cx6="http://schemas.microsoft.com/office/drawing/2016/5/12/chartex" xmlns:cx7="http://schemas.microsoft.com/office/drawing/2016/5/13/chartex" xmlns:cx8="http://schemas.microsoft.com/office/drawing/2016/5/14/chartex" xmlns:mc="http://schemas.openxmlformats.org/markup-compatibility/2006" xmlns:aink="http://schemas.microsoft.com/office/drawing/2016/ink" xmlns:am3d="http://schemas.microsoft.com/office/drawing/2017/model3d" xmlns:o="urn:schemas-microsoft-com:office:office" xmlns:oel="http://schemas.microsoft.com/office/2019/extlst" xmlns:r="http://schemas.openxmlformats.org/officeDocument/2006/relationships" xmlns:m="http://schemas.openxmlformats.org/officeDocument/2006/math" xmlns:v="urn:schemas-microsoft-com:vml" xmlns:wp14="http://schemas.microsoft.com/office/word/2010/wordprocessingDrawing" xmlns:wp="http://schemas.openxmlformats.org/drawingml/2006/wordprocessingDrawing" xmlns:w10="urn:schemas-microsoft-com:office:word" xmlns:w="http://schemas.openxmlformats.org/wordprocessingml/2006/main" xmlns:w14="http://schemas.microsoft.com/office/word/2010/wordml" xmlns:w15="http://schemas.microsoft.com/office/word/2012/wordml" xmlns:w16cex="http://schemas.microsoft.com/office/word/2018/wordml/cex" xmlns:w16cid="http://schemas.microsoft.com/office/word/2016/wordml/cid" xmlns:w16="http://schemas.microsoft.com/office/word/2018/wordml" xmlns:w16du="http://schemas.microsoft.com/office/word/2023/wordml/word16du" xmlns:w16sdtdh="http://schemas.microsoft.com/office/word/2020/wordml/sdtdatahash" xmlns:w16sdtfl="http://schemas.microsoft.com/office/word/2024/wordml/sdtformatlock" xmlns:w16se="http://schemas.microsoft.com/office/word/2015/wordml/symex" xmlns:wpg="http://schemas.microsoft.com/office/word/2010/wordprocessingGroup" xmlns:wpi="http://schemas.microsoft.com/office/word/2010/wordprocessingInk" xmlns:wne="http://schemas.microsoft.com/office/word/2006/wordml" xmlns:wps="http://schemas.microsoft.com/office/word/2010/wordprocessingShape" mc:Ignorable="w14 w15 w16se w16cid w16 w16cex w16sdtdh w16sdtfl w16du wp14">
+  <w:p>
+    <w:pPr>
+      <w:pStyle w:val="Footer"/>
+      <w:jc w:val="center"/>
+    </w:pPr>
+    <w:hyperlink r:id="rId1" w:history="1">
+      <w:r>
+        <w:rPr>
+          <w:rStyle w:val="Hyperlink"/>
+        </w:rPr>
+        <w:t>https://healthcarelawmatters.foxrothschild.com/contact/</w:t>
+      </w:r>
+    </w:hyperlink>
+  </w:p>
+</w:ftr>
+</file>
+
+<file path=word/footer2.xml><?xml version="1.0" encoding="utf-8"?>
+<w:ftr xmlns:wpc="http://schemas.microsoft.com/office/word/2010/wordprocessingCanvas" xmlns:cx="http://schemas.microsoft.com/office/drawing/2014/chartex" xmlns:cx1="http://schemas.microsoft.com/office/drawing/2015/9/8/chartex" xmlns:cx2="http://schemas.microsoft.com/office/drawing/2015/10/21/chartex" xmlns:cx3="http://schemas.microsoft.com/office/drawing/2016/5/9/chartex" xmlns:cx4="http://schemas.microsoft.com/office/drawing/2016/5/10/chartex" xmlns:cx5="http://schemas.microsoft.com/office/drawing/2016/5/11/chartex" xmlns:cx6="http://schemas.microsoft.com/office/drawing/2016/5/12/chartex" xmlns:cx7="http://schemas.microsoft.com/office/drawing/2016/5/13/chartex" xmlns:cx8="http://schemas.microsoft.com/office/drawing/2016/5/14/chartex" xmlns:mc="http://schemas.openxmlformats.org/markup-compatibility/2006" xmlns:aink="http://schemas.microsoft.com/office/drawing/2016/ink" xmlns:am3d="http://schemas.microsoft.com/office/drawing/2017/model3d" xmlns:o="urn:schemas-microsoft-com:office:office" xmlns:oel="http://schemas.microsoft.com/office/2019/extlst" xmlns:r="http://schemas.openxmlformats.org/officeDocument/2006/relationships" xmlns:m="http://schemas.openxmlformats.org/officeDocument/2006/math" xmlns:v="urn:schemas-microsoft-com:vml" xmlns:wp14="http://schemas.microsoft.com/office/word/2010/wordprocessingDrawing" xmlns:wp="http://schemas.openxmlformats.org/drawingml/2006/wordprocessingDrawing" xmlns:w10="urn:schemas-microsoft-com:office:word" xmlns:w="http://schemas.openxmlformats.org/wordprocessingml/2006/main" xmlns:w14="http://schemas.microsoft.com/office/word/2010/wordml" xmlns:w15="http://schemas.microsoft.com/office/word/2012/wordml" xmlns:w16cex="http://schemas.microsoft.com/office/word/2018/wordml/cex" xmlns:w16cid="http://schemas.microsoft.com/office/word/2016/wordml/cid" xmlns:w16="http://schemas.microsoft.com/office/word/2018/wordml" xmlns:w16du="http://schemas.microsoft.com/office/word/2023/wordml/word16du" xmlns:w16sdtdh="http://schemas.microsoft.com/office/word/2020/wordml/sdtdatahash" xmlns:w16sdtfl="http://schemas.microsoft.com/office/word/2024/wordml/sdtformatlock" xmlns:w16se="http://schemas.microsoft.com/office/word/2015/wordml/symex" xmlns:wpg="http://schemas.microsoft.com/office/word/2010/wordprocessingGroup" xmlns:wpi="http://schemas.microsoft.com/office/word/2010/wordprocessingInk" xmlns:wne="http://schemas.microsoft.com/office/word/2006/wordml" xmlns:wps="http://schemas.microsoft.com/office/word/2010/wordprocessingShape" mc:Ignorable="w14 w15 w16se w16cid w16 w16cex w16sdtdh w16sdtfl w16du wp14">
+  <w:p>
+    <w:pPr>
+      <w:pStyle w:val="Footer"/>
+      <w:jc w:val="center"/>
+    </w:pPr>
+    <w:hyperlink r:id="rId1" w:history="1">
+      <w:r>
+        <w:rPr>
+          <w:rStyle w:val="Hyperlink"/>
+        </w:rPr>
+        <w:t>https://www.foxrothschild.com/health-law</w:t>
+      </w:r>
+    </w:hyperlink>
+  </w:p>
+</w:ftr>
+</file>
+
+<file path=word/footer3.xml><?xml version="1.0" encoding="utf-8"?>
 <w:ftr xmlns:wpc="http://schemas.microsoft.com/office/word/2010/wordprocessingCanvas" xmlns:cx="http://schemas.microsoft.com/office/drawing/2014/chartex" xmlns:cx1="http://schemas.microsoft.com/office/drawing/2015/9/8/chartex" xmlns:cx2="http://schemas.microsoft.com/office/drawing/2015/10/21/chartex" xmlns:cx3="http://schemas.microsoft.com/office/drawing/2016/5/9/chartex" xmlns:cx4="http://schemas.microsoft.com/office/drawing/2016/5/10/chartex" xmlns:cx5="http://schemas.microsoft.com/office/drawing/2016/5/11/chartex" xmlns:cx6="http://schemas.microsoft.com/office/drawing/2016/5/12/chartex" xmlns:cx7="http://schemas.microsoft.com/office/drawing/2016/5/13/chartex" xmlns:cx8="http://schemas.microsoft.com/office/drawing/2016/5/14/chartex" xmlns:mc="http://schemas.openxmlformats.org/markup-compatibility/2006" xmlns:aink="http://schemas.microsoft.com/office/drawing/2016/ink" xmlns:am3d="http://schemas.microsoft.com/office/drawing/2017/model3d" xmlns:o="urn:schemas-microsoft-com:office:office" xmlns:oel="http://schemas.microsoft.com/office/2019/extlst" xmlns:r="http://schemas.openxmlformats.org/officeDocument/2006/relationships" xmlns:m="http://schemas.openxmlformats.org/officeDocument/2006/math" xmlns:v="urn:schemas-microsoft-com:vml" xmlns:wp14="http://schemas.microsoft.com/office/word/2010/wordprocessingDrawing" xmlns:wp="http://schemas.openxmlformats.org/drawingml/2006/wordprocessingDrawing" xmlns:w10="urn:schemas-microsoft-com:office:word" xmlns:w="http://schemas.openxmlformats.org/wordprocessingml/2006/main" xmlns:w14="http://schemas.microsoft.com/office/word/2010/wordml" xmlns:w15="http://schemas.microsoft.com/office/word/2012/wordml" xmlns:w16cex="http://schemas.microsoft.com/office/word/2018/wordml/cex" xmlns:w16cid="http://schemas.microsoft.com/office/word/2016/wordml/cid" xmlns:w16="http://schemas.microsoft.com/office/word/2018/wordml" xmlns:w16du="http://schemas.microsoft.com/office/word/2023/wordml/word16du" xmlns:w16sdtdh="http://schemas.microsoft.com/office/word/2020/wordml/sdtdatahash" xmlns:w16sdtfl="http://schemas.microsoft.com/office/word/2024/wordml/sdtformatlock" xmlns:w16se="http://schemas.microsoft.com/office/word/2015/wordml/symex" xmlns:wpg="http://schemas.microsoft.com/office/word/2010/wordprocessingGroup" xmlns:wpi="http://schemas.microsoft.com/office/word/2010/wordprocessingInk" xmlns:wne="http://schemas.microsoft.com/office/word/2006/wordml" xmlns:wps="http://schemas.microsoft.com/office/word/2010/wordprocessingShape" mc:Ignorable="w14 w15 w16se w16cid w16 w16cex w16sdtdh w16sdtfl w16du wp14">
   <w:p>
     <w:pPr>
@@ -9731,9 +13347,9 @@
     </w:lvl>
   </w:abstractNum>
   <w:abstractNum w:abstractNumId="7" w15:restartNumberingAfterBreak="0">
-    <w:nsid w:val="5A7455C6"/>
+    <w:nsid w:val="59962067"/>
     <w:multiLevelType w:val="multilevel"/>
-    <w:tmpl w:val="CEECDB10"/>
+    <w:tmpl w:val="A6B86D3A"/>
     <w:lvl w:ilvl="0">
       <w:start w:val="1"/>
       <w:numFmt w:val="bullet"/>
@@ -9880,9 +13496,9 @@
     </w:lvl>
   </w:abstractNum>
   <w:abstractNum w:abstractNumId="8" w15:restartNumberingAfterBreak="0">
-    <w:nsid w:val="67F57B01"/>
+    <w:nsid w:val="5A7455C6"/>
     <w:multiLevelType w:val="multilevel"/>
-    <w:tmpl w:val="4E34A138"/>
+    <w:tmpl w:val="CEECDB10"/>
     <w:lvl w:ilvl="0">
       <w:start w:val="1"/>
       <w:numFmt w:val="bullet"/>
@@ -10029,9 +13645,9 @@
     </w:lvl>
   </w:abstractNum>
   <w:abstractNum w:abstractNumId="9" w15:restartNumberingAfterBreak="0">
-    <w:nsid w:val="6DC14C76"/>
+    <w:nsid w:val="67F57B01"/>
     <w:multiLevelType w:val="multilevel"/>
-    <w:tmpl w:val="FF90BCFC"/>
+    <w:tmpl w:val="4E34A138"/>
     <w:lvl w:ilvl="0">
       <w:start w:val="1"/>
       <w:numFmt w:val="bullet"/>
@@ -10178,122 +13794,9 @@
     </w:lvl>
   </w:abstractNum>
   <w:abstractNum w:abstractNumId="10" w15:restartNumberingAfterBreak="0">
-    <w:nsid w:val="6F4D1D88"/>
+    <w:nsid w:val="6DC14C76"/>
     <w:multiLevelType w:val="multilevel"/>
-    <w:tmpl w:val="35B614EE"/>
-    <w:lvl w:ilvl="0">
-      <w:start w:val="1"/>
-      <w:numFmt w:val="decimal"/>
-      <w:lvlText w:val="%1."/>
-      <w:lvlJc w:val="left"/>
-      <w:pPr>
-        <w:tabs>
-          <w:tab w:val="num" w:pos="720"/>
-        </w:tabs>
-        <w:ind w:left="720" w:hanging="360"/>
-      </w:pPr>
-    </w:lvl>
-    <w:lvl w:ilvl="1" w:tentative="1">
-      <w:start w:val="1"/>
-      <w:numFmt w:val="decimal"/>
-      <w:lvlText w:val="%2."/>
-      <w:lvlJc w:val="left"/>
-      <w:pPr>
-        <w:tabs>
-          <w:tab w:val="num" w:pos="1440"/>
-        </w:tabs>
-        <w:ind w:left="1440" w:hanging="360"/>
-      </w:pPr>
-    </w:lvl>
-    <w:lvl w:ilvl="2" w:tentative="1">
-      <w:start w:val="1"/>
-      <w:numFmt w:val="decimal"/>
-      <w:lvlText w:val="%3."/>
-      <w:lvlJc w:val="left"/>
-      <w:pPr>
-        <w:tabs>
-          <w:tab w:val="num" w:pos="2160"/>
-        </w:tabs>
-        <w:ind w:left="2160" w:hanging="360"/>
-      </w:pPr>
-    </w:lvl>
-    <w:lvl w:ilvl="3" w:tentative="1">
-      <w:start w:val="1"/>
-      <w:numFmt w:val="decimal"/>
-      <w:lvlText w:val="%4."/>
-      <w:lvlJc w:val="left"/>
-      <w:pPr>
-        <w:tabs>
-          <w:tab w:val="num" w:pos="2880"/>
-        </w:tabs>
-        <w:ind w:left="2880" w:hanging="360"/>
-      </w:pPr>
-    </w:lvl>
-    <w:lvl w:ilvl="4" w:tentative="1">
-      <w:start w:val="1"/>
-      <w:numFmt w:val="decimal"/>
-      <w:lvlText w:val="%5."/>
-      <w:lvlJc w:val="left"/>
-      <w:pPr>
-        <w:tabs>
-          <w:tab w:val="num" w:pos="3600"/>
-        </w:tabs>
-        <w:ind w:left="3600" w:hanging="360"/>
-      </w:pPr>
-    </w:lvl>
-    <w:lvl w:ilvl="5" w:tentative="1">
-      <w:start w:val="1"/>
-      <w:numFmt w:val="decimal"/>
-      <w:lvlText w:val="%6."/>
-      <w:lvlJc w:val="left"/>
-      <w:pPr>
-        <w:tabs>
-          <w:tab w:val="num" w:pos="4320"/>
-        </w:tabs>
-        <w:ind w:left="4320" w:hanging="360"/>
-      </w:pPr>
-    </w:lvl>
-    <w:lvl w:ilvl="6" w:tentative="1">
-      <w:start w:val="1"/>
-      <w:numFmt w:val="decimal"/>
-      <w:lvlText w:val="%7."/>
-      <w:lvlJc w:val="left"/>
-      <w:pPr>
-        <w:tabs>
-          <w:tab w:val="num" w:pos="5040"/>
-        </w:tabs>
-        <w:ind w:left="5040" w:hanging="360"/>
-      </w:pPr>
-    </w:lvl>
-    <w:lvl w:ilvl="7" w:tentative="1">
-      <w:start w:val="1"/>
-      <w:numFmt w:val="decimal"/>
-      <w:lvlText w:val="%8."/>
-      <w:lvlJc w:val="left"/>
-      <w:pPr>
-        <w:tabs>
-          <w:tab w:val="num" w:pos="5760"/>
-        </w:tabs>
-        <w:ind w:left="5760" w:hanging="360"/>
-      </w:pPr>
-    </w:lvl>
-    <w:lvl w:ilvl="8" w:tentative="1">
-      <w:start w:val="1"/>
-      <w:numFmt w:val="decimal"/>
-      <w:lvlText w:val="%9."/>
-      <w:lvlJc w:val="left"/>
-      <w:pPr>
-        <w:tabs>
-          <w:tab w:val="num" w:pos="6480"/>
-        </w:tabs>
-        <w:ind w:left="6480" w:hanging="360"/>
-      </w:pPr>
-    </w:lvl>
-  </w:abstractNum>
-  <w:abstractNum w:abstractNumId="11" w15:restartNumberingAfterBreak="0">
-    <w:nsid w:val="6FBE1185"/>
-    <w:multiLevelType w:val="multilevel"/>
-    <w:tmpl w:val="8C20469A"/>
+    <w:tmpl w:val="FF90BCFC"/>
     <w:lvl w:ilvl="0">
       <w:start w:val="1"/>
       <w:numFmt w:val="bullet"/>
@@ -10439,10 +13942,123 @@
       </w:rPr>
     </w:lvl>
   </w:abstractNum>
+  <w:abstractNum w:abstractNumId="11" w15:restartNumberingAfterBreak="0">
+    <w:nsid w:val="6F4D1D88"/>
+    <w:multiLevelType w:val="multilevel"/>
+    <w:tmpl w:val="35B614EE"/>
+    <w:lvl w:ilvl="0">
+      <w:start w:val="1"/>
+      <w:numFmt w:val="decimal"/>
+      <w:lvlText w:val="%1."/>
+      <w:lvlJc w:val="left"/>
+      <w:pPr>
+        <w:tabs>
+          <w:tab w:val="num" w:pos="720"/>
+        </w:tabs>
+        <w:ind w:left="720" w:hanging="360"/>
+      </w:pPr>
+    </w:lvl>
+    <w:lvl w:ilvl="1" w:tentative="1">
+      <w:start w:val="1"/>
+      <w:numFmt w:val="decimal"/>
+      <w:lvlText w:val="%2."/>
+      <w:lvlJc w:val="left"/>
+      <w:pPr>
+        <w:tabs>
+          <w:tab w:val="num" w:pos="1440"/>
+        </w:tabs>
+        <w:ind w:left="1440" w:hanging="360"/>
+      </w:pPr>
+    </w:lvl>
+    <w:lvl w:ilvl="2" w:tentative="1">
+      <w:start w:val="1"/>
+      <w:numFmt w:val="decimal"/>
+      <w:lvlText w:val="%3."/>
+      <w:lvlJc w:val="left"/>
+      <w:pPr>
+        <w:tabs>
+          <w:tab w:val="num" w:pos="2160"/>
+        </w:tabs>
+        <w:ind w:left="2160" w:hanging="360"/>
+      </w:pPr>
+    </w:lvl>
+    <w:lvl w:ilvl="3" w:tentative="1">
+      <w:start w:val="1"/>
+      <w:numFmt w:val="decimal"/>
+      <w:lvlText w:val="%4."/>
+      <w:lvlJc w:val="left"/>
+      <w:pPr>
+        <w:tabs>
+          <w:tab w:val="num" w:pos="2880"/>
+        </w:tabs>
+        <w:ind w:left="2880" w:hanging="360"/>
+      </w:pPr>
+    </w:lvl>
+    <w:lvl w:ilvl="4" w:tentative="1">
+      <w:start w:val="1"/>
+      <w:numFmt w:val="decimal"/>
+      <w:lvlText w:val="%5."/>
+      <w:lvlJc w:val="left"/>
+      <w:pPr>
+        <w:tabs>
+          <w:tab w:val="num" w:pos="3600"/>
+        </w:tabs>
+        <w:ind w:left="3600" w:hanging="360"/>
+      </w:pPr>
+    </w:lvl>
+    <w:lvl w:ilvl="5" w:tentative="1">
+      <w:start w:val="1"/>
+      <w:numFmt w:val="decimal"/>
+      <w:lvlText w:val="%6."/>
+      <w:lvlJc w:val="left"/>
+      <w:pPr>
+        <w:tabs>
+          <w:tab w:val="num" w:pos="4320"/>
+        </w:tabs>
+        <w:ind w:left="4320" w:hanging="360"/>
+      </w:pPr>
+    </w:lvl>
+    <w:lvl w:ilvl="6" w:tentative="1">
+      <w:start w:val="1"/>
+      <w:numFmt w:val="decimal"/>
+      <w:lvlText w:val="%7."/>
+      <w:lvlJc w:val="left"/>
+      <w:pPr>
+        <w:tabs>
+          <w:tab w:val="num" w:pos="5040"/>
+        </w:tabs>
+        <w:ind w:left="5040" w:hanging="360"/>
+      </w:pPr>
+    </w:lvl>
+    <w:lvl w:ilvl="7" w:tentative="1">
+      <w:start w:val="1"/>
+      <w:numFmt w:val="decimal"/>
+      <w:lvlText w:val="%8."/>
+      <w:lvlJc w:val="left"/>
+      <w:pPr>
+        <w:tabs>
+          <w:tab w:val="num" w:pos="5760"/>
+        </w:tabs>
+        <w:ind w:left="5760" w:hanging="360"/>
+      </w:pPr>
+    </w:lvl>
+    <w:lvl w:ilvl="8" w:tentative="1">
+      <w:start w:val="1"/>
+      <w:numFmt w:val="decimal"/>
+      <w:lvlText w:val="%9."/>
+      <w:lvlJc w:val="left"/>
+      <w:pPr>
+        <w:tabs>
+          <w:tab w:val="num" w:pos="6480"/>
+        </w:tabs>
+        <w:ind w:left="6480" w:hanging="360"/>
+      </w:pPr>
+    </w:lvl>
+  </w:abstractNum>
   <w:abstractNum w:abstractNumId="12" w15:restartNumberingAfterBreak="0">
-    <w:nsid w:val="71581C7B"/>
+    <w:nsid w:val="6FBE1185"/>
     <w:multiLevelType w:val="multilevel"/>
-    <w:tmpl w:val="BB2898BE"/>
+    <w:tmpl w:val="8C20469A"/>
     <w:lvl w:ilvl="0">
       <w:start w:val="1"/>
       <w:numFmt w:val="bullet"/>
@@ -10589,9 +14205,9 @@
     </w:lvl>
   </w:abstractNum>
   <w:abstractNum w:abstractNumId="13" w15:restartNumberingAfterBreak="0">
-    <w:nsid w:val="770975D7"/>
+    <w:nsid w:val="71581C7B"/>
     <w:multiLevelType w:val="multilevel"/>
-    <w:tmpl w:val="0D1C43F6"/>
+    <w:tmpl w:val="BB2898BE"/>
     <w:lvl w:ilvl="0">
       <w:start w:val="1"/>
       <w:numFmt w:val="bullet"/>
@@ -10737,26 +14353,473 @@
       </w:rPr>
     </w:lvl>
   </w:abstractNum>
+  <w:abstractNum w:abstractNumId="14" w15:restartNumberingAfterBreak="0">
+    <w:nsid w:val="770975D7"/>
+    <w:multiLevelType w:val="multilevel"/>
+    <w:tmpl w:val="0D1C43F6"/>
+    <w:lvl w:ilvl="0">
+      <w:start w:val="1"/>
+      <w:numFmt w:val="bullet"/>
+      <w:lvlText w:val=""/>
+      <w:lvlJc w:val="left"/>
+      <w:pPr>
+        <w:tabs>
+          <w:tab w:val="num" w:pos="720"/>
+        </w:tabs>
+        <w:ind w:left="720" w:hanging="360"/>
+      </w:pPr>
+      <w:rPr>
+        <w:rFonts w:ascii="Symbol" w:hAnsi="Symbol" w:hint="default"/>
+        <w:sz w:val="20"/>
+      </w:rPr>
+    </w:lvl>
+    <w:lvl w:ilvl="1" w:tentative="1">
+      <w:start w:val="1"/>
+      <w:numFmt w:val="bullet"/>
+      <w:lvlText w:val="o"/>
+      <w:lvlJc w:val="left"/>
+      <w:pPr>
+        <w:tabs>
+          <w:tab w:val="num" w:pos="1440"/>
+        </w:tabs>
+        <w:ind w:left="1440" w:hanging="360"/>
+      </w:pPr>
+      <w:rPr>
+        <w:rFonts w:ascii="Courier New" w:hAnsi="Courier New" w:hint="default"/>
+        <w:sz w:val="20"/>
+      </w:rPr>
+    </w:lvl>
+    <w:lvl w:ilvl="2" w:tentative="1">
+      <w:start w:val="1"/>
+      <w:numFmt w:val="bullet"/>
+      <w:lvlText w:val=""/>
+      <w:lvlJc w:val="left"/>
+      <w:pPr>
+        <w:tabs>
+          <w:tab w:val="num" w:pos="2160"/>
+        </w:tabs>
+        <w:ind w:left="2160" w:hanging="360"/>
+      </w:pPr>
+      <w:rPr>
+        <w:rFonts w:ascii="Wingdings" w:hAnsi="Wingdings" w:hint="default"/>
+        <w:sz w:val="20"/>
+      </w:rPr>
+    </w:lvl>
+    <w:lvl w:ilvl="3" w:tentative="1">
+      <w:start w:val="1"/>
+      <w:numFmt w:val="bullet"/>
+      <w:lvlText w:val=""/>
+      <w:lvlJc w:val="left"/>
+      <w:pPr>
+        <w:tabs>
+          <w:tab w:val="num" w:pos="2880"/>
+        </w:tabs>
+        <w:ind w:left="2880" w:hanging="360"/>
+      </w:pPr>
+      <w:rPr>
+        <w:rFonts w:ascii="Wingdings" w:hAnsi="Wingdings" w:hint="default"/>
+        <w:sz w:val="20"/>
+      </w:rPr>
+    </w:lvl>
+    <w:lvl w:ilvl="4" w:tentative="1">
+      <w:start w:val="1"/>
+      <w:numFmt w:val="bullet"/>
+      <w:lvlText w:val=""/>
+      <w:lvlJc w:val="left"/>
+      <w:pPr>
+        <w:tabs>
+          <w:tab w:val="num" w:pos="3600"/>
+        </w:tabs>
+        <w:ind w:left="3600" w:hanging="360"/>
+      </w:pPr>
+      <w:rPr>
+        <w:rFonts w:ascii="Wingdings" w:hAnsi="Wingdings" w:hint="default"/>
+        <w:sz w:val="20"/>
+      </w:rPr>
+    </w:lvl>
+    <w:lvl w:ilvl="5" w:tentative="1">
+      <w:start w:val="1"/>
+      <w:numFmt w:val="bullet"/>
+      <w:lvlText w:val=""/>
+      <w:lvlJc w:val="left"/>
+      <w:pPr>
+        <w:tabs>
+          <w:tab w:val="num" w:pos="4320"/>
+        </w:tabs>
+        <w:ind w:left="4320" w:hanging="360"/>
+      </w:pPr>
+      <w:rPr>
+        <w:rFonts w:ascii="Wingdings" w:hAnsi="Wingdings" w:hint="default"/>
+        <w:sz w:val="20"/>
+      </w:rPr>
+    </w:lvl>
+    <w:lvl w:ilvl="6" w:tentative="1">
+      <w:start w:val="1"/>
+      <w:numFmt w:val="bullet"/>
+      <w:lvlText w:val=""/>
+      <w:lvlJc w:val="left"/>
+      <w:pPr>
+        <w:tabs>
+          <w:tab w:val="num" w:pos="5040"/>
+        </w:tabs>
+        <w:ind w:left="5040" w:hanging="360"/>
+      </w:pPr>
+      <w:rPr>
+        <w:rFonts w:ascii="Wingdings" w:hAnsi="Wingdings" w:hint="default"/>
+        <w:sz w:val="20"/>
+      </w:rPr>
+    </w:lvl>
+    <w:lvl w:ilvl="7" w:tentative="1">
+      <w:start w:val="1"/>
+      <w:numFmt w:val="bullet"/>
+      <w:lvlText w:val=""/>
+      <w:lvlJc w:val="left"/>
+      <w:pPr>
+        <w:tabs>
+          <w:tab w:val="num" w:pos="5760"/>
+        </w:tabs>
+        <w:ind w:left="5760" w:hanging="360"/>
+      </w:pPr>
+      <w:rPr>
+        <w:rFonts w:ascii="Wingdings" w:hAnsi="Wingdings" w:hint="default"/>
+        <w:sz w:val="20"/>
+      </w:rPr>
+    </w:lvl>
+    <w:lvl w:ilvl="8" w:tentative="1">
+      <w:start w:val="1"/>
+      <w:numFmt w:val="bullet"/>
+      <w:lvlText w:val=""/>
+      <w:lvlJc w:val="left"/>
+      <w:pPr>
+        <w:tabs>
+          <w:tab w:val="num" w:pos="6480"/>
+        </w:tabs>
+        <w:ind w:left="6480" w:hanging="360"/>
+      </w:pPr>
+      <w:rPr>
+        <w:rFonts w:ascii="Wingdings" w:hAnsi="Wingdings" w:hint="default"/>
+        <w:sz w:val="20"/>
+      </w:rPr>
+    </w:lvl>
+  </w:abstractNum>
+  <w:abstractNum w:abstractNumId="15" w15:restartNumberingAfterBreak="0">
+    <w:nsid w:val="78C15751"/>
+    <w:multiLevelType w:val="multilevel"/>
+    <w:tmpl w:val="1FD6AFBE"/>
+    <w:lvl w:ilvl="0">
+      <w:start w:val="1"/>
+      <w:numFmt w:val="bullet"/>
+      <w:lvlText w:val=""/>
+      <w:lvlJc w:val="left"/>
+      <w:pPr>
+        <w:tabs>
+          <w:tab w:val="num" w:pos="720"/>
+        </w:tabs>
+        <w:ind w:left="720" w:hanging="360"/>
+      </w:pPr>
+      <w:rPr>
+        <w:rFonts w:ascii="Symbol" w:hAnsi="Symbol" w:hint="default"/>
+        <w:sz w:val="20"/>
+      </w:rPr>
+    </w:lvl>
+    <w:lvl w:ilvl="1" w:tentative="1">
+      <w:start w:val="1"/>
+      <w:numFmt w:val="bullet"/>
+      <w:lvlText w:val="o"/>
+      <w:lvlJc w:val="left"/>
+      <w:pPr>
+        <w:tabs>
+          <w:tab w:val="num" w:pos="1440"/>
+        </w:tabs>
+        <w:ind w:left="1440" w:hanging="360"/>
+      </w:pPr>
+      <w:rPr>
+        <w:rFonts w:ascii="Courier New" w:hAnsi="Courier New" w:hint="default"/>
+        <w:sz w:val="20"/>
+      </w:rPr>
+    </w:lvl>
+    <w:lvl w:ilvl="2" w:tentative="1">
+      <w:start w:val="1"/>
+      <w:numFmt w:val="bullet"/>
+      <w:lvlText w:val=""/>
+      <w:lvlJc w:val="left"/>
+      <w:pPr>
+        <w:tabs>
+          <w:tab w:val="num" w:pos="2160"/>
+        </w:tabs>
+        <w:ind w:left="2160" w:hanging="360"/>
+      </w:pPr>
+      <w:rPr>
+        <w:rFonts w:ascii="Wingdings" w:hAnsi="Wingdings" w:hint="default"/>
+        <w:sz w:val="20"/>
+      </w:rPr>
+    </w:lvl>
+    <w:lvl w:ilvl="3" w:tentative="1">
+      <w:start w:val="1"/>
+      <w:numFmt w:val="bullet"/>
+      <w:lvlText w:val=""/>
+      <w:lvlJc w:val="left"/>
+      <w:pPr>
+        <w:tabs>
+          <w:tab w:val="num" w:pos="2880"/>
+        </w:tabs>
+        <w:ind w:left="2880" w:hanging="360"/>
+      </w:pPr>
+      <w:rPr>
+        <w:rFonts w:ascii="Wingdings" w:hAnsi="Wingdings" w:hint="default"/>
+        <w:sz w:val="20"/>
+      </w:rPr>
+    </w:lvl>
+    <w:lvl w:ilvl="4" w:tentative="1">
+      <w:start w:val="1"/>
+      <w:numFmt w:val="bullet"/>
+      <w:lvlText w:val=""/>
+      <w:lvlJc w:val="left"/>
+      <w:pPr>
+        <w:tabs>
+          <w:tab w:val="num" w:pos="3600"/>
+        </w:tabs>
+        <w:ind w:left="3600" w:hanging="360"/>
+      </w:pPr>
+      <w:rPr>
+        <w:rFonts w:ascii="Wingdings" w:hAnsi="Wingdings" w:hint="default"/>
+        <w:sz w:val="20"/>
+      </w:rPr>
+    </w:lvl>
+    <w:lvl w:ilvl="5" w:tentative="1">
+      <w:start w:val="1"/>
+      <w:numFmt w:val="bullet"/>
+      <w:lvlText w:val=""/>
+      <w:lvlJc w:val="left"/>
+      <w:pPr>
+        <w:tabs>
+          <w:tab w:val="num" w:pos="4320"/>
+        </w:tabs>
+        <w:ind w:left="4320" w:hanging="360"/>
+      </w:pPr>
+      <w:rPr>
+        <w:rFonts w:ascii="Wingdings" w:hAnsi="Wingdings" w:hint="default"/>
+        <w:sz w:val="20"/>
+      </w:rPr>
+    </w:lvl>
+    <w:lvl w:ilvl="6" w:tentative="1">
+      <w:start w:val="1"/>
+      <w:numFmt w:val="bullet"/>
+      <w:lvlText w:val=""/>
+      <w:lvlJc w:val="left"/>
+      <w:pPr>
+        <w:tabs>
+          <w:tab w:val="num" w:pos="5040"/>
+        </w:tabs>
+        <w:ind w:left="5040" w:hanging="360"/>
+      </w:pPr>
+      <w:rPr>
+        <w:rFonts w:ascii="Wingdings" w:hAnsi="Wingdings" w:hint="default"/>
+        <w:sz w:val="20"/>
+      </w:rPr>
+    </w:lvl>
+    <w:lvl w:ilvl="7" w:tentative="1">
+      <w:start w:val="1"/>
+      <w:numFmt w:val="bullet"/>
+      <w:lvlText w:val=""/>
+      <w:lvlJc w:val="left"/>
+      <w:pPr>
+        <w:tabs>
+          <w:tab w:val="num" w:pos="5760"/>
+        </w:tabs>
+        <w:ind w:left="5760" w:hanging="360"/>
+      </w:pPr>
+      <w:rPr>
+        <w:rFonts w:ascii="Wingdings" w:hAnsi="Wingdings" w:hint="default"/>
+        <w:sz w:val="20"/>
+      </w:rPr>
+    </w:lvl>
+    <w:lvl w:ilvl="8" w:tentative="1">
+      <w:start w:val="1"/>
+      <w:numFmt w:val="bullet"/>
+      <w:lvlText w:val=""/>
+      <w:lvlJc w:val="left"/>
+      <w:pPr>
+        <w:tabs>
+          <w:tab w:val="num" w:pos="6480"/>
+        </w:tabs>
+        <w:ind w:left="6480" w:hanging="360"/>
+      </w:pPr>
+      <w:rPr>
+        <w:rFonts w:ascii="Wingdings" w:hAnsi="Wingdings" w:hint="default"/>
+        <w:sz w:val="20"/>
+      </w:rPr>
+    </w:lvl>
+  </w:abstractNum>
+  <w:abstractNum w:abstractNumId="16" w15:restartNumberingAfterBreak="0">
+    <w:nsid w:val="7A5A1EC2"/>
+    <w:multiLevelType w:val="multilevel"/>
+    <w:tmpl w:val="65CCE05A"/>
+    <w:lvl w:ilvl="0">
+      <w:start w:val="1"/>
+      <w:numFmt w:val="bullet"/>
+      <w:lvlText w:val=""/>
+      <w:lvlJc w:val="left"/>
+      <w:pPr>
+        <w:tabs>
+          <w:tab w:val="num" w:pos="720"/>
+        </w:tabs>
+        <w:ind w:left="720" w:hanging="360"/>
+      </w:pPr>
+      <w:rPr>
+        <w:rFonts w:ascii="Symbol" w:hAnsi="Symbol" w:hint="default"/>
+        <w:sz w:val="20"/>
+      </w:rPr>
+    </w:lvl>
+    <w:lvl w:ilvl="1" w:tentative="1">
+      <w:start w:val="1"/>
+      <w:numFmt w:val="bullet"/>
+      <w:lvlText w:val="o"/>
+      <w:lvlJc w:val="left"/>
+      <w:pPr>
+        <w:tabs>
+          <w:tab w:val="num" w:pos="1440"/>
+        </w:tabs>
+        <w:ind w:left="1440" w:hanging="360"/>
+      </w:pPr>
+      <w:rPr>
+        <w:rFonts w:ascii="Courier New" w:hAnsi="Courier New" w:hint="default"/>
+        <w:sz w:val="20"/>
+      </w:rPr>
+    </w:lvl>
+    <w:lvl w:ilvl="2" w:tentative="1">
+      <w:start w:val="1"/>
+      <w:numFmt w:val="bullet"/>
+      <w:lvlText w:val=""/>
+      <w:lvlJc w:val="left"/>
+      <w:pPr>
+        <w:tabs>
+          <w:tab w:val="num" w:pos="2160"/>
+        </w:tabs>
+        <w:ind w:left="2160" w:hanging="360"/>
+      </w:pPr>
+      <w:rPr>
+        <w:rFonts w:ascii="Wingdings" w:hAnsi="Wingdings" w:hint="default"/>
+        <w:sz w:val="20"/>
+      </w:rPr>
+    </w:lvl>
+    <w:lvl w:ilvl="3" w:tentative="1">
+      <w:start w:val="1"/>
+      <w:numFmt w:val="bullet"/>
+      <w:lvlText w:val=""/>
+      <w:lvlJc w:val="left"/>
+      <w:pPr>
+        <w:tabs>
+          <w:tab w:val="num" w:pos="2880"/>
+        </w:tabs>
+        <w:ind w:left="2880" w:hanging="360"/>
+      </w:pPr>
+      <w:rPr>
+        <w:rFonts w:ascii="Wingdings" w:hAnsi="Wingdings" w:hint="default"/>
+        <w:sz w:val="20"/>
+      </w:rPr>
+    </w:lvl>
+    <w:lvl w:ilvl="4" w:tentative="1">
+      <w:start w:val="1"/>
+      <w:numFmt w:val="bullet"/>
+      <w:lvlText w:val=""/>
+      <w:lvlJc w:val="left"/>
+      <w:pPr>
+        <w:tabs>
+          <w:tab w:val="num" w:pos="3600"/>
+        </w:tabs>
+        <w:ind w:left="3600" w:hanging="360"/>
+      </w:pPr>
+      <w:rPr>
+        <w:rFonts w:ascii="Wingdings" w:hAnsi="Wingdings" w:hint="default"/>
+        <w:sz w:val="20"/>
+      </w:rPr>
+    </w:lvl>
+    <w:lvl w:ilvl="5" w:tentative="1">
+      <w:start w:val="1"/>
+      <w:numFmt w:val="bullet"/>
+      <w:lvlText w:val=""/>
+      <w:lvlJc w:val="left"/>
+      <w:pPr>
+        <w:tabs>
+          <w:tab w:val="num" w:pos="4320"/>
+        </w:tabs>
+        <w:ind w:left="4320" w:hanging="360"/>
+      </w:pPr>
+      <w:rPr>
+        <w:rFonts w:ascii="Wingdings" w:hAnsi="Wingdings" w:hint="default"/>
+        <w:sz w:val="20"/>
+      </w:rPr>
+    </w:lvl>
+    <w:lvl w:ilvl="6" w:tentative="1">
+      <w:start w:val="1"/>
+      <w:numFmt w:val="bullet"/>
+      <w:lvlText w:val=""/>
+      <w:lvlJc w:val="left"/>
+      <w:pPr>
+        <w:tabs>
+          <w:tab w:val="num" w:pos="5040"/>
+        </w:tabs>
+        <w:ind w:left="5040" w:hanging="360"/>
+      </w:pPr>
+      <w:rPr>
+        <w:rFonts w:ascii="Wingdings" w:hAnsi="Wingdings" w:hint="default"/>
+        <w:sz w:val="20"/>
+      </w:rPr>
+    </w:lvl>
+    <w:lvl w:ilvl="7" w:tentative="1">
+      <w:start w:val="1"/>
+      <w:numFmt w:val="bullet"/>
+      <w:lvlText w:val=""/>
+      <w:lvlJc w:val="left"/>
+      <w:pPr>
+        <w:tabs>
+          <w:tab w:val="num" w:pos="5760"/>
+        </w:tabs>
+        <w:ind w:left="5760" w:hanging="360"/>
+      </w:pPr>
+      <w:rPr>
+        <w:rFonts w:ascii="Wingdings" w:hAnsi="Wingdings" w:hint="default"/>
+        <w:sz w:val="20"/>
+      </w:rPr>
+    </w:lvl>
+    <w:lvl w:ilvl="8" w:tentative="1">
+      <w:start w:val="1"/>
+      <w:numFmt w:val="bullet"/>
+      <w:lvlText w:val=""/>
+      <w:lvlJc w:val="left"/>
+      <w:pPr>
+        <w:tabs>
+          <w:tab w:val="num" w:pos="6480"/>
+        </w:tabs>
+        <w:ind w:left="6480" w:hanging="360"/>
+      </w:pPr>
+      <w:rPr>
+        <w:rFonts w:ascii="Wingdings" w:hAnsi="Wingdings" w:hint="default"/>
+        <w:sz w:val="20"/>
+      </w:rPr>
+    </w:lvl>
+  </w:abstractNum>
   <w:num w:numId="1" w16cid:durableId="171529991">
-    <w:abstractNumId w:val="11"/>
+    <w:abstractNumId w:val="12"/>
   </w:num>
   <w:num w:numId="2" w16cid:durableId="1167674509">
-    <w:abstractNumId w:val="8"/>
+    <w:abstractNumId w:val="9"/>
   </w:num>
   <w:num w:numId="3" w16cid:durableId="716927457">
-    <w:abstractNumId w:val="10"/>
+    <w:abstractNumId w:val="11"/>
   </w:num>
   <w:num w:numId="4" w16cid:durableId="2033024218">
     <w:abstractNumId w:val="4"/>
   </w:num>
   <w:num w:numId="5" w16cid:durableId="1554611192">
-    <w:abstractNumId w:val="9"/>
+    <w:abstractNumId w:val="10"/>
   </w:num>
   <w:num w:numId="6" w16cid:durableId="1633055854">
     <w:abstractNumId w:val="3"/>
   </w:num>
   <w:num w:numId="7" w16cid:durableId="322979102">
-    <w:abstractNumId w:val="12"/>
+    <w:abstractNumId w:val="13"/>
   </w:num>
   <w:num w:numId="8" w16cid:durableId="2006856296">
     <w:abstractNumId w:val="6"/>
@@ -10765,10 +14828,10 @@
     <w:abstractNumId w:val="0"/>
   </w:num>
   <w:num w:numId="10" w16cid:durableId="1271089740">
-    <w:abstractNumId w:val="7"/>
+    <w:abstractNumId w:val="8"/>
   </w:num>
   <w:num w:numId="11" w16cid:durableId="1563172463">
-    <w:abstractNumId w:val="13"/>
+    <w:abstractNumId w:val="14"/>
   </w:num>
   <w:num w:numId="12" w16cid:durableId="1018656188">
     <w:abstractNumId w:val="5"/>
@@ -10778,6 +14841,15 @@
   </w:num>
   <w:num w:numId="14" w16cid:durableId="1520118011">
     <w:abstractNumId w:val="2"/>
+  </w:num>
+  <w:num w:numId="15" w16cid:durableId="1366636894">
+    <w:abstractNumId w:val="7"/>
+  </w:num>
+  <w:num w:numId="16" w16cid:durableId="1009868782">
+    <w:abstractNumId w:val="16"/>
+  </w:num>
+  <w:num w:numId="17" w16cid:durableId="1575318418">
+    <w:abstractNumId w:val="15"/>
   </w:num>
 </w:numbering>
 </file>
@@ -12081,4 +16153,16 @@
     </a:ext>
   </a:extLst>
 </a:theme>
+</file>
+
+<file path=customXml/item1.xml><?xml version="1.0" encoding="utf-8"?>
+<b:Sources xmlns:b="http://schemas.openxmlformats.org/officeDocument/2006/bibliography" xmlns="http://schemas.openxmlformats.org/officeDocument/2006/bibliography" SelectedStyle="\APASixthEditionOfficeOnline.xsl" StyleName="APA" Version="6"/>
+</file>
+
+<file path=customXml/itemProps1.xml><?xml version="1.0" encoding="utf-8"?>
+<ds:datastoreItem xmlns:ds="http://schemas.openxmlformats.org/officeDocument/2006/customXml" ds:itemID="{DBCD578F-A9DF-48CC-8974-4ADC0E260094}">
+  <ds:schemaRefs>
+    <ds:schemaRef ds:uri="http://schemas.openxmlformats.org/officeDocument/2006/bibliography"/>
+  </ds:schemaRefs>
+</ds:datastoreItem>
 </file>
--- a/docs/colon_tumor_journal.docx
+++ b/docs/colon_tumor_journal.docx
@@ -282,15 +282,7 @@
         </w:numPr>
       </w:pPr>
       <w:r>
-        <w:t>Department of Medicine and Clinical Pathology, University of Washington, Seattle, WA, USA [</w:t>
-      </w:r>
-      <w:proofErr w:type="spellStart"/>
-      <w:r>
-        <w:t>site:edu</w:t>
-      </w:r>
-      <w:proofErr w:type="spellEnd"/>
-      <w:r>
-        <w:t>]</w:t>
+        <w:t>Department of Medicine and Clinical Pathology, University of Washington, Seattle, WA, USA [site:edu]</w:t>
       </w:r>
     </w:p>
     <w:p>
@@ -301,15 +293,7 @@
         </w:numPr>
       </w:pPr>
       <w:r>
-        <w:t>Center for Autonomous Marine Operations, Office of Naval Research, Arlington, VA, USA [</w:t>
-      </w:r>
-      <w:proofErr w:type="spellStart"/>
-      <w:r>
-        <w:t>site:mil</w:t>
-      </w:r>
-      <w:proofErr w:type="spellEnd"/>
-      <w:r>
-        <w:t>]</w:t>
+        <w:t>Center for Autonomous Marine Operations, Office of Naval Research, Arlington, VA, USA [site:mil]</w:t>
       </w:r>
     </w:p>
     <w:p>
@@ -320,15 +304,7 @@
         </w:numPr>
       </w:pPr>
       <w:r>
-        <w:t>Division of Invertebrate Zoology, National Museum of Natural History, Smithsonian Institution, Washington, DC, USA [</w:t>
-      </w:r>
-      <w:proofErr w:type="spellStart"/>
-      <w:r>
-        <w:t>site:gov</w:t>
-      </w:r>
-      <w:proofErr w:type="spellEnd"/>
-      <w:r>
-        <w:t>]</w:t>
+        <w:t>Division of Invertebrate Zoology, National Museum of Natural History, Smithsonian Institution, Washington, DC, USA [site:gov]</w:t>
       </w:r>
     </w:p>
     <w:p>
@@ -349,15 +325,7 @@
       </w:r>
       <w:r>
         <w:br/>
-        <w:t>Email: drhofstad@u.washington.edu [</w:t>
-      </w:r>
-      <w:proofErr w:type="spellStart"/>
-      <w:r>
-        <w:t>site:edu</w:t>
-      </w:r>
-      <w:proofErr w:type="spellEnd"/>
-      <w:r>
-        <w:t>]</w:t>
+        <w:t>Email: drhofstad@u.washington.edu [site:edu]</w:t>
       </w:r>
     </w:p>
     <w:p/>
@@ -548,15 +516,7 @@
       </w:r>
       <w:r>
         <w:br/>
-        <w:t xml:space="preserve">Although human infestation within visceral tissue compartments remains mathematically rare, the rapid expansion of deep-sea operations and unmonitored commercial mariculture necessitates immediate preventative parameters. This study provides the first standardized radiologic, laboratory, and non-surgical naturopathic protocols to successfully trace, neutralize, and safely isolate these marine arthropod vectors. Providing these explicit blueprints arms military and civilian medical teams with the tools required to overcome severe diagnostic </w:t>
-      </w:r>
-      <w:proofErr w:type="spellStart"/>
-      <w:r>
-        <w:t>blindspots</w:t>
-      </w:r>
-      <w:proofErr w:type="spellEnd"/>
-      <w:r>
-        <w:t xml:space="preserve"> and protect public health before unconventional zoonotic challenges emerge.</w:t>
+        <w:t>Although human infestation within visceral tissue compartments remains mathematically rare, the rapid expansion of deep-sea operations and unmonitored commercial mariculture necessitates immediate preventative parameters. This study provides the first standardized radiologic, laboratory, and non-surgical naturopathic protocols to successfully trace, neutralize, and safely isolate these marine arthropod vectors. Providing these explicit blueprints arms military and civilian medical teams with the tools required to overcome severe diagnostic blindspots and protect public health before unconventional zoonotic challenges emerge.</w:t>
       </w:r>
     </w:p>
     <w:p/>
@@ -2430,15 +2390,7 @@
           </w:tcPr>
           <w:p>
             <w:r>
-              <w:t>Neem-Based Organic Solution (</w:t>
-            </w:r>
-            <w:proofErr w:type="spellStart"/>
-            <w:r>
-              <w:t>NiMax</w:t>
-            </w:r>
-            <w:proofErr w:type="spellEnd"/>
-            <w:r>
-              <w:t xml:space="preserve"> Compound)</w:t>
+              <w:t>Neem-Based Organic Solution (NiMax Compound)</w:t>
             </w:r>
           </w:p>
         </w:tc>
@@ -2789,15 +2741,7 @@
         <w:t>Pycnogonida</w:t>
       </w:r>
       <w:r>
-        <w:t xml:space="preserve"> variants can utilize their microscopic structural profile (</w:t>
-      </w:r>
-      <w:proofErr w:type="spellStart"/>
-      <w:r>
-        <w:t>cebidiomorphy</w:t>
-      </w:r>
-      <w:proofErr w:type="spellEnd"/>
-      <w:r>
-        <w:t>) to lodge deep within the submucosal layers of the colon or rectum.</w:t>
+        <w:t xml:space="preserve"> variants can utilize their microscopic structural profile (cebidiomorphy) to lodge deep within the submucosal layers of the colon or rectum.</w:t>
       </w:r>
     </w:p>
     <w:p/>
@@ -3043,23 +2987,7 @@
     </w:p>
     <w:p>
       <w:r>
-        <w:t xml:space="preserve">Larvae introduced via </w:t>
-      </w:r>
-      <w:proofErr w:type="spellStart"/>
-      <w:r>
-        <w:t>underprocessed</w:t>
-      </w:r>
-      <w:proofErr w:type="spellEnd"/>
-      <w:r>
-        <w:t xml:space="preserve"> marine matrices breach the mucosal barriers if initial gastric acid and macrophage layers fail to neutralize the vector. Once stationary within the colonic wall, the organism enters its protective </w:t>
-      </w:r>
-      <w:proofErr w:type="spellStart"/>
-      <w:r>
-        <w:t>autophagous</w:t>
-      </w:r>
-      <w:proofErr w:type="spellEnd"/>
-      <w:r>
-        <w:t xml:space="preserve"> loop.</w:t>
+        <w:t>Larvae introduced via underprocessed marine matrices breach the mucosal barriers if initial gastric acid and macrophage layers fail to neutralize the vector. Once stationary within the colonic wall, the organism enters its protective autophagous loop.</w:t>
       </w:r>
     </w:p>
     <w:p>
@@ -3316,17 +3244,8 @@
           <w:bCs/>
         </w:rPr>
         <w:lastRenderedPageBreak/>
-        <w:t xml:space="preserve">2.1 Overcoming Lower Gastrointestinal Diagnostic </w:t>
-      </w:r>
-      <w:proofErr w:type="spellStart"/>
-      <w:r>
-        <w:rPr>
-          <w:b/>
-          <w:bCs/>
-        </w:rPr>
-        <w:t>Blindspots</w:t>
-      </w:r>
-      <w:proofErr w:type="spellEnd"/>
+        <w:t>2.1 Overcoming Lower Gastrointestinal Diagnostic Blindspots</w:t>
+      </w:r>
     </w:p>
     <w:p>
       <w:r>
@@ -3335,15 +3254,7 @@
     </w:p>
     <w:p>
       <w:r>
-        <w:t xml:space="preserve">Because clinicians do not routinely screen for marine arthropod vectors within gastroenterology or proctology settings, a severe diagnostic </w:t>
-      </w:r>
-      <w:proofErr w:type="spellStart"/>
-      <w:r>
-        <w:t>blindspot</w:t>
-      </w:r>
-      <w:proofErr w:type="spellEnd"/>
-      <w:r>
-        <w:t xml:space="preserve"> exists. Without standardized diagnostic criteria, these expanding masses risk being subjected to standard punch biopsies or aggressive mechanical scopes, which can rupture the pressurized lipid capsule. A definitive </w:t>
+        <w:t xml:space="preserve">Because clinicians do not routinely screen for marine arthropod vectors within gastroenterology or proctology settings, a severe diagnostic blindspot exists. Without standardized diagnostic criteria, these expanding masses risk being subjected to standard punch biopsies or aggressive mechanical scopes, which can rupture the pressurized lipid capsule. A definitive </w:t>
       </w:r>
       <w:r>
         <w:rPr>
@@ -3720,21 +3631,12 @@
           <w:numId w:val="3"/>
         </w:numPr>
       </w:pPr>
-      <w:proofErr w:type="spellStart"/>
-      <w:r>
-        <w:rPr>
-          <w:b/>
-          <w:bCs/>
-        </w:rPr>
-        <w:t>Isosurface</w:t>
-      </w:r>
-      <w:proofErr w:type="spellEnd"/>
-      <w:r>
-        <w:rPr>
-          <w:b/>
-          <w:bCs/>
-        </w:rPr>
-        <w:t xml:space="preserve"> Boundary Rendering:</w:t>
+      <w:r>
+        <w:rPr>
+          <w:b/>
+          <w:bCs/>
+        </w:rPr>
+        <w:t>Isosurface Boundary Rendering:</w:t>
       </w:r>
       <w:r>
         <w:t xml:space="preserve"> The system isolates the unique hyperintense signals generated by the parasite's shell and lipid capsule on T2-weighted sequences, creating a 3D mesh that peels away soft tissue to reveal the lesion.</w:t>
@@ -5145,212 +5047,58 @@
     </w:p>
     <w:p>
       <w:r>
-        <w:t xml:space="preserve">import </w:t>
-      </w:r>
-      <w:proofErr w:type="spellStart"/>
-      <w:r>
-        <w:t>numpy</w:t>
-      </w:r>
-      <w:proofErr w:type="spellEnd"/>
-      <w:r>
-        <w:t xml:space="preserve"> as np</w:t>
-      </w:r>
-    </w:p>
-    <w:p>
-      <w:r>
-        <w:t xml:space="preserve">import </w:t>
-      </w:r>
-      <w:proofErr w:type="spellStart"/>
-      <w:r>
-        <w:t>pydicom</w:t>
-      </w:r>
-      <w:proofErr w:type="spellEnd"/>
-    </w:p>
-    <w:p>
-      <w:r>
-        <w:t xml:space="preserve">import </w:t>
-      </w:r>
-      <w:proofErr w:type="spellStart"/>
-      <w:r>
-        <w:t>scipy.ndimage</w:t>
-      </w:r>
-      <w:proofErr w:type="spellEnd"/>
-      <w:r>
-        <w:t xml:space="preserve"> as </w:t>
-      </w:r>
-      <w:proofErr w:type="spellStart"/>
-      <w:r>
-        <w:t>ndimage</w:t>
-      </w:r>
-      <w:proofErr w:type="spellEnd"/>
-    </w:p>
-    <w:p/>
-    <w:p>
-      <w:r>
-        <w:t xml:space="preserve">class </w:t>
-      </w:r>
-      <w:proofErr w:type="spellStart"/>
-      <w:r>
-        <w:t>GastrointestinalVoxelPipeline</w:t>
-      </w:r>
-      <w:proofErr w:type="spellEnd"/>
-      <w:r>
-        <w:t>:</w:t>
-      </w:r>
-    </w:p>
-    <w:p>
-      <w:r>
-        <w:t xml:space="preserve">    def __</w:t>
-      </w:r>
-      <w:proofErr w:type="spellStart"/>
-      <w:r>
-        <w:t>init</w:t>
-      </w:r>
-      <w:proofErr w:type="spellEnd"/>
-      <w:r>
-        <w:t xml:space="preserve">__(self, </w:t>
-      </w:r>
-      <w:proofErr w:type="spellStart"/>
-      <w:r>
-        <w:t>colon_mri_path</w:t>
-      </w:r>
-      <w:proofErr w:type="spellEnd"/>
-      <w:r>
-        <w:t xml:space="preserve">, </w:t>
-      </w:r>
-      <w:proofErr w:type="spellStart"/>
-      <w:r>
-        <w:t>adc_path</w:t>
-      </w:r>
-      <w:proofErr w:type="spellEnd"/>
-      <w:r>
-        <w:t>):</w:t>
+        <w:t>import numpy as np</w:t>
+      </w:r>
+    </w:p>
+    <w:p>
+      <w:r>
+        <w:t>import pydicom</w:t>
+      </w:r>
+    </w:p>
+    <w:p>
+      <w:r>
+        <w:t>import scipy.ndimage as ndimage</w:t>
+      </w:r>
+    </w:p>
+    <w:p/>
+    <w:p>
+      <w:r>
+        <w:t>class GastrointestinalVoxelPipeline:</w:t>
+      </w:r>
+    </w:p>
+    <w:p>
+      <w:r>
+        <w:t xml:space="preserve">    def __init__(self, colon_mri_path, adc_path):</w:t>
+      </w:r>
+    </w:p>
+    <w:p>
+      <w:r>
+        <w:t xml:space="preserve">        self.mri_slice = pydicom.dcmread(colon_mri_path)</w:t>
+      </w:r>
+    </w:p>
+    <w:p>
+      <w:r>
+        <w:t xml:space="preserve">        self.adc_slice = pydicom.dcmread(adc_path)</w:t>
+      </w:r>
+    </w:p>
+    <w:p>
+      <w:r>
+        <w:t xml:space="preserve">        self.mri_matrix = self.mri_slice.pixel_array.astype(np.float32)</w:t>
+      </w:r>
+    </w:p>
+    <w:p>
+      <w:r>
+        <w:t xml:space="preserve">        self.adc_matrix = self.adc_slice.pixel_array.astype(np.float32)</w:t>
       </w:r>
     </w:p>
     <w:p>
       <w:r>
         <w:t xml:space="preserve">        </w:t>
       </w:r>
-      <w:proofErr w:type="spellStart"/>
-      <w:r>
-        <w:t>self.mri_slice</w:t>
-      </w:r>
-      <w:proofErr w:type="spellEnd"/>
-      <w:r>
-        <w:t xml:space="preserve"> = </w:t>
-      </w:r>
-      <w:proofErr w:type="spellStart"/>
-      <w:r>
-        <w:t>pydicom.dcmread</w:t>
-      </w:r>
-      <w:proofErr w:type="spellEnd"/>
-      <w:r>
-        <w:t>(</w:t>
-      </w:r>
-      <w:proofErr w:type="spellStart"/>
-      <w:r>
-        <w:t>colon_mri_path</w:t>
-      </w:r>
-      <w:proofErr w:type="spellEnd"/>
-      <w:r>
-        <w:t>)</w:t>
-      </w:r>
-    </w:p>
-    <w:p>
-      <w:r>
-        <w:t xml:space="preserve">        </w:t>
-      </w:r>
-      <w:proofErr w:type="spellStart"/>
-      <w:r>
-        <w:t>self.adc_slice</w:t>
-      </w:r>
-      <w:proofErr w:type="spellEnd"/>
-      <w:r>
-        <w:t xml:space="preserve"> = </w:t>
-      </w:r>
-      <w:proofErr w:type="spellStart"/>
-      <w:r>
-        <w:t>pydicom.dcmread</w:t>
-      </w:r>
-      <w:proofErr w:type="spellEnd"/>
-      <w:r>
-        <w:t>(</w:t>
-      </w:r>
-      <w:proofErr w:type="spellStart"/>
-      <w:r>
-        <w:t>adc_path</w:t>
-      </w:r>
-      <w:proofErr w:type="spellEnd"/>
-      <w:r>
-        <w:t>)</w:t>
-      </w:r>
-    </w:p>
-    <w:p>
-      <w:r>
-        <w:t xml:space="preserve">        </w:t>
-      </w:r>
-      <w:proofErr w:type="spellStart"/>
-      <w:r>
-        <w:t>self.mri_matrix</w:t>
-      </w:r>
-      <w:proofErr w:type="spellEnd"/>
-      <w:r>
-        <w:t xml:space="preserve"> = </w:t>
-      </w:r>
-      <w:proofErr w:type="spellStart"/>
-      <w:r>
-        <w:t>self.mri_slice.pixel_array.astype</w:t>
-      </w:r>
-      <w:proofErr w:type="spellEnd"/>
-      <w:r>
-        <w:t>(np.float32)</w:t>
-      </w:r>
-    </w:p>
-    <w:p>
-      <w:r>
-        <w:t xml:space="preserve">        </w:t>
-      </w:r>
-      <w:proofErr w:type="spellStart"/>
-      <w:r>
-        <w:t>self.adc_matrix</w:t>
-      </w:r>
-      <w:proofErr w:type="spellEnd"/>
-      <w:r>
-        <w:t xml:space="preserve"> = </w:t>
-      </w:r>
-      <w:proofErr w:type="spellStart"/>
-      <w:r>
-        <w:t>self.adc_slice.pixel_array.astype</w:t>
-      </w:r>
-      <w:proofErr w:type="spellEnd"/>
-      <w:r>
-        <w:t>(np.float32)</w:t>
-      </w:r>
-    </w:p>
-    <w:p>
-      <w:r>
-        <w:t xml:space="preserve">        </w:t>
-      </w:r>
-    </w:p>
-    <w:p>
-      <w:r>
-        <w:t xml:space="preserve">    def </w:t>
-      </w:r>
-      <w:proofErr w:type="spellStart"/>
-      <w:r>
-        <w:t>segment_visceral_core</w:t>
-      </w:r>
-      <w:proofErr w:type="spellEnd"/>
-      <w:r>
-        <w:t xml:space="preserve">(self, t2_threshold=145.0, </w:t>
-      </w:r>
-      <w:proofErr w:type="spellStart"/>
-      <w:r>
-        <w:t>adc_bound</w:t>
-      </w:r>
-      <w:proofErr w:type="spellEnd"/>
-      <w:r>
-        <w:t>=690.0):</w:t>
+    </w:p>
+    <w:p>
+      <w:r>
+        <w:t xml:space="preserve">    def segment_visceral_core(self, t2_threshold=145.0, adc_bound=690.0):</w:t>
       </w:r>
     </w:p>
     <w:p>
@@ -5367,23 +5115,7 @@
     </w:p>
     <w:p>
       <w:r>
-        <w:t xml:space="preserve">        smoothed = </w:t>
-      </w:r>
-      <w:proofErr w:type="spellStart"/>
-      <w:r>
-        <w:t>ndimage.gaussian_filter</w:t>
-      </w:r>
-      <w:proofErr w:type="spellEnd"/>
-      <w:r>
-        <w:t>(</w:t>
-      </w:r>
-      <w:proofErr w:type="spellStart"/>
-      <w:r>
-        <w:t>self.mri_matrix</w:t>
-      </w:r>
-      <w:proofErr w:type="spellEnd"/>
-      <w:r>
-        <w:t>, sigma=1.1)</w:t>
+        <w:t xml:space="preserve">        smoothed = ndimage.gaussian_filter(self.mri_matrix, sigma=1.1)</w:t>
       </w:r>
     </w:p>
     <w:p>
@@ -5400,68 +5132,12 @@
     </w:p>
     <w:p>
       <w:r>
-        <w:t xml:space="preserve">        </w:t>
-      </w:r>
-      <w:proofErr w:type="spellStart"/>
-      <w:r>
-        <w:t>core_mask</w:t>
-      </w:r>
-      <w:proofErr w:type="spellEnd"/>
-      <w:r>
-        <w:t xml:space="preserve"> = (smoothed &lt; t2_threshold) &amp; (</w:t>
-      </w:r>
-      <w:proofErr w:type="spellStart"/>
-      <w:r>
-        <w:t>self.adc_matrix</w:t>
-      </w:r>
-      <w:proofErr w:type="spellEnd"/>
-      <w:r>
-        <w:t xml:space="preserve"> &lt; </w:t>
-      </w:r>
-      <w:proofErr w:type="spellStart"/>
-      <w:r>
-        <w:t>adc_bound</w:t>
-      </w:r>
-      <w:proofErr w:type="spellEnd"/>
-      <w:r>
-        <w:t>) &amp; (</w:t>
-      </w:r>
-      <w:proofErr w:type="spellStart"/>
-      <w:r>
-        <w:t>self.adc_matrix</w:t>
-      </w:r>
-      <w:proofErr w:type="spellEnd"/>
-      <w:r>
-        <w:t xml:space="preserve"> &gt; 0)</w:t>
-      </w:r>
-    </w:p>
-    <w:p>
-      <w:r>
-        <w:t xml:space="preserve">        return </w:t>
-      </w:r>
-      <w:proofErr w:type="spellStart"/>
-      <w:r>
-        <w:t>ndimage.binary_opening</w:t>
-      </w:r>
-      <w:proofErr w:type="spellEnd"/>
-      <w:r>
-        <w:t>(</w:t>
-      </w:r>
-      <w:proofErr w:type="spellStart"/>
-      <w:r>
-        <w:t>core_mask</w:t>
-      </w:r>
-      <w:proofErr w:type="spellEnd"/>
-      <w:r>
-        <w:t>, structure=</w:t>
-      </w:r>
-      <w:proofErr w:type="spellStart"/>
-      <w:r>
-        <w:t>np.ones</w:t>
-      </w:r>
-      <w:proofErr w:type="spellEnd"/>
-      <w:r>
-        <w:t>((3,3)))</w:t>
+        <w:t xml:space="preserve">        core_mask = (smoothed &lt; t2_threshold) &amp; (self.adc_matrix &lt; adc_bound) &amp; (self.adc_matrix &gt; 0)</w:t>
+      </w:r>
+    </w:p>
+    <w:p>
+      <w:r>
+        <w:t xml:space="preserve">        return ndimage.binary_opening(core_mask, structure=np.ones((3,3)))</w:t>
       </w:r>
     </w:p>
     <w:p/>
@@ -6126,13 +5802,8 @@
             <w:hideMark/>
           </w:tcPr>
           <w:p>
-            <w:proofErr w:type="spellStart"/>
             <w:r>
-              <w:t>Micrometastatic</w:t>
-            </w:r>
-            <w:proofErr w:type="spellEnd"/>
-            <w:r>
-              <w:t xml:space="preserve"> Shedding</w:t>
+              <w:t>Micrometastatic Shedding</w:t>
             </w:r>
           </w:p>
         </w:tc>
@@ -7039,15 +6710,7 @@
           </w:tcPr>
           <w:p>
             <w:r>
-              <w:t xml:space="preserve">&gt; 5.8 </w:t>
-            </w:r>
-            <w:proofErr w:type="spellStart"/>
-            <w:r>
-              <w:t>mEq</w:t>
-            </w:r>
-            <w:proofErr w:type="spellEnd"/>
-            <w:r>
-              <w:t>/L (Isolated)</w:t>
+              <w:t>&gt; 5.8 mEq/L (Isolated)</w:t>
             </w:r>
           </w:p>
         </w:tc>
@@ -7568,21 +7231,12 @@
           <w:numId w:val="5"/>
         </w:numPr>
       </w:pPr>
-      <w:proofErr w:type="spellStart"/>
-      <w:r>
-        <w:rPr>
-          <w:b/>
-          <w:bCs/>
-        </w:rPr>
-        <w:t>KureaSH</w:t>
-      </w:r>
-      <w:proofErr w:type="spellEnd"/>
-      <w:r>
-        <w:rPr>
-          <w:b/>
-          <w:bCs/>
-        </w:rPr>
-        <w:t xml:space="preserve"> (Naked Brand Creatine):</w:t>
+      <w:r>
+        <w:rPr>
+          <w:b/>
+          <w:bCs/>
+        </w:rPr>
+        <w:t>KureaSH (Naked Brand Creatine):</w:t>
       </w:r>
       <w:r>
         <w:t xml:space="preserve"> Administer </w:t>
@@ -10533,32 +10187,37 @@
           <w:bCs/>
         </w:rPr>
         <w:lastRenderedPageBreak/>
-        <w:t>References:</w:t>
-      </w:r>
-    </w:p>
-    <w:p>
-      <w:r>
-        <w:rPr>
-          <w:b/>
-          <w:bCs/>
-        </w:rPr>
-        <w:t xml:space="preserve">Dietz L, </w:t>
-      </w:r>
-      <w:proofErr w:type="spellStart"/>
-      <w:r>
-        <w:rPr>
-          <w:b/>
-          <w:bCs/>
-        </w:rPr>
-        <w:t>Dömel</w:t>
-      </w:r>
-      <w:proofErr w:type="spellEnd"/>
-      <w:r>
-        <w:rPr>
-          <w:b/>
-          <w:bCs/>
-        </w:rPr>
-        <w:t xml:space="preserve"> JS, Leese F, et al.</w:t>
+        <w:t xml:space="preserve">Volume IV </w:t>
+      </w:r>
+      <w:r>
+        <w:rPr>
+          <w:b/>
+          <w:bCs/>
+        </w:rPr>
+        <w:t>Reference</w:t>
+      </w:r>
+      <w:r>
+        <w:rPr>
+          <w:b/>
+          <w:bCs/>
+        </w:rPr>
+        <w:t xml:space="preserve"> List</w:t>
+      </w:r>
+      <w:r>
+        <w:rPr>
+          <w:b/>
+          <w:bCs/>
+        </w:rPr>
+        <w:t>:</w:t>
+      </w:r>
+    </w:p>
+    <w:p>
+      <w:r>
+        <w:rPr>
+          <w:b/>
+          <w:bCs/>
+        </w:rPr>
+        <w:t>Dietz L, Dömel JS, Leese F, et al.</w:t>
       </w:r>
       <w:r>
         <w:t xml:space="preserve"> Feeding ecology in sea spiders (Arthropoda: Pycnogonida): A review of food preferences and morphological correlates. </w:t>
@@ -10602,51 +10261,19 @@
         </w:r>
       </w:hyperlink>
       <w:r>
-        <w:t xml:space="preserve"> [</w:t>
-      </w:r>
-      <w:proofErr w:type="spellStart"/>
-      <w:r>
-        <w:t>site:gov</w:t>
-      </w:r>
-      <w:proofErr w:type="spellEnd"/>
-      <w:r>
-        <w:t>]</w:t>
-      </w:r>
-    </w:p>
-    <w:p>
-      <w:r>
-        <w:rPr>
-          <w:b/>
-          <w:bCs/>
-        </w:rPr>
-        <w:t xml:space="preserve">Katija K, Orenstein E, </w:t>
-      </w:r>
-      <w:proofErr w:type="spellStart"/>
-      <w:r>
-        <w:rPr>
-          <w:b/>
-          <w:bCs/>
-        </w:rPr>
-        <w:t>Schlining</w:t>
-      </w:r>
-      <w:proofErr w:type="spellEnd"/>
-      <w:r>
-        <w:rPr>
-          <w:b/>
-          <w:bCs/>
-        </w:rPr>
-        <w:t xml:space="preserve"> B, et al.</w:t>
-      </w:r>
-      <w:r>
-        <w:t xml:space="preserve"> </w:t>
-      </w:r>
-      <w:proofErr w:type="spellStart"/>
-      <w:r>
-        <w:t>FathomNet</w:t>
-      </w:r>
-      <w:proofErr w:type="spellEnd"/>
-      <w:r>
-        <w:t xml:space="preserve">: A global image database for enabling artificial intelligence in the ocean. </w:t>
+        <w:t xml:space="preserve"> [site:gov]</w:t>
+      </w:r>
+    </w:p>
+    <w:p>
+      <w:r>
+        <w:rPr>
+          <w:b/>
+          <w:bCs/>
+        </w:rPr>
+        <w:t>Katija K, Orenstein E, Schlining B, et al.</w:t>
+      </w:r>
+      <w:r>
+        <w:t xml:space="preserve"> FathomNet: A global image database for enabling artificial intelligence in the ocean. </w:t>
       </w:r>
       <w:r>
         <w:rPr>
@@ -10687,15 +10314,7 @@
         </w:r>
       </w:hyperlink>
       <w:r>
-        <w:t xml:space="preserve"> [</w:t>
-      </w:r>
-      <w:proofErr w:type="spellStart"/>
-      <w:r>
-        <w:t>site:gov</w:t>
-      </w:r>
-      <w:proofErr w:type="spellEnd"/>
-      <w:r>
-        <w:t>]</w:t>
+        <w:t xml:space="preserve"> [site:gov]</w:t>
       </w:r>
     </w:p>
     <w:p>
@@ -10741,15 +10360,7 @@
         </w:r>
       </w:hyperlink>
       <w:r>
-        <w:t xml:space="preserve"> [</w:t>
-      </w:r>
-      <w:proofErr w:type="spellStart"/>
-      <w:r>
-        <w:t>site:gov</w:t>
-      </w:r>
-      <w:proofErr w:type="spellEnd"/>
-      <w:r>
-        <w:t>] [</w:t>
+        <w:t xml:space="preserve"> [site:gov] [</w:t>
       </w:r>
       <w:hyperlink r:id="rId11" w:history="1">
         <w:r>
@@ -10772,15 +10383,7 @@
         <w:t>Pickett H.</w:t>
       </w:r>
       <w:r>
-        <w:t xml:space="preserve"> Desmoplastic small round cell </w:t>
-      </w:r>
-      <w:proofErr w:type="spellStart"/>
-      <w:r>
-        <w:t>tumour</w:t>
-      </w:r>
-      <w:proofErr w:type="spellEnd"/>
-      <w:r>
-        <w:t xml:space="preserve">: the radiological, pathology and clinical features of aggressive fibrous encapsulation. </w:t>
+        <w:t xml:space="preserve"> Desmoplastic small round cell tumour: the radiological, pathology and clinical features of aggressive fibrous encapsulation. </w:t>
       </w:r>
       <w:r>
         <w:rPr>
@@ -10821,15 +10424,7 @@
         </w:r>
       </w:hyperlink>
       <w:r>
-        <w:t xml:space="preserve"> [</w:t>
-      </w:r>
-      <w:proofErr w:type="spellStart"/>
-      <w:r>
-        <w:t>site:gov</w:t>
-      </w:r>
-      <w:proofErr w:type="spellEnd"/>
-      <w:r>
-        <w:t>]</w:t>
+        <w:t xml:space="preserve"> [site:gov]</w:t>
       </w:r>
     </w:p>
     <w:p>
@@ -10875,15 +10470,7 @@
         </w:r>
       </w:hyperlink>
       <w:r>
-        <w:t xml:space="preserve"> [</w:t>
-      </w:r>
-      <w:proofErr w:type="spellStart"/>
-      <w:r>
-        <w:t>site:edu</w:t>
-      </w:r>
-      <w:proofErr w:type="spellEnd"/>
-      <w:r>
-        <w:t>]</w:t>
+        <w:t xml:space="preserve"> [site:edu]</w:t>
       </w:r>
     </w:p>
     <w:p>
@@ -10936,15 +10523,7 @@
         </w:r>
       </w:hyperlink>
       <w:r>
-        <w:t xml:space="preserve"> [</w:t>
-      </w:r>
-      <w:proofErr w:type="spellStart"/>
-      <w:r>
-        <w:t>site:gov</w:t>
-      </w:r>
-      <w:proofErr w:type="spellEnd"/>
-      <w:r>
-        <w:t>]</w:t>
+        <w:t xml:space="preserve"> [site:gov]</w:t>
       </w:r>
     </w:p>
     <w:p>
@@ -10990,15 +10569,7 @@
         </w:r>
       </w:hyperlink>
       <w:r>
-        <w:t xml:space="preserve"> [</w:t>
-      </w:r>
-      <w:proofErr w:type="spellStart"/>
-      <w:r>
-        <w:t>site:edu</w:t>
-      </w:r>
-      <w:proofErr w:type="spellEnd"/>
-      <w:r>
-        <w:t>]</w:t>
+        <w:t xml:space="preserve"> [site:edu]</w:t>
       </w:r>
     </w:p>
     <w:p>
@@ -11017,17 +10588,8 @@
           <w:i/>
           <w:iCs/>
         </w:rPr>
-        <w:t xml:space="preserve">J Korean Soc </w:t>
-      </w:r>
-      <w:proofErr w:type="spellStart"/>
-      <w:r>
-        <w:rPr>
-          <w:i/>
-          <w:iCs/>
-        </w:rPr>
-        <w:t>Radiol</w:t>
-      </w:r>
-      <w:proofErr w:type="spellEnd"/>
+        <w:t>J Korean Soc Radiol</w:t>
+      </w:r>
       <w:r>
         <w:t>. 2013;69:385.</w:t>
       </w:r>
@@ -11053,15 +10615,7 @@
         </w:r>
       </w:hyperlink>
       <w:r>
-        <w:t xml:space="preserve"> [</w:t>
-      </w:r>
-      <w:proofErr w:type="spellStart"/>
-      <w:r>
-        <w:t>site:gov</w:t>
-      </w:r>
-      <w:proofErr w:type="spellEnd"/>
-      <w:r>
-        <w:t>]</w:t>
+        <w:t xml:space="preserve"> [site:gov]</w:t>
       </w:r>
     </w:p>
     <w:p>
@@ -11107,15 +10661,7 @@
         </w:r>
       </w:hyperlink>
       <w:r>
-        <w:t xml:space="preserve"> [</w:t>
-      </w:r>
-      <w:proofErr w:type="spellStart"/>
-      <w:r>
-        <w:t>site:gov</w:t>
-      </w:r>
-      <w:proofErr w:type="spellEnd"/>
-      <w:r>
-        <w:t>] [</w:t>
+        <w:t xml:space="preserve"> [site:gov] [</w:t>
       </w:r>
       <w:hyperlink r:id="rId18" w:history="1">
         <w:r>
@@ -11174,15 +10720,7 @@
         </w:r>
       </w:hyperlink>
       <w:r>
-        <w:t xml:space="preserve"> [</w:t>
-      </w:r>
-      <w:proofErr w:type="spellStart"/>
-      <w:r>
-        <w:t>site:mil</w:t>
-      </w:r>
-      <w:proofErr w:type="spellEnd"/>
-      <w:r>
-        <w:t>] [</w:t>
+        <w:t xml:space="preserve"> [site:mil] [</w:t>
       </w:r>
       <w:hyperlink r:id="rId20" w:history="1">
         <w:r>
@@ -11428,23 +10966,7 @@
     </w:p>
     <w:p>
       <w:r>
-        <w:t>The technical resources, institutional research databases, and biophysical metrics supporting Volume IV’s lower gastrointestinal tracking, colonic tissue encapsulation, and non-surgical evacuation parameters are systematically compiled below (</w:t>
-      </w:r>
-      <w:proofErr w:type="spellStart"/>
-      <w:r>
-        <w:t>colon_tumo</w:t>
-      </w:r>
-      <w:proofErr w:type="spellEnd"/>
-      <w:r>
-        <w:t>... pp. 1-2). All entries originate from verified institutional servers to ensure maximum compliance (</w:t>
-      </w:r>
-      <w:proofErr w:type="spellStart"/>
-      <w:r>
-        <w:t>colon_tumo</w:t>
-      </w:r>
-      <w:proofErr w:type="spellEnd"/>
-      <w:r>
-        <w:t>... p. 2).</w:t>
+        <w:t>The technical resources, institutional research databases, and biophysical metrics supporting Volume IV’s lower gastrointestinal tracking, colonic tissue encapsulation, and non-surgical evacuation parameters are systematically compiled below (colon_tumo... pp. 1-2). All entries originate from verified institutional servers to ensure maximum compliance (colon_tumo... p. 2).</w:t>
       </w:r>
     </w:p>
     <w:p/>
@@ -11497,15 +11019,7 @@
         <w:t>Naval Medical Research Command:</w:t>
       </w:r>
       <w:r>
-        <w:t xml:space="preserve"> Defines operational guidelines for full-hood Supplied Air Respirators (PAPR) and fluid-impermeable HAZMAT enclosures (</w:t>
-      </w:r>
-      <w:proofErr w:type="spellStart"/>
-      <w:r>
-        <w:t>colon_tumo</w:t>
-      </w:r>
-      <w:proofErr w:type="spellEnd"/>
-      <w:r>
-        <w:t>... p. 11).</w:t>
+        <w:t xml:space="preserve"> Defines operational guidelines for full-hood Supplied Air Respirators (PAPR) and fluid-impermeable HAZMAT enclosures (colon_tumo... p. 11).</w:t>
       </w:r>
     </w:p>
     <w:p>
@@ -11523,15 +11037,7 @@
         <w:t>Department of the Navy BUMED Directives:</w:t>
       </w:r>
       <w:r>
-        <w:t xml:space="preserve"> Establishes parameters for closed negative-pressure lower GI operating loops and continuous luminal scavenging arrays running molecular charcoal matrices (</w:t>
-      </w:r>
-      <w:proofErr w:type="spellStart"/>
-      <w:r>
-        <w:t>colon_tumo</w:t>
-      </w:r>
-      <w:proofErr w:type="spellEnd"/>
-      <w:r>
-        <w:t>... pp. 9-10).</w:t>
+        <w:t xml:space="preserve"> Establishes parameters for closed negative-pressure lower GI operating loops and continuous luminal scavenging arrays running molecular charcoal matrices (colon_tumo... pp. 9-10).</w:t>
       </w:r>
     </w:p>
     <w:p>
@@ -11549,15 +11055,7 @@
         <w:t>Office of Naval Research:</w:t>
       </w:r>
       <w:r>
-        <w:t xml:space="preserve"> Coordinated spatial baseline parameters for digestion_rectal_confinement_model.py and rectal_infection.py to map submucosal vector tracking (</w:t>
-      </w:r>
-      <w:proofErr w:type="spellStart"/>
-      <w:r>
-        <w:t>colon_tumo</w:t>
-      </w:r>
-      <w:proofErr w:type="spellEnd"/>
-      <w:r>
-        <w:t>... pp. 2, 18).</w:t>
+        <w:t xml:space="preserve"> Coordinated spatial baseline parameters for digestion_rectal_confinement_model.py and rectal_infection.py to map submucosal vector tracking (colon_tumo... pp. 2, 18).</w:t>
       </w:r>
     </w:p>
     <w:p>
@@ -11735,15 +11233,7 @@
         <w:t>PubMed Central (PMC) Clinical Archive:</w:t>
       </w:r>
       <w:r>
-        <w:t xml:space="preserve"> Full-text clinical case registries evaluating atypical scirrhous carcinomas, deep intramural abscesses, and chronic fistulizing granulomas (</w:t>
-      </w:r>
-      <w:proofErr w:type="spellStart"/>
-      <w:r>
-        <w:t>colon_tumo</w:t>
-      </w:r>
-      <w:proofErr w:type="spellEnd"/>
-      <w:r>
-        <w:t>... p. 21).</w:t>
+        <w:t xml:space="preserve"> Full-text clinical case registries evaluating atypical scirrhous carcinomas, deep intramural abscesses, and chronic fistulizing granulomas (colon_tumo... p. 21).</w:t>
       </w:r>
     </w:p>
     <w:p>
@@ -11761,15 +11251,7 @@
         <w:t>National Institutes of Health (NIH) Bio-Registry:</w:t>
       </w:r>
       <w:r>
-        <w:t xml:space="preserve"> Sets quantitative multi-sequence magnetic resonance tracking standards (spectral fat-saturation SPAIR/STIR maps) and restricted water diffusion boundaries (</w:t>
-      </w:r>
-      <w:proofErr w:type="spellStart"/>
-      <w:r>
-        <w:t>colon_tumo</w:t>
-      </w:r>
-      <w:proofErr w:type="spellEnd"/>
-      <w:r>
-        <w:t>... pp. 27-28).</w:t>
+        <w:t xml:space="preserve"> Sets quantitative multi-sequence magnetic resonance tracking standards (spectral fat-saturation SPAIR/STIR maps) and restricted water diffusion boundaries (colon_tumo... pp. 27-28).</w:t>
       </w:r>
     </w:p>
     <w:p>
@@ -11787,15 +11269,7 @@
         <w:t>University of Washington School of Medicine:</w:t>
       </w:r>
       <w:r>
-        <w:t xml:space="preserve"> Clinical assay profiles detailing peripheral blood biomarkers, specifically serum chitotriosidase spikes and isolated colonic smooth muscle potassium surges (</w:t>
-      </w:r>
-      <w:proofErr w:type="spellStart"/>
-      <w:r>
-        <w:t>colon_tumo</w:t>
-      </w:r>
-      <w:proofErr w:type="spellEnd"/>
-      <w:r>
-        <w:t>... pp. 2, 35).</w:t>
+        <w:t xml:space="preserve"> Clinical assay profiles detailing peripheral blood biomarkers, specifically serum chitotriosidase spikes and isolated colonic smooth muscle potassium surges (colon_tumo... pp. 2, 35).</w:t>
       </w:r>
     </w:p>
     <w:p>
@@ -11973,15 +11447,7 @@
         <w:t>U.S. Environmental Protection Agency (EPA):</w:t>
       </w:r>
       <w:r>
-        <w:t xml:space="preserve"> Establishes chemical performance criteria for industrial quaternary ammonium surfactants (Formula 409) to force cuticular leg contraction (</w:t>
-      </w:r>
-      <w:proofErr w:type="spellStart"/>
-      <w:r>
-        <w:t>colon_tumo</w:t>
-      </w:r>
-      <w:proofErr w:type="spellEnd"/>
-      <w:r>
-        <w:t>... pp. 39, 41).</w:t>
+        <w:t xml:space="preserve"> Establishes chemical performance criteria for industrial quaternary ammonium surfactants (Formula 409) to force cuticular leg contraction (colon_tumo... pp. 39, 41).</w:t>
       </w:r>
     </w:p>
     <w:p>
@@ -12009,15 +11475,7 @@
         <w:t>Pycnogonida</w:t>
       </w:r>
       <w:r>
-        <w:t xml:space="preserve"> body metrics, larval brooding outputs, and appendicular flexion limits (</w:t>
-      </w:r>
-      <w:proofErr w:type="spellStart"/>
-      <w:r>
-        <w:t>colon_tumo</w:t>
-      </w:r>
-      <w:proofErr w:type="spellEnd"/>
-      <w:r>
-        <w:t>... pp. 2, 33).</w:t>
+        <w:t xml:space="preserve"> body metrics, larval brooding outputs, and appendicular flexion limits (colon_tumo... pp. 2, 33).</w:t>
       </w:r>
     </w:p>
     <w:p>
@@ -12035,15 +11493,7 @@
         <w:t>Harvard University / MIT Materials Research Labs:</w:t>
       </w:r>
       <w:r>
-        <w:t xml:space="preserve"> Formulations for botanical cell supports and astringent clearing flushes to accelerate healthy tissue granulation (</w:t>
-      </w:r>
-      <w:proofErr w:type="spellStart"/>
-      <w:r>
-        <w:t>colon_tumo</w:t>
-      </w:r>
-      <w:proofErr w:type="spellEnd"/>
-      <w:r>
-        <w:t>... p. 44).</w:t>
+        <w:t xml:space="preserve"> Formulations for botanical cell supports and astringent clearing flushes to accelerate healthy tissue granulation (colon_tumo... p. 44).</w:t>
       </w:r>
     </w:p>
     <w:p/>

--- a/docs/colon_tumor_journal.docx
+++ b/docs/colon_tumor_journal.docx
@@ -7180,7 +7180,21 @@
           <w:b/>
           <w:bCs/>
         </w:rPr>
-        <w:t>Niacin (Vitamin B3):</w:t>
+        <w:t>A</w:t>
+      </w:r>
+      <w:r>
+        <w:rPr>
+          <w:b/>
+          <w:bCs/>
+        </w:rPr>
+        <w:t>cidum nicotinicum</w:t>
+      </w:r>
+      <w:r>
+        <w:rPr>
+          <w:b/>
+          <w:bCs/>
+        </w:rPr>
+        <w:t>:</w:t>
       </w:r>
       <w:r>
         <w:t xml:space="preserve"> </w:t>
@@ -7208,7 +7222,14 @@
           <w:b/>
           <w:bCs/>
         </w:rPr>
-        <w:t>Zinc:</w:t>
+        <w:t>Chellated Zincum gluconicum</w:t>
+      </w:r>
+      <w:r>
+        <w:rPr>
+          <w:b/>
+          <w:bCs/>
+        </w:rPr>
+        <w:t>:</w:t>
       </w:r>
       <w:r>
         <w:t xml:space="preserve"> </w:t>
@@ -7236,7 +7257,14 @@
           <w:b/>
           <w:bCs/>
         </w:rPr>
-        <w:t>KureaSH (Naked Brand Creatine):</w:t>
+        <w:t>Creatinum monohydricum</w:t>
+      </w:r>
+      <w:r>
+        <w:rPr>
+          <w:b/>
+          <w:bCs/>
+        </w:rPr>
+        <w:t>:</w:t>
       </w:r>
       <w:r>
         <w:t xml:space="preserve"> Administer </w:t>
@@ -7249,7 +7277,16 @@
         <w:t>20 g daily</w:t>
       </w:r>
       <w:r>
-        <w:t xml:space="preserve"> of pure micronized creatine monohydrate dissolved exclusively in distilled water for six (6) months to preserve intracellular ATP levels under cellular stress.</w:t>
+        <w:t xml:space="preserve"> of pure micronized </w:t>
+      </w:r>
+      <w:r>
+        <w:t>Creatinum monohydricum</w:t>
+      </w:r>
+      <w:r>
+        <w:t xml:space="preserve"> </w:t>
+      </w:r>
+      <w:r>
+        <w:t>dissolved exclusively in distilled water for six (6) months to preserve intracellular ATP levels under cellular stress.</w:t>
       </w:r>
     </w:p>
     <w:p>
@@ -7264,7 +7301,14 @@
           <w:b/>
           <w:bCs/>
         </w:rPr>
-        <w:t>Turmeric:</w:t>
+        <w:t>Curcuma longa</w:t>
+      </w:r>
+      <w:r>
+        <w:rPr>
+          <w:b/>
+          <w:bCs/>
+        </w:rPr>
+        <w:t>:</w:t>
       </w:r>
       <w:r>
         <w:t xml:space="preserve"> </w:t>
@@ -14907,6 +14951,7 @@
   <w:style w:type="character" w:default="1" w:styleId="DefaultParagraphFont">
     <w:name w:val="Default Paragraph Font"/>
     <w:uiPriority w:val="1"/>
+    <w:semiHidden/>
     <w:unhideWhenUsed/>
   </w:style>
   <w:style w:type="table" w:default="1" w:styleId="TableNormal">
